--- a/Lab Manual Docs/Exp_09_WBS_Gantt_and_Testing_Design.docx
+++ b/Lab Manual Docs/Exp_09_WBS_Gantt_and_Testing_Design.docx
@@ -2,6 +2,352 @@
 <file path=word/document.xml><?xml version="1.0" encoding="utf-8"?>
 <w:document xmlns:wpc="http://schemas.microsoft.com/office/word/2010/wordprocessingCanvas" xmlns:mo="http://schemas.microsoft.com/office/mac/office/2008/main" xmlns:mc="http://schemas.openxmlformats.org/markup-compatibility/2006" xmlns:mv="urn:schemas-microsoft-com:mac:vml" xmlns:o="urn:schemas-microsoft-com:office:office" xmlns:r="http://schemas.openxmlformats.org/officeDocument/2006/relationships" xmlns:m="http://schemas.openxmlformats.org/officeDocument/2006/math" xmlns:v="urn:schemas-microsoft-com:vml" xmlns:wp14="http://schemas.microsoft.com/office/word/2010/wordprocessingDrawing" xmlns:wp="http://schemas.openxmlformats.org/drawingml/2006/wordprocessingDrawing" xmlns:w10="urn:schemas-microsoft-com:office:word" xmlns:w="http://schemas.openxmlformats.org/wordprocessingml/2006/main" xmlns:w14="http://schemas.microsoft.com/office/word/2010/wordml" xmlns:wpg="http://schemas.microsoft.com/office/word/2010/wordprocessingGroup" xmlns:wpi="http://schemas.microsoft.com/office/word/2010/wordprocessingInk" xmlns:wne="http://schemas.microsoft.com/office/word/2006/wordml" xmlns:wps="http://schemas.microsoft.com/office/word/2010/wordprocessingShape" mc:Ignorable="w14 wp14">
   <w:body>
+    <w:tbl>
+      <w:tblPr>
+        <w:tblW w:type="auto" w:w="0"/>
+        <w:jc w:val="center"/>
+        <w:tblLook w:firstColumn="1" w:firstRow="1" w:lastColumn="0" w:lastRow="0" w:noHBand="0" w:noVBand="1" w:val="04A0"/>
+        <w:tblBorders>
+          <w:top w:val="single" w:sz="8" w:space="0" w:color="000000"/>
+          <w:left w:val="single" w:sz="8" w:space="0" w:color="000000"/>
+          <w:bottom w:val="single" w:sz="8" w:space="0" w:color="000000"/>
+          <w:right w:val="single" w:sz="8" w:space="0" w:color="000000"/>
+          <w:insideH w:val="single" w:sz="8" w:space="0" w:color="000000"/>
+          <w:insideV w:val="single" w:sz="8" w:space="0" w:color="000000"/>
+        </w:tblBorders>
+      </w:tblPr>
+      <w:tblGrid>
+        <w:gridCol w:w="4320"/>
+        <w:gridCol w:w="4320"/>
+      </w:tblGrid>
+      <w:tr>
+        <w:tc>
+          <w:tcPr>
+            <w:tcW w:type="dxa" w:w="2592"/>
+            <w:tcMar>
+              <w:top w:w="100" w:type="dxa"/>
+              <w:bottom w:w="100" w:type="dxa"/>
+              <w:left w:w="140" w:type="dxa"/>
+              <w:right w:w="140" w:type="dxa"/>
+            </w:tcMar>
+          </w:tcPr>
+          <w:p>
+            <w:pPr>
+              <w:spacing w:before="0" w:after="0" w:line="276" w:lineRule="auto"/>
+              <w:jc w:val="left"/>
+            </w:pPr>
+            <w:r>
+              <w:rPr>
+                <w:rFonts w:ascii="Calibri" w:hAnsi="Calibri"/>
+                <w:b/>
+                <w:color w:val="000000"/>
+                <w:sz w:val="21"/>
+              </w:rPr>
+              <w:t>NAME</w:t>
+            </w:r>
+          </w:p>
+        </w:tc>
+        <w:tc>
+          <w:tcPr>
+            <w:tcW w:type="dxa" w:w="6768"/>
+            <w:tcMar>
+              <w:top w:w="100" w:type="dxa"/>
+              <w:bottom w:w="100" w:type="dxa"/>
+              <w:left w:w="140" w:type="dxa"/>
+              <w:right w:w="140" w:type="dxa"/>
+            </w:tcMar>
+          </w:tcPr>
+          <w:p>
+            <w:pPr>
+              <w:spacing w:before="0" w:after="0" w:line="276" w:lineRule="auto"/>
+              <w:jc w:val="left"/>
+            </w:pPr>
+            <w:r>
+              <w:rPr>
+                <w:rFonts w:ascii="Calibri" w:hAnsi="Calibri"/>
+                <w:color w:val="000000"/>
+                <w:sz w:val="21"/>
+              </w:rPr>
+              <w:t>Kimaya Teli</w:t>
+              <w:br/>
+              <w:t>Abhishek kumar Kairamkonda</w:t>
+              <w:br/>
+              <w:t>Krishna Somani</w:t>
+            </w:r>
+          </w:p>
+        </w:tc>
+      </w:tr>
+      <w:tr>
+        <w:tc>
+          <w:tcPr>
+            <w:tcW w:type="dxa" w:w="2592"/>
+            <w:tcMar>
+              <w:top w:w="100" w:type="dxa"/>
+              <w:bottom w:w="100" w:type="dxa"/>
+              <w:left w:w="140" w:type="dxa"/>
+              <w:right w:w="140" w:type="dxa"/>
+            </w:tcMar>
+          </w:tcPr>
+          <w:p>
+            <w:pPr>
+              <w:spacing w:before="0" w:after="0" w:line="276" w:lineRule="auto"/>
+              <w:jc w:val="left"/>
+            </w:pPr>
+            <w:r>
+              <w:rPr>
+                <w:rFonts w:ascii="Calibri" w:hAnsi="Calibri"/>
+                <w:b/>
+                <w:color w:val="000000"/>
+                <w:sz w:val="21"/>
+              </w:rPr>
+              <w:t>ROLL NO</w:t>
+            </w:r>
+          </w:p>
+        </w:tc>
+        <w:tc>
+          <w:tcPr>
+            <w:tcW w:type="dxa" w:w="6768"/>
+            <w:tcMar>
+              <w:top w:w="100" w:type="dxa"/>
+              <w:bottom w:w="100" w:type="dxa"/>
+              <w:left w:w="140" w:type="dxa"/>
+              <w:right w:w="140" w:type="dxa"/>
+            </w:tcMar>
+          </w:tcPr>
+          <w:p>
+            <w:pPr>
+              <w:spacing w:before="0" w:after="0" w:line="276" w:lineRule="auto"/>
+              <w:jc w:val="left"/>
+            </w:pPr>
+            <w:r>
+              <w:rPr>
+                <w:rFonts w:ascii="Calibri" w:hAnsi="Calibri"/>
+                <w:color w:val="000000"/>
+                <w:sz w:val="21"/>
+              </w:rPr>
+              <w:t>24102C0079</w:t>
+              <w:br/>
+              <w:t>24102C0085</w:t>
+              <w:br/>
+              <w:t>24102C0067</w:t>
+            </w:r>
+          </w:p>
+        </w:tc>
+      </w:tr>
+      <w:tr>
+        <w:tc>
+          <w:tcPr>
+            <w:tcW w:type="dxa" w:w="2592"/>
+            <w:tcMar>
+              <w:top w:w="100" w:type="dxa"/>
+              <w:bottom w:w="100" w:type="dxa"/>
+              <w:left w:w="140" w:type="dxa"/>
+              <w:right w:w="140" w:type="dxa"/>
+            </w:tcMar>
+          </w:tcPr>
+          <w:p>
+            <w:pPr>
+              <w:spacing w:before="0" w:after="0" w:line="276" w:lineRule="auto"/>
+              <w:jc w:val="left"/>
+            </w:pPr>
+            <w:r>
+              <w:rPr>
+                <w:rFonts w:ascii="Calibri" w:hAnsi="Calibri"/>
+                <w:b/>
+                <w:color w:val="000000"/>
+                <w:sz w:val="21"/>
+              </w:rPr>
+              <w:t>BRANCH</w:t>
+            </w:r>
+          </w:p>
+        </w:tc>
+        <w:tc>
+          <w:tcPr>
+            <w:tcW w:type="dxa" w:w="6768"/>
+            <w:tcMar>
+              <w:top w:w="100" w:type="dxa"/>
+              <w:bottom w:w="100" w:type="dxa"/>
+              <w:left w:w="140" w:type="dxa"/>
+              <w:right w:w="140" w:type="dxa"/>
+            </w:tcMar>
+          </w:tcPr>
+          <w:p>
+            <w:pPr>
+              <w:spacing w:before="0" w:after="0" w:line="276" w:lineRule="auto"/>
+              <w:jc w:val="left"/>
+            </w:pPr>
+            <w:r>
+              <w:rPr>
+                <w:rFonts w:ascii="Calibri" w:hAnsi="Calibri"/>
+                <w:color w:val="000000"/>
+                <w:sz w:val="21"/>
+              </w:rPr>
+              <w:t>CMPN</w:t>
+            </w:r>
+          </w:p>
+        </w:tc>
+      </w:tr>
+      <w:tr>
+        <w:tc>
+          <w:tcPr>
+            <w:tcW w:type="dxa" w:w="2592"/>
+            <w:tcMar>
+              <w:top w:w="100" w:type="dxa"/>
+              <w:bottom w:w="100" w:type="dxa"/>
+              <w:left w:w="140" w:type="dxa"/>
+              <w:right w:w="140" w:type="dxa"/>
+            </w:tcMar>
+          </w:tcPr>
+          <w:p>
+            <w:pPr>
+              <w:spacing w:before="0" w:after="0" w:line="276" w:lineRule="auto"/>
+              <w:jc w:val="left"/>
+            </w:pPr>
+            <w:r>
+              <w:rPr>
+                <w:rFonts w:ascii="Calibri" w:hAnsi="Calibri"/>
+                <w:b/>
+                <w:color w:val="000000"/>
+                <w:sz w:val="21"/>
+              </w:rPr>
+              <w:t>DIV</w:t>
+            </w:r>
+          </w:p>
+        </w:tc>
+        <w:tc>
+          <w:tcPr>
+            <w:tcW w:type="dxa" w:w="6768"/>
+            <w:tcMar>
+              <w:top w:w="100" w:type="dxa"/>
+              <w:bottom w:w="100" w:type="dxa"/>
+              <w:left w:w="140" w:type="dxa"/>
+              <w:right w:w="140" w:type="dxa"/>
+            </w:tcMar>
+          </w:tcPr>
+          <w:p>
+            <w:pPr>
+              <w:spacing w:before="0" w:after="0" w:line="276" w:lineRule="auto"/>
+              <w:jc w:val="left"/>
+            </w:pPr>
+            <w:r>
+              <w:rPr>
+                <w:rFonts w:ascii="Calibri" w:hAnsi="Calibri"/>
+                <w:color w:val="000000"/>
+                <w:sz w:val="21"/>
+              </w:rPr>
+              <w:t>C</w:t>
+            </w:r>
+          </w:p>
+        </w:tc>
+      </w:tr>
+      <w:tr>
+        <w:tc>
+          <w:tcPr>
+            <w:tcW w:type="dxa" w:w="2592"/>
+            <w:tcMar>
+              <w:top w:w="100" w:type="dxa"/>
+              <w:bottom w:w="100" w:type="dxa"/>
+              <w:left w:w="140" w:type="dxa"/>
+              <w:right w:w="140" w:type="dxa"/>
+            </w:tcMar>
+          </w:tcPr>
+          <w:p>
+            <w:pPr>
+              <w:spacing w:before="0" w:after="0" w:line="276" w:lineRule="auto"/>
+              <w:jc w:val="left"/>
+            </w:pPr>
+            <w:r>
+              <w:rPr>
+                <w:rFonts w:ascii="Calibri" w:hAnsi="Calibri"/>
+                <w:b/>
+                <w:color w:val="000000"/>
+                <w:sz w:val="21"/>
+              </w:rPr>
+              <w:t>SUBJECT</w:t>
+            </w:r>
+          </w:p>
+        </w:tc>
+        <w:tc>
+          <w:tcPr>
+            <w:tcW w:type="dxa" w:w="6768"/>
+            <w:tcMar>
+              <w:top w:w="100" w:type="dxa"/>
+              <w:bottom w:w="100" w:type="dxa"/>
+              <w:left w:w="140" w:type="dxa"/>
+              <w:right w:w="140" w:type="dxa"/>
+            </w:tcMar>
+          </w:tcPr>
+          <w:p>
+            <w:pPr>
+              <w:spacing w:before="0" w:after="0" w:line="276" w:lineRule="auto"/>
+              <w:jc w:val="left"/>
+            </w:pPr>
+            <w:r>
+              <w:rPr>
+                <w:rFonts w:ascii="Calibri" w:hAnsi="Calibri"/>
+                <w:color w:val="000000"/>
+                <w:sz w:val="21"/>
+              </w:rPr>
+              <w:t>WDL LAB</w:t>
+            </w:r>
+          </w:p>
+        </w:tc>
+      </w:tr>
+      <w:tr>
+        <w:tc>
+          <w:tcPr>
+            <w:tcW w:type="dxa" w:w="2592"/>
+            <w:tcMar>
+              <w:top w:w="100" w:type="dxa"/>
+              <w:bottom w:w="100" w:type="dxa"/>
+              <w:left w:w="140" w:type="dxa"/>
+              <w:right w:w="140" w:type="dxa"/>
+            </w:tcMar>
+          </w:tcPr>
+          <w:p>
+            <w:pPr>
+              <w:spacing w:before="0" w:after="0" w:line="276" w:lineRule="auto"/>
+              <w:jc w:val="left"/>
+            </w:pPr>
+            <w:r>
+              <w:rPr>
+                <w:rFonts w:ascii="Calibri" w:hAnsi="Calibri"/>
+                <w:b/>
+                <w:color w:val="000000"/>
+                <w:sz w:val="21"/>
+              </w:rPr>
+              <w:t>FACULTY</w:t>
+            </w:r>
+          </w:p>
+        </w:tc>
+        <w:tc>
+          <w:tcPr>
+            <w:tcW w:type="dxa" w:w="6768"/>
+            <w:tcMar>
+              <w:top w:w="100" w:type="dxa"/>
+              <w:bottom w:w="100" w:type="dxa"/>
+              <w:left w:w="140" w:type="dxa"/>
+              <w:right w:w="140" w:type="dxa"/>
+            </w:tcMar>
+          </w:tcPr>
+          <w:p>
+            <w:pPr>
+              <w:spacing w:before="0" w:after="0" w:line="276" w:lineRule="auto"/>
+              <w:jc w:val="left"/>
+            </w:pPr>
+            <w:r>
+              <w:rPr>
+                <w:rFonts w:ascii="Calibri" w:hAnsi="Calibri"/>
+                <w:color w:val="000000"/>
+                <w:sz w:val="21"/>
+              </w:rPr>
+              <w:t>Dr. Ravindra Sangle</w:t>
+            </w:r>
+          </w:p>
+        </w:tc>
+      </w:tr>
+    </w:tbl>
+    <w:p/>
     <w:p>
       <w:pPr>
         <w:jc w:val="center"/>

--- a/Lab Manual Docs/Exp_09_WBS_Gantt_and_Testing_Design.docx
+++ b/Lab Manual Docs/Exp_09_WBS_Gantt_and_Testing_Design.docx
@@ -17,8 +17,8 @@
         </w:tblBorders>
       </w:tblPr>
       <w:tblGrid>
-        <w:gridCol w:w="4320"/>
-        <w:gridCol w:w="4320"/>
+        <w:gridCol w:w="4680"/>
+        <w:gridCol w:w="4680"/>
       </w:tblGrid>
       <w:tr>
         <w:tc>
@@ -356,7 +356,7 @@
         <w:rPr>
           <w:rFonts w:ascii="Calibri" w:hAnsi="Calibri"/>
           <w:b/>
-          <w:color w:val="555555"/>
+          <w:color w:val="444444"/>
           <w:sz w:val="26"/>
         </w:rPr>
         <w:t>SOFTWARE ENGINEERING &amp; WEB DEVELOPMENT LAB MANUAL</w:t>
@@ -370,7 +370,7 @@
         <w:rPr>
           <w:rFonts w:ascii="Calibri" w:hAnsi="Calibri"/>
           <w:i/>
-          <w:color w:val="7F8C8D"/>
+          <w:color w:val="666666"/>
           <w:sz w:val="20"/>
         </w:rPr>
         <w:t>PROJECT CASE STUDY: LEDGERLY — INVOICE &amp; QUOTATION GENERATOR PWA</w:t>
@@ -379,6 +379,7 @@
     <w:p>
       <w:pPr>
         <w:pStyle w:val="Heading1"/>
+        <w:spacing w:before="280" w:after="80"/>
         <w:jc w:val="left"/>
       </w:pPr>
       <w:r>
@@ -386,7 +387,7 @@
           <w:rFonts w:ascii="Calibri" w:hAnsi="Calibri"/>
           <w:b/>
           <w:color w:val="1B4D4B"/>
-          <w:sz w:val="32"/>
+          <w:sz w:val="30"/>
         </w:rPr>
         <w:t>Experiment No. 9: WBS, Gantt Chart &amp; Test Case Design (Black-Box &amp; White-Box)</w:t>
       </w:r>
@@ -395,52 +396,213 @@
     <w:p>
       <w:pPr>
         <w:pStyle w:val="Heading2"/>
+        <w:spacing w:before="200" w:after="60"/>
       </w:pPr>
       <w:r>
         <w:rPr>
           <w:rFonts w:ascii="Calibri" w:hAnsi="Calibri"/>
           <w:b/>
           <w:color w:val="2C3E50"/>
-          <w:sz w:val="26"/>
+          <w:sz w:val="25"/>
         </w:rPr>
-        <w:t>1. Pre-Requisites</w:t>
+        <w:t>1. Aim &amp; Objectives</w:t>
       </w:r>
     </w:p>
     <w:p>
+      <w:pPr>
+        <w:spacing w:before="0" w:after="90" w:line="276" w:lineRule="auto"/>
+      </w:pPr>
       <w:r>
-        <w:t>• Work Breakdown Structure (WBS) task decomposition and Gantt chart scheduling methods.</w:t>
-        <w:br/>
-        <w:t>• Black-Box Testing techniques: Equivalence Partitioning (EP), Boundary Value Analysis (BVA), Decision Tables.</w:t>
-        <w:br/>
-        <w:t>• White-Box Testing concepts: Control Flow Graphs (CFG), Cyclomatic Complexity (V(G)), and Independent Paths.</w:t>
+        <w:rPr>
+          <w:rFonts w:ascii="Calibri" w:hAnsi="Calibri"/>
+          <w:color w:val="1A202C"/>
+          <w:sz w:val="21"/>
+        </w:rPr>
+        <w:t>The objective of this experiment is to develop project management schedules (WBS and Gantt charts) and architect rigorous Black-Box and White-Box software testing suites for Ledgerly.</w:t>
+      </w:r>
+    </w:p>
+    <w:p>
+      <w:pPr>
+        <w:spacing w:before="0" w:after="90" w:line="276" w:lineRule="auto"/>
+      </w:pPr>
+      <w:r>
+        <w:rPr>
+          <w:rFonts w:ascii="Calibri" w:hAnsi="Calibri"/>
+          <w:color w:val="1A202C"/>
+          <w:sz w:val="21"/>
+        </w:rPr>
+        <w:t>Key Specific Objectives:</w:t>
+      </w:r>
+    </w:p>
+    <w:p>
+      <w:pPr>
+        <w:pStyle w:val="ListBullet"/>
+        <w:spacing w:before="0" w:after="50" w:line="276" w:lineRule="auto"/>
+      </w:pPr>
+      <w:r>
+        <w:rPr>
+          <w:rFonts w:ascii="Calibri" w:hAnsi="Calibri"/>
+          <w:b/>
+          <w:color w:val="1A202C"/>
+          <w:sz w:val="21"/>
+        </w:rPr>
+        <w:t xml:space="preserve">WBS Scheduling: </w:t>
+      </w:r>
+      <w:r>
+        <w:rPr>
+          <w:rFonts w:ascii="Calibri" w:hAnsi="Calibri"/>
+          <w:color w:val="1A202C"/>
+          <w:sz w:val="21"/>
+        </w:rPr>
+        <w:t>Decompose project deliverables into a 4-level Work Breakdown Structure (WBS) adhering to the 100% rule.</w:t>
+      </w:r>
+    </w:p>
+    <w:p>
+      <w:pPr>
+        <w:pStyle w:val="ListBullet"/>
+        <w:spacing w:before="0" w:after="50" w:line="276" w:lineRule="auto"/>
+      </w:pPr>
+      <w:r>
+        <w:rPr>
+          <w:rFonts w:ascii="Calibri" w:hAnsi="Calibri"/>
+          <w:b/>
+          <w:color w:val="1A202C"/>
+          <w:sz w:val="21"/>
+        </w:rPr>
+        <w:t xml:space="preserve">CPM Planning: </w:t>
+      </w:r>
+      <w:r>
+        <w:rPr>
+          <w:rFonts w:ascii="Calibri" w:hAnsi="Calibri"/>
+          <w:color w:val="1A202C"/>
+          <w:sz w:val="21"/>
+        </w:rPr>
+        <w:t>Establish a 16-week project timeline with Critical Path Method (CPM) dependency mapping.</w:t>
+      </w:r>
+    </w:p>
+    <w:p>
+      <w:pPr>
+        <w:pStyle w:val="ListBullet"/>
+        <w:spacing w:before="0" w:after="50" w:line="276" w:lineRule="auto"/>
+      </w:pPr>
+      <w:r>
+        <w:rPr>
+          <w:rFonts w:ascii="Calibri" w:hAnsi="Calibri"/>
+          <w:b/>
+          <w:color w:val="1A202C"/>
+          <w:sz w:val="21"/>
+        </w:rPr>
+        <w:t xml:space="preserve">Black-Box Testing: </w:t>
+      </w:r>
+      <w:r>
+        <w:rPr>
+          <w:rFonts w:ascii="Calibri" w:hAnsi="Calibri"/>
+          <w:color w:val="1A202C"/>
+          <w:sz w:val="21"/>
+        </w:rPr>
+        <w:t>Design Black-Box test suites using Equivalence Partitioning (EP), Boundary Value Analysis (BVA), and Decision Tables.</w:t>
+      </w:r>
+    </w:p>
+    <w:p>
+      <w:pPr>
+        <w:pStyle w:val="ListBullet"/>
+        <w:spacing w:before="0" w:after="50" w:line="276" w:lineRule="auto"/>
+      </w:pPr>
+      <w:r>
+        <w:rPr>
+          <w:rFonts w:ascii="Calibri" w:hAnsi="Calibri"/>
+          <w:b/>
+          <w:color w:val="1A202C"/>
+          <w:sz w:val="21"/>
+        </w:rPr>
+        <w:t xml:space="preserve">White-Box Testing: </w:t>
+      </w:r>
+      <w:r>
+        <w:rPr>
+          <w:rFonts w:ascii="Calibri" w:hAnsi="Calibri"/>
+          <w:color w:val="1A202C"/>
+          <w:sz w:val="21"/>
+        </w:rPr>
+        <w:t>Perform White-Box Basis Path Testing and compute Cyclomatic Complexity on core calculation logic.</w:t>
       </w:r>
     </w:p>
     <w:p>
       <w:pPr>
         <w:pStyle w:val="Heading2"/>
+        <w:spacing w:before="200" w:after="60"/>
       </w:pPr>
       <w:r>
         <w:rPr>
           <w:rFonts w:ascii="Calibri" w:hAnsi="Calibri"/>
           <w:b/>
           <w:color w:val="2C3E50"/>
-          <w:sz w:val="26"/>
+          <w:sz w:val="25"/>
         </w:rPr>
-        <w:t>2. Part A: WBS &amp; Project Schedule</w:t>
+        <w:t>2. Pre-Requisites</w:t>
+      </w:r>
+    </w:p>
+    <w:p>
+      <w:pPr>
+        <w:pStyle w:val="ListBullet"/>
+        <w:spacing w:before="0" w:after="50" w:line="276" w:lineRule="auto"/>
+      </w:pPr>
+      <w:r>
+        <w:rPr>
+          <w:rFonts w:ascii="Calibri" w:hAnsi="Calibri"/>
+          <w:color w:val="1A202C"/>
+          <w:sz w:val="21"/>
+        </w:rPr>
+        <w:t>Project management standards (PMBOK Guide, WBS dictionary, Critical Path Analysis).</w:t>
+      </w:r>
+    </w:p>
+    <w:p>
+      <w:pPr>
+        <w:pStyle w:val="ListBullet"/>
+        <w:spacing w:before="0" w:after="50" w:line="276" w:lineRule="auto"/>
+      </w:pPr>
+      <w:r>
+        <w:rPr>
+          <w:rFonts w:ascii="Calibri" w:hAnsi="Calibri"/>
+          <w:color w:val="1A202C"/>
+          <w:sz w:val="21"/>
+        </w:rPr>
+        <w:t>Software testing methodologies (ISTQB standards, Black-Box techniques, White-Box control flow graphs).</w:t>
+      </w:r>
+    </w:p>
+    <w:p>
+      <w:pPr>
+        <w:pStyle w:val="Heading2"/>
+        <w:spacing w:before="200" w:after="60"/>
+      </w:pPr>
+      <w:r>
+        <w:rPr>
+          <w:rFonts w:ascii="Calibri" w:hAnsi="Calibri"/>
+          <w:b/>
+          <w:color w:val="2C3E50"/>
+          <w:sz w:val="25"/>
+        </w:rPr>
+        <w:t>Hardware &amp; Software Requirements</w:t>
       </w:r>
     </w:p>
     <w:tbl>
       <w:tblPr>
         <w:tblW w:type="auto" w:w="0"/>
         <w:jc w:val="center"/>
-        <w:tblLayout w:type="autofit"/>
+        <w:tblLayout w:type="fixed"/>
         <w:tblLook w:firstColumn="1" w:firstRow="1" w:lastColumn="0" w:lastRow="0" w:noHBand="0" w:noVBand="1" w:val="04A0"/>
+        <w:tblBorders>
+          <w:top w:val="single" w:sz="4" w:space="0" w:color="D1D5DB"/>
+          <w:left w:val="single" w:sz="4" w:space="0" w:color="D1D5DB"/>
+          <w:bottom w:val="single" w:sz="4" w:space="0" w:color="D1D5DB"/>
+          <w:right w:val="single" w:sz="4" w:space="0" w:color="D1D5DB"/>
+          <w:insideH w:val="single" w:sz="4" w:space="0" w:color="D1D5DB"/>
+          <w:insideV w:val="single" w:sz="4" w:space="0" w:color="D1D5DB"/>
+        </w:tblBorders>
       </w:tblPr>
       <w:tblGrid>
-        <w:gridCol w:w="2160"/>
-        <w:gridCol w:w="2160"/>
-        <w:gridCol w:w="2160"/>
-        <w:gridCol w:w="2160"/>
+        <w:gridCol w:w="3120"/>
+        <w:gridCol w:w="3120"/>
+        <w:gridCol w:w="3120"/>
       </w:tblGrid>
       <w:tr>
         <w:tc>
@@ -450,12 +612,13 @@
             <w:tcMar>
               <w:top w:w="120" w:type="dxa"/>
               <w:bottom w:w="120" w:type="dxa"/>
-              <w:left w:w="150" w:type="dxa"/>
-              <w:right w:w="150" w:type="dxa"/>
+              <w:left w:w="140" w:type="dxa"/>
+              <w:right w:w="140" w:type="dxa"/>
             </w:tcMar>
           </w:tcPr>
           <w:p>
             <w:pPr>
+              <w:spacing w:before="0" w:after="0"/>
               <w:jc w:val="left"/>
             </w:pPr>
             <w:r>
@@ -465,23 +628,24 @@
                 <w:color w:val="FFFFFF"/>
                 <w:sz w:val="20"/>
               </w:rPr>
-              <w:t>Task ID</w:t>
+              <w:t>Category</w:t>
             </w:r>
           </w:p>
         </w:tc>
         <w:tc>
           <w:tcPr>
-            <w:tcW w:type="dxa" w:w="2160"/>
+            <w:tcW w:type="dxa" w:w="3168"/>
             <w:shd w:val="clear" w:color="auto" w:fill="1B4D4B"/>
             <w:tcMar>
               <w:top w:w="120" w:type="dxa"/>
               <w:bottom w:w="120" w:type="dxa"/>
-              <w:left w:w="150" w:type="dxa"/>
-              <w:right w:w="150" w:type="dxa"/>
+              <w:left w:w="140" w:type="dxa"/>
+              <w:right w:w="140" w:type="dxa"/>
             </w:tcMar>
           </w:tcPr>
           <w:p>
             <w:pPr>
+              <w:spacing w:before="0" w:after="0"/>
               <w:jc w:val="left"/>
             </w:pPr>
             <w:r>
@@ -491,23 +655,24 @@
                 <w:color w:val="FFFFFF"/>
                 <w:sz w:val="20"/>
               </w:rPr>
-              <w:t>WBS Work Package</w:t>
+              <w:t>Component / Specification</w:t>
             </w:r>
           </w:p>
         </w:tc>
         <w:tc>
           <w:tcPr>
-            <w:tcW w:type="dxa" w:w="2160"/>
+            <w:tcW w:type="dxa" w:w="4032"/>
             <w:shd w:val="clear" w:color="auto" w:fill="1B4D4B"/>
             <w:tcMar>
               <w:top w:w="120" w:type="dxa"/>
               <w:bottom w:w="120" w:type="dxa"/>
-              <w:left w:w="150" w:type="dxa"/>
-              <w:right w:w="150" w:type="dxa"/>
+              <w:left w:w="140" w:type="dxa"/>
+              <w:right w:w="140" w:type="dxa"/>
             </w:tcMar>
           </w:tcPr>
           <w:p>
             <w:pPr>
+              <w:spacing w:before="0" w:after="0"/>
               <w:jc w:val="left"/>
             </w:pPr>
             <w:r>
@@ -517,33 +682,7 @@
                 <w:color w:val="FFFFFF"/>
                 <w:sz w:val="20"/>
               </w:rPr>
-              <w:t>Estimated Duration</w:t>
-            </w:r>
-          </w:p>
-        </w:tc>
-        <w:tc>
-          <w:tcPr>
-            <w:tcW w:type="dxa" w:w="2160"/>
-            <w:shd w:val="clear" w:color="auto" w:fill="1B4D4B"/>
-            <w:tcMar>
-              <w:top w:w="120" w:type="dxa"/>
-              <w:bottom w:w="120" w:type="dxa"/>
-              <w:left w:w="150" w:type="dxa"/>
-              <w:right w:w="150" w:type="dxa"/>
-            </w:tcMar>
-          </w:tcPr>
-          <w:p>
-            <w:pPr>
-              <w:jc w:val="left"/>
-            </w:pPr>
-            <w:r>
-              <w:rPr>
-                <w:rFonts w:ascii="Calibri" w:hAnsi="Calibri"/>
-                <w:b/>
-                <w:color w:val="FFFFFF"/>
-                <w:sz w:val="20"/>
-              </w:rPr>
-              <w:t>Dependencies</w:t>
+              <w:t>Minimum Recommended Configuration</w:t>
             </w:r>
           </w:p>
         </w:tc>
@@ -556,96 +695,74 @@
             <w:tcMar>
               <w:top w:w="100" w:type="dxa"/>
               <w:bottom w:w="100" w:type="dxa"/>
-              <w:left w:w="150" w:type="dxa"/>
-              <w:right w:w="150" w:type="dxa"/>
+              <w:left w:w="140" w:type="dxa"/>
+              <w:right w:w="140" w:type="dxa"/>
             </w:tcMar>
           </w:tcPr>
           <w:p>
             <w:pPr>
+              <w:spacing w:before="0" w:after="0" w:line="276" w:lineRule="auto"/>
               <w:jc w:val="left"/>
             </w:pPr>
             <w:r>
               <w:rPr>
                 <w:rFonts w:ascii="Calibri" w:hAnsi="Calibri"/>
-                <w:color w:val="333333"/>
+                <w:color w:val="1A202C"/>
                 <w:sz w:val="19"/>
               </w:rPr>
-              <w:t>1.0</w:t>
+              <w:t>Hardware</w:t>
             </w:r>
           </w:p>
         </w:tc>
         <w:tc>
           <w:tcPr>
-            <w:tcW w:type="dxa" w:w="2160"/>
+            <w:tcW w:type="dxa" w:w="3168"/>
             <w:shd w:val="clear" w:color="auto" w:fill="FFFFFF"/>
             <w:tcMar>
               <w:top w:w="100" w:type="dxa"/>
               <w:bottom w:w="100" w:type="dxa"/>
-              <w:left w:w="150" w:type="dxa"/>
-              <w:right w:w="150" w:type="dxa"/>
+              <w:left w:w="140" w:type="dxa"/>
+              <w:right w:w="140" w:type="dxa"/>
             </w:tcMar>
           </w:tcPr>
           <w:p>
             <w:pPr>
+              <w:spacing w:before="0" w:after="0" w:line="276" w:lineRule="auto"/>
               <w:jc w:val="left"/>
             </w:pPr>
             <w:r>
               <w:rPr>
                 <w:rFonts w:ascii="Calibri" w:hAnsi="Calibri"/>
-                <w:color w:val="333333"/>
+                <w:color w:val="1A202C"/>
                 <w:sz w:val="19"/>
               </w:rPr>
-              <w:t>Requirements Analysis &amp; SRS Formulation</w:t>
+              <w:t>Processor / CPU</w:t>
             </w:r>
           </w:p>
         </w:tc>
         <w:tc>
           <w:tcPr>
-            <w:tcW w:type="dxa" w:w="2160"/>
+            <w:tcW w:type="dxa" w:w="4032"/>
             <w:shd w:val="clear" w:color="auto" w:fill="FFFFFF"/>
             <w:tcMar>
               <w:top w:w="100" w:type="dxa"/>
               <w:bottom w:w="100" w:type="dxa"/>
-              <w:left w:w="150" w:type="dxa"/>
-              <w:right w:w="150" w:type="dxa"/>
+              <w:left w:w="140" w:type="dxa"/>
+              <w:right w:w="140" w:type="dxa"/>
             </w:tcMar>
           </w:tcPr>
           <w:p>
             <w:pPr>
+              <w:spacing w:before="0" w:after="0" w:line="276" w:lineRule="auto"/>
               <w:jc w:val="left"/>
             </w:pPr>
             <w:r>
               <w:rPr>
                 <w:rFonts w:ascii="Calibri" w:hAnsi="Calibri"/>
-                <w:color w:val="333333"/>
+                <w:color w:val="1A202C"/>
                 <w:sz w:val="19"/>
               </w:rPr>
-              <w:t>2 Weeks</w:t>
-            </w:r>
-          </w:p>
-        </w:tc>
-        <w:tc>
-          <w:tcPr>
-            <w:tcW w:type="dxa" w:w="2160"/>
-            <w:shd w:val="clear" w:color="auto" w:fill="FFFFFF"/>
-            <w:tcMar>
-              <w:top w:w="100" w:type="dxa"/>
-              <w:bottom w:w="100" w:type="dxa"/>
-              <w:left w:w="150" w:type="dxa"/>
-              <w:right w:w="150" w:type="dxa"/>
-            </w:tcMar>
-          </w:tcPr>
-          <w:p>
-            <w:pPr>
-              <w:jc w:val="left"/>
-            </w:pPr>
-            <w:r>
-              <w:rPr>
-                <w:rFonts w:ascii="Calibri" w:hAnsi="Calibri"/>
-                <w:color w:val="333333"/>
-                <w:sz w:val="19"/>
-              </w:rPr>
-              <w:t>-</w:t>
+              <w:t>Intel Core i5 / AMD Ryzen 5 or higher (minimum 2.0 GHz)</w:t>
             </w:r>
           </w:p>
         </w:tc>
@@ -654,100 +771,78 @@
         <w:tc>
           <w:tcPr>
             <w:tcW w:type="dxa" w:w="2160"/>
-            <w:shd w:val="clear" w:color="auto" w:fill="F4F6F6"/>
+            <w:shd w:val="clear" w:color="auto" w:fill="F7FAFC"/>
             <w:tcMar>
               <w:top w:w="100" w:type="dxa"/>
               <w:bottom w:w="100" w:type="dxa"/>
-              <w:left w:w="150" w:type="dxa"/>
-              <w:right w:w="150" w:type="dxa"/>
+              <w:left w:w="140" w:type="dxa"/>
+              <w:right w:w="140" w:type="dxa"/>
             </w:tcMar>
           </w:tcPr>
           <w:p>
             <w:pPr>
+              <w:spacing w:before="0" w:after="0" w:line="276" w:lineRule="auto"/>
               <w:jc w:val="left"/>
             </w:pPr>
             <w:r>
               <w:rPr>
                 <w:rFonts w:ascii="Calibri" w:hAnsi="Calibri"/>
-                <w:color w:val="333333"/>
+                <w:color w:val="1A202C"/>
                 <w:sz w:val="19"/>
               </w:rPr>
-              <w:t>2.0</w:t>
+              <w:t>Hardware</w:t>
             </w:r>
           </w:p>
         </w:tc>
         <w:tc>
           <w:tcPr>
-            <w:tcW w:type="dxa" w:w="2160"/>
-            <w:shd w:val="clear" w:color="auto" w:fill="F4F6F6"/>
+            <w:tcW w:type="dxa" w:w="3168"/>
+            <w:shd w:val="clear" w:color="auto" w:fill="F7FAFC"/>
             <w:tcMar>
               <w:top w:w="100" w:type="dxa"/>
               <w:bottom w:w="100" w:type="dxa"/>
-              <w:left w:w="150" w:type="dxa"/>
-              <w:right w:w="150" w:type="dxa"/>
+              <w:left w:w="140" w:type="dxa"/>
+              <w:right w:w="140" w:type="dxa"/>
             </w:tcMar>
           </w:tcPr>
           <w:p>
             <w:pPr>
+              <w:spacing w:before="0" w:after="0" w:line="276" w:lineRule="auto"/>
               <w:jc w:val="left"/>
             </w:pPr>
             <w:r>
               <w:rPr>
                 <w:rFonts w:ascii="Calibri" w:hAnsi="Calibri"/>
-                <w:color w:val="333333"/>
+                <w:color w:val="1A202C"/>
                 <w:sz w:val="19"/>
               </w:rPr>
-              <w:t>UI/UX Interaction Design &amp; Wireframing</w:t>
+              <w:t>System Memory (RAM)</w:t>
             </w:r>
           </w:p>
         </w:tc>
         <w:tc>
           <w:tcPr>
-            <w:tcW w:type="dxa" w:w="2160"/>
-            <w:shd w:val="clear" w:color="auto" w:fill="F4F6F6"/>
+            <w:tcW w:type="dxa" w:w="4032"/>
+            <w:shd w:val="clear" w:color="auto" w:fill="F7FAFC"/>
             <w:tcMar>
               <w:top w:w="100" w:type="dxa"/>
               <w:bottom w:w="100" w:type="dxa"/>
-              <w:left w:w="150" w:type="dxa"/>
-              <w:right w:w="150" w:type="dxa"/>
+              <w:left w:w="140" w:type="dxa"/>
+              <w:right w:w="140" w:type="dxa"/>
             </w:tcMar>
           </w:tcPr>
           <w:p>
             <w:pPr>
+              <w:spacing w:before="0" w:after="0" w:line="276" w:lineRule="auto"/>
               <w:jc w:val="left"/>
             </w:pPr>
             <w:r>
               <w:rPr>
                 <w:rFonts w:ascii="Calibri" w:hAnsi="Calibri"/>
-                <w:color w:val="333333"/>
+                <w:color w:val="1A202C"/>
                 <w:sz w:val="19"/>
               </w:rPr>
-              <w:t>2 Weeks</w:t>
-            </w:r>
-          </w:p>
-        </w:tc>
-        <w:tc>
-          <w:tcPr>
-            <w:tcW w:type="dxa" w:w="2160"/>
-            <w:shd w:val="clear" w:color="auto" w:fill="F4F6F6"/>
-            <w:tcMar>
-              <w:top w:w="100" w:type="dxa"/>
-              <w:bottom w:w="100" w:type="dxa"/>
-              <w:left w:w="150" w:type="dxa"/>
-              <w:right w:w="150" w:type="dxa"/>
-            </w:tcMar>
-          </w:tcPr>
-          <w:p>
-            <w:pPr>
-              <w:jc w:val="left"/>
-            </w:pPr>
-            <w:r>
-              <w:rPr>
-                <w:rFonts w:ascii="Calibri" w:hAnsi="Calibri"/>
-                <w:color w:val="333333"/>
-                <w:sz w:val="19"/>
-              </w:rPr>
-              <w:t>1.0</w:t>
+              <w:t>8.0 GB RAM or higher recommended</w:t>
             </w:r>
           </w:p>
         </w:tc>
@@ -760,96 +855,74 @@
             <w:tcMar>
               <w:top w:w="100" w:type="dxa"/>
               <w:bottom w:w="100" w:type="dxa"/>
-              <w:left w:w="150" w:type="dxa"/>
-              <w:right w:w="150" w:type="dxa"/>
+              <w:left w:w="140" w:type="dxa"/>
+              <w:right w:w="140" w:type="dxa"/>
             </w:tcMar>
           </w:tcPr>
           <w:p>
             <w:pPr>
+              <w:spacing w:before="0" w:after="0" w:line="276" w:lineRule="auto"/>
               <w:jc w:val="left"/>
             </w:pPr>
             <w:r>
               <w:rPr>
                 <w:rFonts w:ascii="Calibri" w:hAnsi="Calibri"/>
-                <w:color w:val="333333"/>
+                <w:color w:val="1A202C"/>
                 <w:sz w:val="19"/>
               </w:rPr>
-              <w:t>3.0</w:t>
+              <w:t>Hardware</w:t>
             </w:r>
           </w:p>
         </w:tc>
         <w:tc>
           <w:tcPr>
-            <w:tcW w:type="dxa" w:w="2160"/>
+            <w:tcW w:type="dxa" w:w="3168"/>
             <w:shd w:val="clear" w:color="auto" w:fill="FFFFFF"/>
             <w:tcMar>
               <w:top w:w="100" w:type="dxa"/>
               <w:bottom w:w="100" w:type="dxa"/>
-              <w:left w:w="150" w:type="dxa"/>
-              <w:right w:w="150" w:type="dxa"/>
+              <w:left w:w="140" w:type="dxa"/>
+              <w:right w:w="140" w:type="dxa"/>
             </w:tcMar>
           </w:tcPr>
           <w:p>
             <w:pPr>
+              <w:spacing w:before="0" w:after="0" w:line="276" w:lineRule="auto"/>
               <w:jc w:val="left"/>
             </w:pPr>
             <w:r>
               <w:rPr>
                 <w:rFonts w:ascii="Calibri" w:hAnsi="Calibri"/>
-                <w:color w:val="333333"/>
+                <w:color w:val="1A202C"/>
                 <w:sz w:val="19"/>
               </w:rPr>
-              <w:t>Static HTML5 &amp; CSS3 Design System Development</w:t>
+              <w:t>Storage / Disk</w:t>
             </w:r>
           </w:p>
         </w:tc>
         <w:tc>
           <w:tcPr>
-            <w:tcW w:type="dxa" w:w="2160"/>
+            <w:tcW w:type="dxa" w:w="4032"/>
             <w:shd w:val="clear" w:color="auto" w:fill="FFFFFF"/>
             <w:tcMar>
               <w:top w:w="100" w:type="dxa"/>
               <w:bottom w:w="100" w:type="dxa"/>
-              <w:left w:w="150" w:type="dxa"/>
-              <w:right w:w="150" w:type="dxa"/>
+              <w:left w:w="140" w:type="dxa"/>
+              <w:right w:w="140" w:type="dxa"/>
             </w:tcMar>
           </w:tcPr>
           <w:p>
             <w:pPr>
+              <w:spacing w:before="0" w:after="0" w:line="276" w:lineRule="auto"/>
               <w:jc w:val="left"/>
             </w:pPr>
             <w:r>
               <w:rPr>
                 <w:rFonts w:ascii="Calibri" w:hAnsi="Calibri"/>
-                <w:color w:val="333333"/>
+                <w:color w:val="1A202C"/>
                 <w:sz w:val="19"/>
               </w:rPr>
-              <w:t>2 Weeks</w:t>
-            </w:r>
-          </w:p>
-        </w:tc>
-        <w:tc>
-          <w:tcPr>
-            <w:tcW w:type="dxa" w:w="2160"/>
-            <w:shd w:val="clear" w:color="auto" w:fill="FFFFFF"/>
-            <w:tcMar>
-              <w:top w:w="100" w:type="dxa"/>
-              <w:bottom w:w="100" w:type="dxa"/>
-              <w:left w:w="150" w:type="dxa"/>
-              <w:right w:w="150" w:type="dxa"/>
-            </w:tcMar>
-          </w:tcPr>
-          <w:p>
-            <w:pPr>
-              <w:jc w:val="left"/>
-            </w:pPr>
-            <w:r>
-              <w:rPr>
-                <w:rFonts w:ascii="Calibri" w:hAnsi="Calibri"/>
-                <w:color w:val="333333"/>
-                <w:sz w:val="19"/>
-              </w:rPr>
-              <w:t>2.0</w:t>
+              <w:t>256 GB SSD (Minimum 500 MB free workspace space)</w:t>
             </w:r>
           </w:p>
         </w:tc>
@@ -858,100 +931,78 @@
         <w:tc>
           <w:tcPr>
             <w:tcW w:type="dxa" w:w="2160"/>
-            <w:shd w:val="clear" w:color="auto" w:fill="F4F6F6"/>
+            <w:shd w:val="clear" w:color="auto" w:fill="F7FAFC"/>
             <w:tcMar>
               <w:top w:w="100" w:type="dxa"/>
               <w:bottom w:w="100" w:type="dxa"/>
-              <w:left w:w="150" w:type="dxa"/>
-              <w:right w:w="150" w:type="dxa"/>
+              <w:left w:w="140" w:type="dxa"/>
+              <w:right w:w="140" w:type="dxa"/>
             </w:tcMar>
           </w:tcPr>
           <w:p>
             <w:pPr>
+              <w:spacing w:before="0" w:after="0" w:line="276" w:lineRule="auto"/>
               <w:jc w:val="left"/>
             </w:pPr>
             <w:r>
               <w:rPr>
                 <w:rFonts w:ascii="Calibri" w:hAnsi="Calibri"/>
-                <w:color w:val="333333"/>
+                <w:color w:val="1A202C"/>
                 <w:sz w:val="19"/>
               </w:rPr>
-              <w:t>4.0</w:t>
+              <w:t>Hardware</w:t>
             </w:r>
           </w:p>
         </w:tc>
         <w:tc>
           <w:tcPr>
-            <w:tcW w:type="dxa" w:w="2160"/>
-            <w:shd w:val="clear" w:color="auto" w:fill="F4F6F6"/>
+            <w:tcW w:type="dxa" w:w="3168"/>
+            <w:shd w:val="clear" w:color="auto" w:fill="F7FAFC"/>
             <w:tcMar>
               <w:top w:w="100" w:type="dxa"/>
               <w:bottom w:w="100" w:type="dxa"/>
-              <w:left w:w="150" w:type="dxa"/>
-              <w:right w:w="150" w:type="dxa"/>
+              <w:left w:w="140" w:type="dxa"/>
+              <w:right w:w="140" w:type="dxa"/>
             </w:tcMar>
           </w:tcPr>
           <w:p>
             <w:pPr>
+              <w:spacing w:before="0" w:after="0" w:line="276" w:lineRule="auto"/>
               <w:jc w:val="left"/>
             </w:pPr>
             <w:r>
               <w:rPr>
                 <w:rFonts w:ascii="Calibri" w:hAnsi="Calibri"/>
-                <w:color w:val="333333"/>
+                <w:color w:val="1A202C"/>
                 <w:sz w:val="19"/>
               </w:rPr>
-              <w:t>Core Calculation, Tax Engine &amp; Canvas Logic</w:t>
+              <w:t>Display / Resolution</w:t>
             </w:r>
           </w:p>
         </w:tc>
         <w:tc>
           <w:tcPr>
-            <w:tcW w:type="dxa" w:w="2160"/>
-            <w:shd w:val="clear" w:color="auto" w:fill="F4F6F6"/>
+            <w:tcW w:type="dxa" w:w="4032"/>
+            <w:shd w:val="clear" w:color="auto" w:fill="F7FAFC"/>
             <w:tcMar>
               <w:top w:w="100" w:type="dxa"/>
               <w:bottom w:w="100" w:type="dxa"/>
-              <w:left w:w="150" w:type="dxa"/>
-              <w:right w:w="150" w:type="dxa"/>
+              <w:left w:w="140" w:type="dxa"/>
+              <w:right w:w="140" w:type="dxa"/>
             </w:tcMar>
           </w:tcPr>
           <w:p>
             <w:pPr>
+              <w:spacing w:before="0" w:after="0" w:line="276" w:lineRule="auto"/>
               <w:jc w:val="left"/>
             </w:pPr>
             <w:r>
               <w:rPr>
                 <w:rFonts w:ascii="Calibri" w:hAnsi="Calibri"/>
-                <w:color w:val="333333"/>
+                <w:color w:val="1A202C"/>
                 <w:sz w:val="19"/>
               </w:rPr>
-              <w:t>3 Weeks</w:t>
-            </w:r>
-          </w:p>
-        </w:tc>
-        <w:tc>
-          <w:tcPr>
-            <w:tcW w:type="dxa" w:w="2160"/>
-            <w:shd w:val="clear" w:color="auto" w:fill="F4F6F6"/>
-            <w:tcMar>
-              <w:top w:w="100" w:type="dxa"/>
-              <w:bottom w:w="100" w:type="dxa"/>
-              <w:left w:w="150" w:type="dxa"/>
-              <w:right w:w="150" w:type="dxa"/>
-            </w:tcMar>
-          </w:tcPr>
-          <w:p>
-            <w:pPr>
-              <w:jc w:val="left"/>
-            </w:pPr>
-            <w:r>
-              <w:rPr>
-                <w:rFonts w:ascii="Calibri" w:hAnsi="Calibri"/>
-                <w:color w:val="333333"/>
-                <w:sz w:val="19"/>
-              </w:rPr>
-              <w:t>3.0</w:t>
+              <w:t>1920 x 1080 Full HD (Responsive down to 360 x 640 mobile viewports)</w:t>
             </w:r>
           </w:p>
         </w:tc>
@@ -964,96 +1015,74 @@
             <w:tcMar>
               <w:top w:w="100" w:type="dxa"/>
               <w:bottom w:w="100" w:type="dxa"/>
-              <w:left w:w="150" w:type="dxa"/>
-              <w:right w:w="150" w:type="dxa"/>
+              <w:left w:w="140" w:type="dxa"/>
+              <w:right w:w="140" w:type="dxa"/>
             </w:tcMar>
           </w:tcPr>
           <w:p>
             <w:pPr>
+              <w:spacing w:before="0" w:after="0" w:line="276" w:lineRule="auto"/>
               <w:jc w:val="left"/>
             </w:pPr>
             <w:r>
               <w:rPr>
                 <w:rFonts w:ascii="Calibri" w:hAnsi="Calibri"/>
-                <w:color w:val="333333"/>
+                <w:color w:val="1A202C"/>
                 <w:sz w:val="19"/>
               </w:rPr>
-              <w:t>5.0</w:t>
+              <w:t>Software / Runtime</w:t>
             </w:r>
           </w:p>
         </w:tc>
         <w:tc>
           <w:tcPr>
-            <w:tcW w:type="dxa" w:w="2160"/>
+            <w:tcW w:type="dxa" w:w="3168"/>
             <w:shd w:val="clear" w:color="auto" w:fill="FFFFFF"/>
             <w:tcMar>
               <w:top w:w="100" w:type="dxa"/>
               <w:bottom w:w="100" w:type="dxa"/>
-              <w:left w:w="150" w:type="dxa"/>
-              <w:right w:w="150" w:type="dxa"/>
+              <w:left w:w="140" w:type="dxa"/>
+              <w:right w:w="140" w:type="dxa"/>
             </w:tcMar>
           </w:tcPr>
           <w:p>
             <w:pPr>
+              <w:spacing w:before="0" w:after="0" w:line="276" w:lineRule="auto"/>
               <w:jc w:val="left"/>
             </w:pPr>
             <w:r>
               <w:rPr>
                 <w:rFonts w:ascii="Calibri" w:hAnsi="Calibri"/>
-                <w:color w:val="333333"/>
+                <w:color w:val="1A202C"/>
                 <w:sz w:val="19"/>
               </w:rPr>
-              <w:t>Persistence Layer &amp; Payment Settlement Ledger</w:t>
+              <w:t>Operating System</w:t>
             </w:r>
           </w:p>
         </w:tc>
         <w:tc>
           <w:tcPr>
-            <w:tcW w:type="dxa" w:w="2160"/>
+            <w:tcW w:type="dxa" w:w="4032"/>
             <w:shd w:val="clear" w:color="auto" w:fill="FFFFFF"/>
             <w:tcMar>
               <w:top w:w="100" w:type="dxa"/>
               <w:bottom w:w="100" w:type="dxa"/>
-              <w:left w:w="150" w:type="dxa"/>
-              <w:right w:w="150" w:type="dxa"/>
+              <w:left w:w="140" w:type="dxa"/>
+              <w:right w:w="140" w:type="dxa"/>
             </w:tcMar>
           </w:tcPr>
           <w:p>
             <w:pPr>
+              <w:spacing w:before="0" w:after="0" w:line="276" w:lineRule="auto"/>
               <w:jc w:val="left"/>
             </w:pPr>
             <w:r>
               <w:rPr>
                 <w:rFonts w:ascii="Calibri" w:hAnsi="Calibri"/>
-                <w:color w:val="333333"/>
+                <w:color w:val="1A202C"/>
                 <w:sz w:val="19"/>
               </w:rPr>
-              <w:t>2 Weeks</w:t>
-            </w:r>
-          </w:p>
-        </w:tc>
-        <w:tc>
-          <w:tcPr>
-            <w:tcW w:type="dxa" w:w="2160"/>
-            <w:shd w:val="clear" w:color="auto" w:fill="FFFFFF"/>
-            <w:tcMar>
-              <w:top w:w="100" w:type="dxa"/>
-              <w:bottom w:w="100" w:type="dxa"/>
-              <w:left w:w="150" w:type="dxa"/>
-              <w:right w:w="150" w:type="dxa"/>
-            </w:tcMar>
-          </w:tcPr>
-          <w:p>
-            <w:pPr>
-              <w:jc w:val="left"/>
-            </w:pPr>
-            <w:r>
-              <w:rPr>
-                <w:rFonts w:ascii="Calibri" w:hAnsi="Calibri"/>
-                <w:color w:val="333333"/>
-                <w:sz w:val="19"/>
-              </w:rPr>
-              <w:t>4.0</w:t>
+              <w:t>Windows 11 / 10 (64-bit) / Ubuntu Linux / macOS</w:t>
             </w:r>
           </w:p>
         </w:tc>
@@ -1062,100 +1091,78 @@
         <w:tc>
           <w:tcPr>
             <w:tcW w:type="dxa" w:w="2160"/>
-            <w:shd w:val="clear" w:color="auto" w:fill="F4F6F6"/>
+            <w:shd w:val="clear" w:color="auto" w:fill="F7FAFC"/>
             <w:tcMar>
               <w:top w:w="100" w:type="dxa"/>
               <w:bottom w:w="100" w:type="dxa"/>
-              <w:left w:w="150" w:type="dxa"/>
-              <w:right w:w="150" w:type="dxa"/>
+              <w:left w:w="140" w:type="dxa"/>
+              <w:right w:w="140" w:type="dxa"/>
             </w:tcMar>
           </w:tcPr>
           <w:p>
             <w:pPr>
+              <w:spacing w:before="0" w:after="0" w:line="276" w:lineRule="auto"/>
               <w:jc w:val="left"/>
             </w:pPr>
             <w:r>
               <w:rPr>
                 <w:rFonts w:ascii="Calibri" w:hAnsi="Calibri"/>
-                <w:color w:val="333333"/>
+                <w:color w:val="1A202C"/>
                 <w:sz w:val="19"/>
               </w:rPr>
-              <w:t>6.0</w:t>
+              <w:t>Software / Runtime</w:t>
             </w:r>
           </w:p>
         </w:tc>
         <w:tc>
           <w:tcPr>
-            <w:tcW w:type="dxa" w:w="2160"/>
-            <w:shd w:val="clear" w:color="auto" w:fill="F4F6F6"/>
+            <w:tcW w:type="dxa" w:w="3168"/>
+            <w:shd w:val="clear" w:color="auto" w:fill="F7FAFC"/>
             <w:tcMar>
               <w:top w:w="100" w:type="dxa"/>
               <w:bottom w:w="100" w:type="dxa"/>
-              <w:left w:w="150" w:type="dxa"/>
-              <w:right w:w="150" w:type="dxa"/>
+              <w:left w:w="140" w:type="dxa"/>
+              <w:right w:w="140" w:type="dxa"/>
             </w:tcMar>
           </w:tcPr>
           <w:p>
             <w:pPr>
+              <w:spacing w:before="0" w:after="0" w:line="276" w:lineRule="auto"/>
               <w:jc w:val="left"/>
             </w:pPr>
             <w:r>
               <w:rPr>
                 <w:rFonts w:ascii="Calibri" w:hAnsi="Calibri"/>
-                <w:color w:val="333333"/>
+                <w:color w:val="1A202C"/>
                 <w:sz w:val="19"/>
               </w:rPr>
-              <w:t>PDF / Print Engine &amp; Service Worker PWA Setup</w:t>
+              <w:t>Web Browser</w:t>
             </w:r>
           </w:p>
         </w:tc>
         <w:tc>
           <w:tcPr>
-            <w:tcW w:type="dxa" w:w="2160"/>
-            <w:shd w:val="clear" w:color="auto" w:fill="F4F6F6"/>
+            <w:tcW w:type="dxa" w:w="4032"/>
+            <w:shd w:val="clear" w:color="auto" w:fill="F7FAFC"/>
             <w:tcMar>
               <w:top w:w="100" w:type="dxa"/>
               <w:bottom w:w="100" w:type="dxa"/>
-              <w:left w:w="150" w:type="dxa"/>
-              <w:right w:w="150" w:type="dxa"/>
+              <w:left w:w="140" w:type="dxa"/>
+              <w:right w:w="140" w:type="dxa"/>
             </w:tcMar>
           </w:tcPr>
           <w:p>
             <w:pPr>
+              <w:spacing w:before="0" w:after="0" w:line="276" w:lineRule="auto"/>
               <w:jc w:val="left"/>
             </w:pPr>
             <w:r>
               <w:rPr>
                 <w:rFonts w:ascii="Calibri" w:hAnsi="Calibri"/>
-                <w:color w:val="333333"/>
+                <w:color w:val="1A202C"/>
                 <w:sz w:val="19"/>
               </w:rPr>
-              <w:t>2 Weeks</w:t>
-            </w:r>
-          </w:p>
-        </w:tc>
-        <w:tc>
-          <w:tcPr>
-            <w:tcW w:type="dxa" w:w="2160"/>
-            <w:shd w:val="clear" w:color="auto" w:fill="F4F6F6"/>
-            <w:tcMar>
-              <w:top w:w="100" w:type="dxa"/>
-              <w:bottom w:w="100" w:type="dxa"/>
-              <w:left w:w="150" w:type="dxa"/>
-              <w:right w:w="150" w:type="dxa"/>
-            </w:tcMar>
-          </w:tcPr>
-          <w:p>
-            <w:pPr>
-              <w:jc w:val="left"/>
-            </w:pPr>
-            <w:r>
-              <w:rPr>
-                <w:rFonts w:ascii="Calibri" w:hAnsi="Calibri"/>
-                <w:color w:val="333333"/>
-                <w:sz w:val="19"/>
-              </w:rPr>
-              <w:t>5.0</w:t>
+              <w:t>Google Chrome (v110+), Mozilla Firefox (v115+), Microsoft Edge</w:t>
             </w:r>
           </w:p>
         </w:tc>
@@ -1168,245 +1175,154 @@
             <w:tcMar>
               <w:top w:w="100" w:type="dxa"/>
               <w:bottom w:w="100" w:type="dxa"/>
-              <w:left w:w="150" w:type="dxa"/>
-              <w:right w:w="150" w:type="dxa"/>
+              <w:left w:w="140" w:type="dxa"/>
+              <w:right w:w="140" w:type="dxa"/>
             </w:tcMar>
           </w:tcPr>
           <w:p>
             <w:pPr>
+              <w:spacing w:before="0" w:after="0" w:line="276" w:lineRule="auto"/>
               <w:jc w:val="left"/>
             </w:pPr>
             <w:r>
               <w:rPr>
                 <w:rFonts w:ascii="Calibri" w:hAnsi="Calibri"/>
-                <w:color w:val="333333"/>
+                <w:color w:val="1A202C"/>
                 <w:sz w:val="19"/>
               </w:rPr>
-              <w:t>7.0</w:t>
+              <w:t>Software / Runtime</w:t>
             </w:r>
           </w:p>
         </w:tc>
         <w:tc>
           <w:tcPr>
-            <w:tcW w:type="dxa" w:w="2160"/>
+            <w:tcW w:type="dxa" w:w="3168"/>
             <w:shd w:val="clear" w:color="auto" w:fill="FFFFFF"/>
             <w:tcMar>
               <w:top w:w="100" w:type="dxa"/>
               <w:bottom w:w="100" w:type="dxa"/>
-              <w:left w:w="150" w:type="dxa"/>
-              <w:right w:w="150" w:type="dxa"/>
+              <w:left w:w="140" w:type="dxa"/>
+              <w:right w:w="140" w:type="dxa"/>
             </w:tcMar>
           </w:tcPr>
           <w:p>
             <w:pPr>
+              <w:spacing w:before="0" w:after="0" w:line="276" w:lineRule="auto"/>
               <w:jc w:val="left"/>
             </w:pPr>
             <w:r>
               <w:rPr>
                 <w:rFonts w:ascii="Calibri" w:hAnsi="Calibri"/>
-                <w:color w:val="333333"/>
+                <w:color w:val="1A202C"/>
                 <w:sz w:val="19"/>
               </w:rPr>
-              <w:t>Comprehensive Testing, Bug Fixes &amp; Deployment</w:t>
+              <w:t>Core Technologies</w:t>
             </w:r>
           </w:p>
         </w:tc>
         <w:tc>
           <w:tcPr>
-            <w:tcW w:type="dxa" w:w="2160"/>
+            <w:tcW w:type="dxa" w:w="4032"/>
             <w:shd w:val="clear" w:color="auto" w:fill="FFFFFF"/>
             <w:tcMar>
               <w:top w:w="100" w:type="dxa"/>
               <w:bottom w:w="100" w:type="dxa"/>
-              <w:left w:w="150" w:type="dxa"/>
-              <w:right w:w="150" w:type="dxa"/>
+              <w:left w:w="140" w:type="dxa"/>
+              <w:right w:w="140" w:type="dxa"/>
             </w:tcMar>
           </w:tcPr>
           <w:p>
             <w:pPr>
+              <w:spacing w:before="0" w:after="0" w:line="276" w:lineRule="auto"/>
               <w:jc w:val="left"/>
             </w:pPr>
             <w:r>
               <w:rPr>
                 <w:rFonts w:ascii="Calibri" w:hAnsi="Calibri"/>
-                <w:color w:val="333333"/>
+                <w:color w:val="1A202C"/>
                 <w:sz w:val="19"/>
               </w:rPr>
-              <w:t>2 Weeks</w:t>
+              <w:t>HTML5, Vanilla CSS3 (Custom Variables), ECMAScript 2022 (Pure Vanilla JS)</w:t>
+            </w:r>
+          </w:p>
+        </w:tc>
+      </w:tr>
+      <w:tr>
+        <w:tc>
+          <w:tcPr>
+            <w:tcW w:type="dxa" w:w="2160"/>
+            <w:shd w:val="clear" w:color="auto" w:fill="F7FAFC"/>
+            <w:tcMar>
+              <w:top w:w="100" w:type="dxa"/>
+              <w:bottom w:w="100" w:type="dxa"/>
+              <w:left w:w="140" w:type="dxa"/>
+              <w:right w:w="140" w:type="dxa"/>
+            </w:tcMar>
+          </w:tcPr>
+          <w:p>
+            <w:pPr>
+              <w:spacing w:before="0" w:after="0" w:line="276" w:lineRule="auto"/>
+              <w:jc w:val="left"/>
+            </w:pPr>
+            <w:r>
+              <w:rPr>
+                <w:rFonts w:ascii="Calibri" w:hAnsi="Calibri"/>
+                <w:color w:val="1A202C"/>
+                <w:sz w:val="19"/>
+              </w:rPr>
+              <w:t>Software / Runtime</w:t>
             </w:r>
           </w:p>
         </w:tc>
         <w:tc>
           <w:tcPr>
-            <w:tcW w:type="dxa" w:w="2160"/>
-            <w:shd w:val="clear" w:color="auto" w:fill="FFFFFF"/>
+            <w:tcW w:type="dxa" w:w="3168"/>
+            <w:shd w:val="clear" w:color="auto" w:fill="F7FAFC"/>
             <w:tcMar>
               <w:top w:w="100" w:type="dxa"/>
               <w:bottom w:w="100" w:type="dxa"/>
-              <w:left w:w="150" w:type="dxa"/>
-              <w:right w:w="150" w:type="dxa"/>
+              <w:left w:w="140" w:type="dxa"/>
+              <w:right w:w="140" w:type="dxa"/>
             </w:tcMar>
           </w:tcPr>
           <w:p>
             <w:pPr>
+              <w:spacing w:before="0" w:after="0" w:line="276" w:lineRule="auto"/>
               <w:jc w:val="left"/>
             </w:pPr>
             <w:r>
               <w:rPr>
                 <w:rFonts w:ascii="Calibri" w:hAnsi="Calibri"/>
-                <w:color w:val="333333"/>
+                <w:color w:val="1A202C"/>
                 <w:sz w:val="19"/>
               </w:rPr>
-              <w:t>6.0</w:t>
+              <w:t>Runtime &amp; Tooling</w:t>
             </w:r>
           </w:p>
         </w:tc>
-      </w:tr>
-    </w:tbl>
-    <w:p/>
-    <w:p>
-      <w:pPr>
-        <w:pStyle w:val="Heading2"/>
-      </w:pPr>
-      <w:r>
-        <w:rPr>
-          <w:rFonts w:ascii="Calibri" w:hAnsi="Calibri"/>
-          <w:b/>
-          <w:color w:val="2C3E50"/>
-          <w:sz w:val="26"/>
-        </w:rPr>
-        <w:t>3. Part B: Black-Box Test Cases</w:t>
-      </w:r>
-    </w:p>
-    <w:p>
-      <w:pPr>
-        <w:pStyle w:val="Heading3"/>
-      </w:pPr>
-      <w:r>
-        <w:rPr>
-          <w:rFonts w:ascii="Calibri" w:hAnsi="Calibri"/>
-          <w:b/>
-          <w:color w:val="34495E"/>
-          <w:sz w:val="22"/>
-        </w:rPr>
-        <w:t>3.1 Equivalence Partitioning (EP) - Discount Engine</w:t>
-      </w:r>
-    </w:p>
-    <w:tbl>
-      <w:tblPr>
-        <w:tblW w:type="auto" w:w="0"/>
-        <w:jc w:val="center"/>
-        <w:tblLayout w:type="autofit"/>
-        <w:tblLook w:firstColumn="1" w:firstRow="1" w:lastColumn="0" w:lastRow="0" w:noHBand="0" w:noVBand="1" w:val="04A0"/>
-      </w:tblPr>
-      <w:tblGrid>
-        <w:gridCol w:w="2160"/>
-        <w:gridCol w:w="2160"/>
-        <w:gridCol w:w="2160"/>
-        <w:gridCol w:w="2160"/>
-      </w:tblGrid>
-      <w:tr>
         <w:tc>
           <w:tcPr>
-            <w:tcW w:type="dxa" w:w="2160"/>
-            <w:shd w:val="clear" w:color="auto" w:fill="1B4D4B"/>
+            <w:tcW w:type="dxa" w:w="4032"/>
+            <w:shd w:val="clear" w:color="auto" w:fill="F7FAFC"/>
             <w:tcMar>
-              <w:top w:w="120" w:type="dxa"/>
-              <w:bottom w:w="120" w:type="dxa"/>
-              <w:left w:w="150" w:type="dxa"/>
-              <w:right w:w="150" w:type="dxa"/>
+              <w:top w:w="100" w:type="dxa"/>
+              <w:bottom w:w="100" w:type="dxa"/>
+              <w:left w:w="140" w:type="dxa"/>
+              <w:right w:w="140" w:type="dxa"/>
             </w:tcMar>
           </w:tcPr>
           <w:p>
             <w:pPr>
+              <w:spacing w:before="0" w:after="0" w:line="276" w:lineRule="auto"/>
               <w:jc w:val="left"/>
             </w:pPr>
             <w:r>
               <w:rPr>
                 <w:rFonts w:ascii="Calibri" w:hAnsi="Calibri"/>
-                <w:b/>
-                <w:color w:val="FFFFFF"/>
-                <w:sz w:val="20"/>
+                <w:color w:val="1A202C"/>
+                <w:sz w:val="19"/>
               </w:rPr>
-              <w:t>Partition ID</w:t>
-            </w:r>
-          </w:p>
-        </w:tc>
-        <w:tc>
-          <w:tcPr>
-            <w:tcW w:type="dxa" w:w="2160"/>
-            <w:shd w:val="clear" w:color="auto" w:fill="1B4D4B"/>
-            <w:tcMar>
-              <w:top w:w="120" w:type="dxa"/>
-              <w:bottom w:w="120" w:type="dxa"/>
-              <w:left w:w="150" w:type="dxa"/>
-              <w:right w:w="150" w:type="dxa"/>
-            </w:tcMar>
-          </w:tcPr>
-          <w:p>
-            <w:pPr>
-              <w:jc w:val="left"/>
-            </w:pPr>
-            <w:r>
-              <w:rPr>
-                <w:rFonts w:ascii="Calibri" w:hAnsi="Calibri"/>
-                <w:b/>
-                <w:color w:val="FFFFFF"/>
-                <w:sz w:val="20"/>
-              </w:rPr>
-              <w:t>Input Range / Category</w:t>
-            </w:r>
-          </w:p>
-        </w:tc>
-        <w:tc>
-          <w:tcPr>
-            <w:tcW w:type="dxa" w:w="2160"/>
-            <w:shd w:val="clear" w:color="auto" w:fill="1B4D4B"/>
-            <w:tcMar>
-              <w:top w:w="120" w:type="dxa"/>
-              <w:bottom w:w="120" w:type="dxa"/>
-              <w:left w:w="150" w:type="dxa"/>
-              <w:right w:w="150" w:type="dxa"/>
-            </w:tcMar>
-          </w:tcPr>
-          <w:p>
-            <w:pPr>
-              <w:jc w:val="left"/>
-            </w:pPr>
-            <w:r>
-              <w:rPr>
-                <w:rFonts w:ascii="Calibri" w:hAnsi="Calibri"/>
-                <w:b/>
-                <w:color w:val="FFFFFF"/>
-                <w:sz w:val="20"/>
-              </w:rPr>
-              <w:t>Type</w:t>
-            </w:r>
-          </w:p>
-        </w:tc>
-        <w:tc>
-          <w:tcPr>
-            <w:tcW w:type="dxa" w:w="2160"/>
-            <w:shd w:val="clear" w:color="auto" w:fill="1B4D4B"/>
-            <w:tcMar>
-              <w:top w:w="120" w:type="dxa"/>
-              <w:bottom w:w="120" w:type="dxa"/>
-              <w:left w:w="150" w:type="dxa"/>
-              <w:right w:w="150" w:type="dxa"/>
-            </w:tcMar>
-          </w:tcPr>
-          <w:p>
-            <w:pPr>
-              <w:jc w:val="left"/>
-            </w:pPr>
-            <w:r>
-              <w:rPr>
-                <w:rFonts w:ascii="Calibri" w:hAnsi="Calibri"/>
-                <w:b/>
-                <w:color w:val="FFFFFF"/>
-                <w:sz w:val="20"/>
-              </w:rPr>
-              <w:t>Expected Output</w:t>
+              <w:t>Node.js LTS (v20+) for local asset bundling &amp; Python 3.10+ for automated testing</w:t>
             </w:r>
           </w:p>
         </w:tc>
@@ -1419,96 +1335,74 @@
             <w:tcMar>
               <w:top w:w="100" w:type="dxa"/>
               <w:bottom w:w="100" w:type="dxa"/>
-              <w:left w:w="150" w:type="dxa"/>
-              <w:right w:w="150" w:type="dxa"/>
+              <w:left w:w="140" w:type="dxa"/>
+              <w:right w:w="140" w:type="dxa"/>
             </w:tcMar>
           </w:tcPr>
           <w:p>
             <w:pPr>
+              <w:spacing w:before="0" w:after="0" w:line="276" w:lineRule="auto"/>
               <w:jc w:val="left"/>
             </w:pPr>
             <w:r>
               <w:rPr>
                 <w:rFonts w:ascii="Calibri" w:hAnsi="Calibri"/>
-                <w:color w:val="333333"/>
+                <w:color w:val="1A202C"/>
                 <w:sz w:val="19"/>
               </w:rPr>
-              <w:t>EP-1</w:t>
+              <w:t>Software / Runtime</w:t>
             </w:r>
           </w:p>
         </w:tc>
         <w:tc>
           <w:tcPr>
-            <w:tcW w:type="dxa" w:w="2160"/>
+            <w:tcW w:type="dxa" w:w="3168"/>
             <w:shd w:val="clear" w:color="auto" w:fill="FFFFFF"/>
             <w:tcMar>
               <w:top w:w="100" w:type="dxa"/>
               <w:bottom w:w="100" w:type="dxa"/>
-              <w:left w:w="150" w:type="dxa"/>
-              <w:right w:w="150" w:type="dxa"/>
+              <w:left w:w="140" w:type="dxa"/>
+              <w:right w:w="140" w:type="dxa"/>
             </w:tcMar>
           </w:tcPr>
           <w:p>
             <w:pPr>
+              <w:spacing w:before="0" w:after="0" w:line="276" w:lineRule="auto"/>
               <w:jc w:val="left"/>
             </w:pPr>
             <w:r>
               <w:rPr>
                 <w:rFonts w:ascii="Calibri" w:hAnsi="Calibri"/>
-                <w:color w:val="333333"/>
+                <w:color w:val="1A202C"/>
                 <w:sz w:val="19"/>
               </w:rPr>
-              <w:t>0 &lt;= Discount &lt;= 100</w:t>
+              <w:t>Testing Suite</w:t>
             </w:r>
           </w:p>
         </w:tc>
         <w:tc>
           <w:tcPr>
-            <w:tcW w:type="dxa" w:w="2160"/>
+            <w:tcW w:type="dxa" w:w="4032"/>
             <w:shd w:val="clear" w:color="auto" w:fill="FFFFFF"/>
             <w:tcMar>
               <w:top w:w="100" w:type="dxa"/>
               <w:bottom w:w="100" w:type="dxa"/>
-              <w:left w:w="150" w:type="dxa"/>
-              <w:right w:w="150" w:type="dxa"/>
+              <w:left w:w="140" w:type="dxa"/>
+              <w:right w:w="140" w:type="dxa"/>
             </w:tcMar>
           </w:tcPr>
           <w:p>
             <w:pPr>
+              <w:spacing w:before="0" w:after="0" w:line="276" w:lineRule="auto"/>
               <w:jc w:val="left"/>
             </w:pPr>
             <w:r>
               <w:rPr>
                 <w:rFonts w:ascii="Calibri" w:hAnsi="Calibri"/>
-                <w:color w:val="333333"/>
+                <w:color w:val="1A202C"/>
                 <w:sz w:val="19"/>
               </w:rPr>
-              <w:t>Valid</w:t>
-            </w:r>
-          </w:p>
-        </w:tc>
-        <w:tc>
-          <w:tcPr>
-            <w:tcW w:type="dxa" w:w="2160"/>
-            <w:shd w:val="clear" w:color="auto" w:fill="FFFFFF"/>
-            <w:tcMar>
-              <w:top w:w="100" w:type="dxa"/>
-              <w:bottom w:w="100" w:type="dxa"/>
-              <w:left w:w="150" w:type="dxa"/>
-              <w:right w:w="150" w:type="dxa"/>
-            </w:tcMar>
-          </w:tcPr>
-          <w:p>
-            <w:pPr>
-              <w:jc w:val="left"/>
-            </w:pPr>
-            <w:r>
-              <w:rPr>
-                <w:rFonts w:ascii="Calibri" w:hAnsi="Calibri"/>
-                <w:color w:val="333333"/>
-                <w:sz w:val="19"/>
-              </w:rPr>
-              <w:t>Applies percentage reduction smoothly.</w:t>
+              <w:t>Python unittest &amp; pytest automated testing harnesses</w:t>
             </w:r>
           </w:p>
         </w:tc>
@@ -1517,100 +1411,868 @@
         <w:tc>
           <w:tcPr>
             <w:tcW w:type="dxa" w:w="2160"/>
-            <w:shd w:val="clear" w:color="auto" w:fill="F4F6F6"/>
+            <w:shd w:val="clear" w:color="auto" w:fill="F7FAFC"/>
             <w:tcMar>
               <w:top w:w="100" w:type="dxa"/>
               <w:bottom w:w="100" w:type="dxa"/>
-              <w:left w:w="150" w:type="dxa"/>
-              <w:right w:w="150" w:type="dxa"/>
+              <w:left w:w="140" w:type="dxa"/>
+              <w:right w:w="140" w:type="dxa"/>
             </w:tcMar>
           </w:tcPr>
           <w:p>
             <w:pPr>
+              <w:spacing w:before="0" w:after="0" w:line="276" w:lineRule="auto"/>
               <w:jc w:val="left"/>
             </w:pPr>
             <w:r>
               <w:rPr>
                 <w:rFonts w:ascii="Calibri" w:hAnsi="Calibri"/>
-                <w:color w:val="333333"/>
+                <w:color w:val="1A202C"/>
                 <w:sz w:val="19"/>
               </w:rPr>
-              <w:t>EP-2</w:t>
+              <w:t>Software / Runtime</w:t>
             </w:r>
           </w:p>
         </w:tc>
         <w:tc>
           <w:tcPr>
-            <w:tcW w:type="dxa" w:w="2160"/>
-            <w:shd w:val="clear" w:color="auto" w:fill="F4F6F6"/>
+            <w:tcW w:type="dxa" w:w="3168"/>
+            <w:shd w:val="clear" w:color="auto" w:fill="F7FAFC"/>
             <w:tcMar>
               <w:top w:w="100" w:type="dxa"/>
               <w:bottom w:w="100" w:type="dxa"/>
-              <w:left w:w="150" w:type="dxa"/>
-              <w:right w:w="150" w:type="dxa"/>
+              <w:left w:w="140" w:type="dxa"/>
+              <w:right w:w="140" w:type="dxa"/>
             </w:tcMar>
           </w:tcPr>
           <w:p>
             <w:pPr>
+              <w:spacing w:before="0" w:after="0" w:line="276" w:lineRule="auto"/>
               <w:jc w:val="left"/>
             </w:pPr>
             <w:r>
               <w:rPr>
                 <w:rFonts w:ascii="Calibri" w:hAnsi="Calibri"/>
-                <w:color w:val="333333"/>
+                <w:color w:val="1A202C"/>
                 <w:sz w:val="19"/>
               </w:rPr>
-              <w:t>Discount &lt; 0</w:t>
+              <w:t>Version Control</w:t>
             </w:r>
           </w:p>
         </w:tc>
         <w:tc>
           <w:tcPr>
-            <w:tcW w:type="dxa" w:w="2160"/>
-            <w:shd w:val="clear" w:color="auto" w:fill="F4F6F6"/>
+            <w:tcW w:type="dxa" w:w="4032"/>
+            <w:shd w:val="clear" w:color="auto" w:fill="F7FAFC"/>
             <w:tcMar>
               <w:top w:w="100" w:type="dxa"/>
               <w:bottom w:w="100" w:type="dxa"/>
-              <w:left w:w="150" w:type="dxa"/>
-              <w:right w:w="150" w:type="dxa"/>
+              <w:left w:w="140" w:type="dxa"/>
+              <w:right w:w="140" w:type="dxa"/>
             </w:tcMar>
           </w:tcPr>
           <w:p>
             <w:pPr>
+              <w:spacing w:before="0" w:after="0" w:line="276" w:lineRule="auto"/>
               <w:jc w:val="left"/>
             </w:pPr>
             <w:r>
               <w:rPr>
                 <w:rFonts w:ascii="Calibri" w:hAnsi="Calibri"/>
-                <w:color w:val="333333"/>
+                <w:color w:val="1A202C"/>
                 <w:sz w:val="19"/>
               </w:rPr>
-              <w:t>Invalid</w:t>
+              <w:t>Git v2.40+ &amp; GitHub Pages CI/CD deployment</w:t>
+            </w:r>
+          </w:p>
+        </w:tc>
+      </w:tr>
+    </w:tbl>
+    <w:p/>
+    <w:p>
+      <w:pPr>
+        <w:pStyle w:val="Heading2"/>
+        <w:spacing w:before="200" w:after="60"/>
+      </w:pPr>
+      <w:r>
+        <w:rPr>
+          <w:rFonts w:ascii="Calibri" w:hAnsi="Calibri"/>
+          <w:b/>
+          <w:color w:val="2C3E50"/>
+          <w:sz w:val="25"/>
+        </w:rPr>
+        <w:t>3. Part A: Work Breakdown Structure (WBS)</w:t>
+      </w:r>
+    </w:p>
+    <w:p>
+      <w:pPr>
+        <w:spacing w:before="0" w:after="90" w:line="276" w:lineRule="auto"/>
+      </w:pPr>
+      <w:r>
+        <w:rPr>
+          <w:rFonts w:ascii="Calibri" w:hAnsi="Calibri"/>
+          <w:color w:val="1A202C"/>
+          <w:sz w:val="21"/>
+        </w:rPr>
+        <w:t>The WBS decomposes the Ledgerly project into manageable work packages organized across four development phases:</w:t>
+      </w:r>
+    </w:p>
+    <w:tbl>
+      <w:tblPr>
+        <w:tblW w:type="auto" w:w="0"/>
+        <w:jc w:val="center"/>
+        <w:tblLayout w:type="fixed"/>
+        <w:tblLook w:firstColumn="1" w:firstRow="1" w:lastColumn="0" w:lastRow="0" w:noHBand="0" w:noVBand="1" w:val="04A0"/>
+        <w:tblBorders>
+          <w:top w:val="single" w:sz="4" w:space="0" w:color="D1D5DB"/>
+          <w:left w:val="single" w:sz="4" w:space="0" w:color="D1D5DB"/>
+          <w:bottom w:val="single" w:sz="4" w:space="0" w:color="D1D5DB"/>
+          <w:right w:val="single" w:sz="4" w:space="0" w:color="D1D5DB"/>
+          <w:insideH w:val="single" w:sz="4" w:space="0" w:color="D1D5DB"/>
+          <w:insideV w:val="single" w:sz="4" w:space="0" w:color="D1D5DB"/>
+        </w:tblBorders>
+      </w:tblPr>
+      <w:tblGrid>
+        <w:gridCol w:w="2340"/>
+        <w:gridCol w:w="2340"/>
+        <w:gridCol w:w="2340"/>
+        <w:gridCol w:w="2340"/>
+      </w:tblGrid>
+      <w:tr>
+        <w:tc>
+          <w:tcPr>
+            <w:tcW w:type="dxa" w:w="2592"/>
+            <w:shd w:val="clear" w:color="auto" w:fill="1B4D4B"/>
+            <w:tcMar>
+              <w:top w:w="120" w:type="dxa"/>
+              <w:bottom w:w="120" w:type="dxa"/>
+              <w:left w:w="140" w:type="dxa"/>
+              <w:right w:w="140" w:type="dxa"/>
+            </w:tcMar>
+          </w:tcPr>
+          <w:p>
+            <w:pPr>
+              <w:spacing w:before="0" w:after="0"/>
+              <w:jc w:val="left"/>
+            </w:pPr>
+            <w:r>
+              <w:rPr>
+                <w:rFonts w:ascii="Calibri" w:hAnsi="Calibri"/>
+                <w:b/>
+                <w:color w:val="FFFFFF"/>
+                <w:sz w:val="20"/>
+              </w:rPr>
+              <w:t>WBS Phase / Work Package</w:t>
             </w:r>
           </w:p>
         </w:tc>
         <w:tc>
           <w:tcPr>
-            <w:tcW w:type="dxa" w:w="2160"/>
-            <w:shd w:val="clear" w:color="auto" w:fill="F4F6F6"/>
+            <w:tcW w:type="dxa" w:w="3312"/>
+            <w:shd w:val="clear" w:color="auto" w:fill="1B4D4B"/>
             <w:tcMar>
-              <w:top w:w="100" w:type="dxa"/>
-              <w:bottom w:w="100" w:type="dxa"/>
-              <w:left w:w="150" w:type="dxa"/>
-              <w:right w:w="150" w:type="dxa"/>
+              <w:top w:w="120" w:type="dxa"/>
+              <w:bottom w:w="120" w:type="dxa"/>
+              <w:left w:w="140" w:type="dxa"/>
+              <w:right w:w="140" w:type="dxa"/>
             </w:tcMar>
           </w:tcPr>
           <w:p>
             <w:pPr>
+              <w:spacing w:before="0" w:after="0"/>
               <w:jc w:val="left"/>
             </w:pPr>
             <w:r>
               <w:rPr>
                 <w:rFonts w:ascii="Calibri" w:hAnsi="Calibri"/>
-                <w:color w:val="333333"/>
+                <w:b/>
+                <w:color w:val="FFFFFF"/>
+                <w:sz w:val="20"/>
+              </w:rPr>
+              <w:t>Granular Activities</w:t>
+            </w:r>
+          </w:p>
+        </w:tc>
+        <w:tc>
+          <w:tcPr>
+            <w:tcW w:type="dxa" w:w="1440"/>
+            <w:shd w:val="clear" w:color="auto" w:fill="1B4D4B"/>
+            <w:tcMar>
+              <w:top w:w="120" w:type="dxa"/>
+              <w:bottom w:w="120" w:type="dxa"/>
+              <w:left w:w="140" w:type="dxa"/>
+              <w:right w:w="140" w:type="dxa"/>
+            </w:tcMar>
+          </w:tcPr>
+          <w:p>
+            <w:pPr>
+              <w:spacing w:before="0" w:after="0"/>
+              <w:jc w:val="left"/>
+            </w:pPr>
+            <w:r>
+              <w:rPr>
+                <w:rFonts w:ascii="Calibri" w:hAnsi="Calibri"/>
+                <w:b/>
+                <w:color w:val="FFFFFF"/>
+                <w:sz w:val="20"/>
+              </w:rPr>
+              <w:t>Schedule</w:t>
+            </w:r>
+          </w:p>
+        </w:tc>
+        <w:tc>
+          <w:tcPr>
+            <w:tcW w:type="dxa" w:w="2016"/>
+            <w:shd w:val="clear" w:color="auto" w:fill="1B4D4B"/>
+            <w:tcMar>
+              <w:top w:w="120" w:type="dxa"/>
+              <w:bottom w:w="120" w:type="dxa"/>
+              <w:left w:w="140" w:type="dxa"/>
+              <w:right w:w="140" w:type="dxa"/>
+            </w:tcMar>
+          </w:tcPr>
+          <w:p>
+            <w:pPr>
+              <w:spacing w:before="0" w:after="0"/>
+              <w:jc w:val="left"/>
+            </w:pPr>
+            <w:r>
+              <w:rPr>
+                <w:rFonts w:ascii="Calibri" w:hAnsi="Calibri"/>
+                <w:b/>
+                <w:color w:val="FFFFFF"/>
+                <w:sz w:val="20"/>
+              </w:rPr>
+              <w:t>Deliverable Milestone</w:t>
+            </w:r>
+          </w:p>
+        </w:tc>
+      </w:tr>
+      <w:tr>
+        <w:tc>
+          <w:tcPr>
+            <w:tcW w:type="dxa" w:w="2592"/>
+            <w:shd w:val="clear" w:color="auto" w:fill="FFFFFF"/>
+            <w:tcMar>
+              <w:top w:w="100" w:type="dxa"/>
+              <w:bottom w:w="100" w:type="dxa"/>
+              <w:left w:w="140" w:type="dxa"/>
+              <w:right w:w="140" w:type="dxa"/>
+            </w:tcMar>
+          </w:tcPr>
+          <w:p>
+            <w:pPr>
+              <w:spacing w:before="0" w:after="0" w:line="276" w:lineRule="auto"/>
+              <w:jc w:val="left"/>
+            </w:pPr>
+            <w:r>
+              <w:rPr>
+                <w:rFonts w:ascii="Calibri" w:hAnsi="Calibri"/>
+                <w:color w:val="1A202C"/>
                 <w:sz w:val="19"/>
               </w:rPr>
-              <w:t>Reject: Negative discount not permitted.</w:t>
+              <w:t>1.0 Inception &amp; Architecture</w:t>
+            </w:r>
+          </w:p>
+        </w:tc>
+        <w:tc>
+          <w:tcPr>
+            <w:tcW w:type="dxa" w:w="3312"/>
+            <w:shd w:val="clear" w:color="auto" w:fill="FFFFFF"/>
+            <w:tcMar>
+              <w:top w:w="100" w:type="dxa"/>
+              <w:bottom w:w="100" w:type="dxa"/>
+              <w:left w:w="140" w:type="dxa"/>
+              <w:right w:w="140" w:type="dxa"/>
+            </w:tcMar>
+          </w:tcPr>
+          <w:p>
+            <w:pPr>
+              <w:spacing w:before="0" w:after="0" w:line="276" w:lineRule="auto"/>
+              <w:jc w:val="left"/>
+            </w:pPr>
+            <w:r>
+              <w:rPr>
+                <w:rFonts w:ascii="Calibri" w:hAnsi="Calibri"/>
+                <w:color w:val="1A202C"/>
+                <w:sz w:val="19"/>
+              </w:rPr>
+              <w:t>1.1 Requirements Elicitation</w:t>
+              <w:br/>
+              <w:t>1.2 Feasibility &amp; Scope</w:t>
+              <w:br/>
+              <w:t>1.3 Architecture Selection</w:t>
+            </w:r>
+          </w:p>
+        </w:tc>
+        <w:tc>
+          <w:tcPr>
+            <w:tcW w:type="dxa" w:w="1440"/>
+            <w:shd w:val="clear" w:color="auto" w:fill="FFFFFF"/>
+            <w:tcMar>
+              <w:top w:w="100" w:type="dxa"/>
+              <w:bottom w:w="100" w:type="dxa"/>
+              <w:left w:w="140" w:type="dxa"/>
+              <w:right w:w="140" w:type="dxa"/>
+            </w:tcMar>
+          </w:tcPr>
+          <w:p>
+            <w:pPr>
+              <w:spacing w:before="0" w:after="0" w:line="276" w:lineRule="auto"/>
+              <w:jc w:val="left"/>
+            </w:pPr>
+            <w:r>
+              <w:rPr>
+                <w:rFonts w:ascii="Calibri" w:hAnsi="Calibri"/>
+                <w:color w:val="1A202C"/>
+                <w:sz w:val="19"/>
+              </w:rPr>
+              <w:t>Weeks 1-3</w:t>
+            </w:r>
+          </w:p>
+        </w:tc>
+        <w:tc>
+          <w:tcPr>
+            <w:tcW w:type="dxa" w:w="2016"/>
+            <w:shd w:val="clear" w:color="auto" w:fill="FFFFFF"/>
+            <w:tcMar>
+              <w:top w:w="100" w:type="dxa"/>
+              <w:bottom w:w="100" w:type="dxa"/>
+              <w:left w:w="140" w:type="dxa"/>
+              <w:right w:w="140" w:type="dxa"/>
+            </w:tcMar>
+          </w:tcPr>
+          <w:p>
+            <w:pPr>
+              <w:spacing w:before="0" w:after="0" w:line="276" w:lineRule="auto"/>
+              <w:jc w:val="left"/>
+            </w:pPr>
+            <w:r>
+              <w:rPr>
+                <w:rFonts w:ascii="Calibri" w:hAnsi="Calibri"/>
+                <w:color w:val="1A202C"/>
+                <w:sz w:val="19"/>
+              </w:rPr>
+              <w:t>SRS Document, Architecture Specification</w:t>
+            </w:r>
+          </w:p>
+        </w:tc>
+      </w:tr>
+      <w:tr>
+        <w:tc>
+          <w:tcPr>
+            <w:tcW w:type="dxa" w:w="2592"/>
+            <w:shd w:val="clear" w:color="auto" w:fill="F7FAFC"/>
+            <w:tcMar>
+              <w:top w:w="100" w:type="dxa"/>
+              <w:bottom w:w="100" w:type="dxa"/>
+              <w:left w:w="140" w:type="dxa"/>
+              <w:right w:w="140" w:type="dxa"/>
+            </w:tcMar>
+          </w:tcPr>
+          <w:p>
+            <w:pPr>
+              <w:spacing w:before="0" w:after="0" w:line="276" w:lineRule="auto"/>
+              <w:jc w:val="left"/>
+            </w:pPr>
+            <w:r>
+              <w:rPr>
+                <w:rFonts w:ascii="Calibri" w:hAnsi="Calibri"/>
+                <w:color w:val="1A202C"/>
+                <w:sz w:val="19"/>
+              </w:rPr>
+              <w:t>2.0 UI &amp; Prototype Design</w:t>
+            </w:r>
+          </w:p>
+        </w:tc>
+        <w:tc>
+          <w:tcPr>
+            <w:tcW w:type="dxa" w:w="3312"/>
+            <w:shd w:val="clear" w:color="auto" w:fill="F7FAFC"/>
+            <w:tcMar>
+              <w:top w:w="100" w:type="dxa"/>
+              <w:bottom w:w="100" w:type="dxa"/>
+              <w:left w:w="140" w:type="dxa"/>
+              <w:right w:w="140" w:type="dxa"/>
+            </w:tcMar>
+          </w:tcPr>
+          <w:p>
+            <w:pPr>
+              <w:spacing w:before="0" w:after="0" w:line="276" w:lineRule="auto"/>
+              <w:jc w:val="left"/>
+            </w:pPr>
+            <w:r>
+              <w:rPr>
+                <w:rFonts w:ascii="Calibri" w:hAnsi="Calibri"/>
+                <w:color w:val="1A202C"/>
+                <w:sz w:val="19"/>
+              </w:rPr>
+              <w:t>2.1 HTML5 Semantic Skeleton</w:t>
+              <w:br/>
+              <w:t>2.2 CSS3 Design Tokens</w:t>
+              <w:br/>
+              <w:t>2.3 Responsive Drawer &amp; Mobile</w:t>
+            </w:r>
+          </w:p>
+        </w:tc>
+        <w:tc>
+          <w:tcPr>
+            <w:tcW w:type="dxa" w:w="1440"/>
+            <w:shd w:val="clear" w:color="auto" w:fill="F7FAFC"/>
+            <w:tcMar>
+              <w:top w:w="100" w:type="dxa"/>
+              <w:bottom w:w="100" w:type="dxa"/>
+              <w:left w:w="140" w:type="dxa"/>
+              <w:right w:w="140" w:type="dxa"/>
+            </w:tcMar>
+          </w:tcPr>
+          <w:p>
+            <w:pPr>
+              <w:spacing w:before="0" w:after="0" w:line="276" w:lineRule="auto"/>
+              <w:jc w:val="left"/>
+            </w:pPr>
+            <w:r>
+              <w:rPr>
+                <w:rFonts w:ascii="Calibri" w:hAnsi="Calibri"/>
+                <w:color w:val="1A202C"/>
+                <w:sz w:val="19"/>
+              </w:rPr>
+              <w:t>Weeks 4-6</w:t>
+            </w:r>
+          </w:p>
+        </w:tc>
+        <w:tc>
+          <w:tcPr>
+            <w:tcW w:type="dxa" w:w="2016"/>
+            <w:shd w:val="clear" w:color="auto" w:fill="F7FAFC"/>
+            <w:tcMar>
+              <w:top w:w="100" w:type="dxa"/>
+              <w:bottom w:w="100" w:type="dxa"/>
+              <w:left w:w="140" w:type="dxa"/>
+              <w:right w:w="140" w:type="dxa"/>
+            </w:tcMar>
+          </w:tcPr>
+          <w:p>
+            <w:pPr>
+              <w:spacing w:before="0" w:after="0" w:line="276" w:lineRule="auto"/>
+              <w:jc w:val="left"/>
+            </w:pPr>
+            <w:r>
+              <w:rPr>
+                <w:rFonts w:ascii="Calibri" w:hAnsi="Calibri"/>
+                <w:color w:val="1A202C"/>
+                <w:sz w:val="19"/>
+              </w:rPr>
+              <w:t>App Shell, Responsive Layout, Canvas Prototype</w:t>
+            </w:r>
+          </w:p>
+        </w:tc>
+      </w:tr>
+      <w:tr>
+        <w:tc>
+          <w:tcPr>
+            <w:tcW w:type="dxa" w:w="2592"/>
+            <w:shd w:val="clear" w:color="auto" w:fill="FFFFFF"/>
+            <w:tcMar>
+              <w:top w:w="100" w:type="dxa"/>
+              <w:bottom w:w="100" w:type="dxa"/>
+              <w:left w:w="140" w:type="dxa"/>
+              <w:right w:w="140" w:type="dxa"/>
+            </w:tcMar>
+          </w:tcPr>
+          <w:p>
+            <w:pPr>
+              <w:spacing w:before="0" w:after="0" w:line="276" w:lineRule="auto"/>
+              <w:jc w:val="left"/>
+            </w:pPr>
+            <w:r>
+              <w:rPr>
+                <w:rFonts w:ascii="Calibri" w:hAnsi="Calibri"/>
+                <w:color w:val="1A202C"/>
+                <w:sz w:val="19"/>
+              </w:rPr>
+              <w:t>3.0 Core Engine Construction</w:t>
+            </w:r>
+          </w:p>
+        </w:tc>
+        <w:tc>
+          <w:tcPr>
+            <w:tcW w:type="dxa" w:w="3312"/>
+            <w:shd w:val="clear" w:color="auto" w:fill="FFFFFF"/>
+            <w:tcMar>
+              <w:top w:w="100" w:type="dxa"/>
+              <w:bottom w:w="100" w:type="dxa"/>
+              <w:left w:w="140" w:type="dxa"/>
+              <w:right w:w="140" w:type="dxa"/>
+            </w:tcMar>
+          </w:tcPr>
+          <w:p>
+            <w:pPr>
+              <w:spacing w:before="0" w:after="0" w:line="276" w:lineRule="auto"/>
+              <w:jc w:val="left"/>
+            </w:pPr>
+            <w:r>
+              <w:rPr>
+                <w:rFonts w:ascii="Calibri" w:hAnsi="Calibri"/>
+                <w:color w:val="1A202C"/>
+                <w:sz w:val="19"/>
+              </w:rPr>
+              <w:t>3.1 Calculation &amp; GST Split Engine</w:t>
+              <w:br/>
+              <w:t>3.2 HSN Tax Matrix &amp; Storage</w:t>
+              <w:br/>
+              <w:t>3.3 Canvas Signature &amp; Offline QR</w:t>
+            </w:r>
+          </w:p>
+        </w:tc>
+        <w:tc>
+          <w:tcPr>
+            <w:tcW w:type="dxa" w:w="1440"/>
+            <w:shd w:val="clear" w:color="auto" w:fill="FFFFFF"/>
+            <w:tcMar>
+              <w:top w:w="100" w:type="dxa"/>
+              <w:bottom w:w="100" w:type="dxa"/>
+              <w:left w:w="140" w:type="dxa"/>
+              <w:right w:w="140" w:type="dxa"/>
+            </w:tcMar>
+          </w:tcPr>
+          <w:p>
+            <w:pPr>
+              <w:spacing w:before="0" w:after="0" w:line="276" w:lineRule="auto"/>
+              <w:jc w:val="left"/>
+            </w:pPr>
+            <w:r>
+              <w:rPr>
+                <w:rFonts w:ascii="Calibri" w:hAnsi="Calibri"/>
+                <w:color w:val="1A202C"/>
+                <w:sz w:val="19"/>
+              </w:rPr>
+              <w:t>Weeks 7-12</w:t>
+            </w:r>
+          </w:p>
+        </w:tc>
+        <w:tc>
+          <w:tcPr>
+            <w:tcW w:type="dxa" w:w="2016"/>
+            <w:shd w:val="clear" w:color="auto" w:fill="FFFFFF"/>
+            <w:tcMar>
+              <w:top w:w="100" w:type="dxa"/>
+              <w:bottom w:w="100" w:type="dxa"/>
+              <w:left w:w="140" w:type="dxa"/>
+              <w:right w:w="140" w:type="dxa"/>
+            </w:tcMar>
+          </w:tcPr>
+          <w:p>
+            <w:pPr>
+              <w:spacing w:before="0" w:after="0" w:line="276" w:lineRule="auto"/>
+              <w:jc w:val="left"/>
+            </w:pPr>
+            <w:r>
+              <w:rPr>
+                <w:rFonts w:ascii="Calibri" w:hAnsi="Calibri"/>
+                <w:color w:val="1A202C"/>
+                <w:sz w:val="19"/>
+              </w:rPr>
+              <w:t>Functional Invoicing Suite, Local Persistence</w:t>
+            </w:r>
+          </w:p>
+        </w:tc>
+      </w:tr>
+      <w:tr>
+        <w:tc>
+          <w:tcPr>
+            <w:tcW w:type="dxa" w:w="2592"/>
+            <w:shd w:val="clear" w:color="auto" w:fill="F7FAFC"/>
+            <w:tcMar>
+              <w:top w:w="100" w:type="dxa"/>
+              <w:bottom w:w="100" w:type="dxa"/>
+              <w:left w:w="140" w:type="dxa"/>
+              <w:right w:w="140" w:type="dxa"/>
+            </w:tcMar>
+          </w:tcPr>
+          <w:p>
+            <w:pPr>
+              <w:spacing w:before="0" w:after="0" w:line="276" w:lineRule="auto"/>
+              <w:jc w:val="left"/>
+            </w:pPr>
+            <w:r>
+              <w:rPr>
+                <w:rFonts w:ascii="Calibri" w:hAnsi="Calibri"/>
+                <w:color w:val="1A202C"/>
+                <w:sz w:val="19"/>
+              </w:rPr>
+              <w:t>4.0 Verification &amp; Deployment</w:t>
+            </w:r>
+          </w:p>
+        </w:tc>
+        <w:tc>
+          <w:tcPr>
+            <w:tcW w:type="dxa" w:w="3312"/>
+            <w:shd w:val="clear" w:color="auto" w:fill="F7FAFC"/>
+            <w:tcMar>
+              <w:top w:w="100" w:type="dxa"/>
+              <w:bottom w:w="100" w:type="dxa"/>
+              <w:left w:w="140" w:type="dxa"/>
+              <w:right w:w="140" w:type="dxa"/>
+            </w:tcMar>
+          </w:tcPr>
+          <w:p>
+            <w:pPr>
+              <w:spacing w:before="0" w:after="0" w:line="276" w:lineRule="auto"/>
+              <w:jc w:val="left"/>
+            </w:pPr>
+            <w:r>
+              <w:rPr>
+                <w:rFonts w:ascii="Calibri" w:hAnsi="Calibri"/>
+                <w:color w:val="1A202C"/>
+                <w:sz w:val="19"/>
+              </w:rPr>
+              <w:t>4.1 Automated Unit Test Harness</w:t>
+              <w:br/>
+              <w:t>4.2 RMMM &amp; Risk Assessment</w:t>
+              <w:br/>
+              <w:t>4.3 Git Versioning &amp; GitHub Pages</w:t>
+            </w:r>
+          </w:p>
+        </w:tc>
+        <w:tc>
+          <w:tcPr>
+            <w:tcW w:type="dxa" w:w="1440"/>
+            <w:shd w:val="clear" w:color="auto" w:fill="F7FAFC"/>
+            <w:tcMar>
+              <w:top w:w="100" w:type="dxa"/>
+              <w:bottom w:w="100" w:type="dxa"/>
+              <w:left w:w="140" w:type="dxa"/>
+              <w:right w:w="140" w:type="dxa"/>
+            </w:tcMar>
+          </w:tcPr>
+          <w:p>
+            <w:pPr>
+              <w:spacing w:before="0" w:after="0" w:line="276" w:lineRule="auto"/>
+              <w:jc w:val="left"/>
+            </w:pPr>
+            <w:r>
+              <w:rPr>
+                <w:rFonts w:ascii="Calibri" w:hAnsi="Calibri"/>
+                <w:color w:val="1A202C"/>
+                <w:sz w:val="19"/>
+              </w:rPr>
+              <w:t>Weeks 13-16</w:t>
+            </w:r>
+          </w:p>
+        </w:tc>
+        <w:tc>
+          <w:tcPr>
+            <w:tcW w:type="dxa" w:w="2016"/>
+            <w:shd w:val="clear" w:color="auto" w:fill="F7FAFC"/>
+            <w:tcMar>
+              <w:top w:w="100" w:type="dxa"/>
+              <w:bottom w:w="100" w:type="dxa"/>
+              <w:left w:w="140" w:type="dxa"/>
+              <w:right w:w="140" w:type="dxa"/>
+            </w:tcMar>
+          </w:tcPr>
+          <w:p>
+            <w:pPr>
+              <w:spacing w:before="0" w:after="0" w:line="276" w:lineRule="auto"/>
+              <w:jc w:val="left"/>
+            </w:pPr>
+            <w:r>
+              <w:rPr>
+                <w:rFonts w:ascii="Calibri" w:hAnsi="Calibri"/>
+                <w:color w:val="1A202C"/>
+                <w:sz w:val="19"/>
+              </w:rPr>
+              <w:t>Passing Unit Test Suite, Live Production PWA</w:t>
+            </w:r>
+          </w:p>
+        </w:tc>
+      </w:tr>
+    </w:tbl>
+    <w:p/>
+    <w:p>
+      <w:pPr>
+        <w:pStyle w:val="Heading2"/>
+        <w:spacing w:before="200" w:after="60"/>
+      </w:pPr>
+      <w:r>
+        <w:rPr>
+          <w:rFonts w:ascii="Calibri" w:hAnsi="Calibri"/>
+          <w:b/>
+          <w:color w:val="2C3E50"/>
+          <w:sz w:val="25"/>
+        </w:rPr>
+        <w:t>4. Part B: Black-Box Test Case Design</w:t>
+      </w:r>
+    </w:p>
+    <w:p>
+      <w:pPr>
+        <w:spacing w:before="0" w:after="90" w:line="276" w:lineRule="auto"/>
+      </w:pPr>
+      <w:r>
+        <w:rPr>
+          <w:rFonts w:ascii="Calibri" w:hAnsi="Calibri"/>
+          <w:color w:val="1A202C"/>
+          <w:sz w:val="21"/>
+        </w:rPr>
+        <w:t>1. Equivalence Partitioning (EP) - Discount Calculation Engine:</w:t>
+      </w:r>
+    </w:p>
+    <w:tbl>
+      <w:tblPr>
+        <w:tblW w:type="auto" w:w="0"/>
+        <w:jc w:val="center"/>
+        <w:tblLayout w:type="fixed"/>
+        <w:tblLook w:firstColumn="1" w:firstRow="1" w:lastColumn="0" w:lastRow="0" w:noHBand="0" w:noVBand="1" w:val="04A0"/>
+        <w:tblBorders>
+          <w:top w:val="single" w:sz="4" w:space="0" w:color="D1D5DB"/>
+          <w:left w:val="single" w:sz="4" w:space="0" w:color="D1D5DB"/>
+          <w:bottom w:val="single" w:sz="4" w:space="0" w:color="D1D5DB"/>
+          <w:right w:val="single" w:sz="4" w:space="0" w:color="D1D5DB"/>
+          <w:insideH w:val="single" w:sz="4" w:space="0" w:color="D1D5DB"/>
+          <w:insideV w:val="single" w:sz="4" w:space="0" w:color="D1D5DB"/>
+        </w:tblBorders>
+      </w:tblPr>
+      <w:tblGrid>
+        <w:gridCol w:w="1872"/>
+        <w:gridCol w:w="1872"/>
+        <w:gridCol w:w="1872"/>
+        <w:gridCol w:w="1872"/>
+        <w:gridCol w:w="1872"/>
+      </w:tblGrid>
+      <w:tr>
+        <w:tc>
+          <w:tcPr>
+            <w:tcW w:type="dxa" w:w="2160"/>
+            <w:shd w:val="clear" w:color="auto" w:fill="1B4D4B"/>
+            <w:tcMar>
+              <w:top w:w="120" w:type="dxa"/>
+              <w:bottom w:w="120" w:type="dxa"/>
+              <w:left w:w="140" w:type="dxa"/>
+              <w:right w:w="140" w:type="dxa"/>
+            </w:tcMar>
+          </w:tcPr>
+          <w:p>
+            <w:pPr>
+              <w:spacing w:before="0" w:after="0"/>
+              <w:jc w:val="left"/>
+            </w:pPr>
+            <w:r>
+              <w:rPr>
+                <w:rFonts w:ascii="Calibri" w:hAnsi="Calibri"/>
+                <w:b/>
+                <w:color w:val="FFFFFF"/>
+                <w:sz w:val="20"/>
+              </w:rPr>
+              <w:t>Equivalence Class</w:t>
+            </w:r>
+          </w:p>
+        </w:tc>
+        <w:tc>
+          <w:tcPr>
+            <w:tcW w:type="dxa" w:w="2592"/>
+            <w:shd w:val="clear" w:color="auto" w:fill="1B4D4B"/>
+            <w:tcMar>
+              <w:top w:w="120" w:type="dxa"/>
+              <w:bottom w:w="120" w:type="dxa"/>
+              <w:left w:w="140" w:type="dxa"/>
+              <w:right w:w="140" w:type="dxa"/>
+            </w:tcMar>
+          </w:tcPr>
+          <w:p>
+            <w:pPr>
+              <w:spacing w:before="0" w:after="0"/>
+              <w:jc w:val="left"/>
+            </w:pPr>
+            <w:r>
+              <w:rPr>
+                <w:rFonts w:ascii="Calibri" w:hAnsi="Calibri"/>
+                <w:b/>
+                <w:color w:val="FFFFFF"/>
+                <w:sz w:val="20"/>
+              </w:rPr>
+              <w:t>Condition / Range</w:t>
+            </w:r>
+          </w:p>
+        </w:tc>
+        <w:tc>
+          <w:tcPr>
+            <w:tcW w:type="dxa" w:w="1872"/>
+            <w:shd w:val="clear" w:color="auto" w:fill="1B4D4B"/>
+            <w:tcMar>
+              <w:top w:w="120" w:type="dxa"/>
+              <w:bottom w:w="120" w:type="dxa"/>
+              <w:left w:w="140" w:type="dxa"/>
+              <w:right w:w="140" w:type="dxa"/>
+            </w:tcMar>
+          </w:tcPr>
+          <w:p>
+            <w:pPr>
+              <w:spacing w:before="0" w:after="0"/>
+              <w:jc w:val="left"/>
+            </w:pPr>
+            <w:r>
+              <w:rPr>
+                <w:rFonts w:ascii="Calibri" w:hAnsi="Calibri"/>
+                <w:b/>
+                <w:color w:val="FFFFFF"/>
+                <w:sz w:val="20"/>
+              </w:rPr>
+              <w:t>Test Input</w:t>
+            </w:r>
+          </w:p>
+        </w:tc>
+        <w:tc>
+          <w:tcPr>
+            <w:tcW w:type="dxa" w:w="1872"/>
+            <w:shd w:val="clear" w:color="auto" w:fill="1B4D4B"/>
+            <w:tcMar>
+              <w:top w:w="120" w:type="dxa"/>
+              <w:bottom w:w="120" w:type="dxa"/>
+              <w:left w:w="140" w:type="dxa"/>
+              <w:right w:w="140" w:type="dxa"/>
+            </w:tcMar>
+          </w:tcPr>
+          <w:p>
+            <w:pPr>
+              <w:spacing w:before="0" w:after="0"/>
+              <w:jc w:val="left"/>
+            </w:pPr>
+            <w:r>
+              <w:rPr>
+                <w:rFonts w:ascii="Calibri" w:hAnsi="Calibri"/>
+                <w:b/>
+                <w:color w:val="FFFFFF"/>
+                <w:sz w:val="20"/>
+              </w:rPr>
+              <w:t>Expected System Response</w:t>
+            </w:r>
+          </w:p>
+        </w:tc>
+        <w:tc>
+          <w:tcPr>
+            <w:tcW w:type="dxa" w:w="864"/>
+            <w:shd w:val="clear" w:color="auto" w:fill="1B4D4B"/>
+            <w:tcMar>
+              <w:top w:w="120" w:type="dxa"/>
+              <w:bottom w:w="120" w:type="dxa"/>
+              <w:left w:w="140" w:type="dxa"/>
+              <w:right w:w="140" w:type="dxa"/>
+            </w:tcMar>
+          </w:tcPr>
+          <w:p>
+            <w:pPr>
+              <w:spacing w:before="0" w:after="0"/>
+              <w:jc w:val="left"/>
+            </w:pPr>
+            <w:r>
+              <w:rPr>
+                <w:rFonts w:ascii="Calibri" w:hAnsi="Calibri"/>
+                <w:b/>
+                <w:color w:val="FFFFFF"/>
+                <w:sz w:val="20"/>
+              </w:rPr>
+              <w:t>Status</w:t>
             </w:r>
           </w:p>
         </w:tc>
@@ -1623,21 +2285,724 @@
             <w:tcMar>
               <w:top w:w="100" w:type="dxa"/>
               <w:bottom w:w="100" w:type="dxa"/>
-              <w:left w:w="150" w:type="dxa"/>
-              <w:right w:w="150" w:type="dxa"/>
+              <w:left w:w="140" w:type="dxa"/>
+              <w:right w:w="140" w:type="dxa"/>
             </w:tcMar>
           </w:tcPr>
           <w:p>
             <w:pPr>
+              <w:spacing w:before="0" w:after="0" w:line="276" w:lineRule="auto"/>
               <w:jc w:val="left"/>
             </w:pPr>
             <w:r>
               <w:rPr>
                 <w:rFonts w:ascii="Calibri" w:hAnsi="Calibri"/>
-                <w:color w:val="333333"/>
+                <w:color w:val="1A202C"/>
                 <w:sz w:val="19"/>
               </w:rPr>
-              <w:t>EP-3</w:t>
+              <w:t>Valid Percentage</w:t>
+            </w:r>
+          </w:p>
+        </w:tc>
+        <w:tc>
+          <w:tcPr>
+            <w:tcW w:type="dxa" w:w="2592"/>
+            <w:shd w:val="clear" w:color="auto" w:fill="FFFFFF"/>
+            <w:tcMar>
+              <w:top w:w="100" w:type="dxa"/>
+              <w:bottom w:w="100" w:type="dxa"/>
+              <w:left w:w="140" w:type="dxa"/>
+              <w:right w:w="140" w:type="dxa"/>
+            </w:tcMar>
+          </w:tcPr>
+          <w:p>
+            <w:pPr>
+              <w:spacing w:before="0" w:after="0" w:line="276" w:lineRule="auto"/>
+              <w:jc w:val="left"/>
+            </w:pPr>
+            <w:r>
+              <w:rPr>
+                <w:rFonts w:ascii="Calibri" w:hAnsi="Calibri"/>
+                <w:color w:val="1A202C"/>
+                <w:sz w:val="19"/>
+              </w:rPr>
+              <w:t>discountVal between 0 and 100</w:t>
+            </w:r>
+          </w:p>
+        </w:tc>
+        <w:tc>
+          <w:tcPr>
+            <w:tcW w:type="dxa" w:w="1872"/>
+            <w:shd w:val="clear" w:color="auto" w:fill="FFFFFF"/>
+            <w:tcMar>
+              <w:top w:w="100" w:type="dxa"/>
+              <w:bottom w:w="100" w:type="dxa"/>
+              <w:left w:w="140" w:type="dxa"/>
+              <w:right w:w="140" w:type="dxa"/>
+            </w:tcMar>
+          </w:tcPr>
+          <w:p>
+            <w:pPr>
+              <w:spacing w:before="0" w:after="0" w:line="276" w:lineRule="auto"/>
+              <w:jc w:val="left"/>
+            </w:pPr>
+            <w:r>
+              <w:rPr>
+                <w:rFonts w:ascii="Calibri" w:hAnsi="Calibri"/>
+                <w:color w:val="1A202C"/>
+                <w:sz w:val="19"/>
+              </w:rPr>
+              <w:t>discountVal = 20%</w:t>
+            </w:r>
+          </w:p>
+        </w:tc>
+        <w:tc>
+          <w:tcPr>
+            <w:tcW w:type="dxa" w:w="1872"/>
+            <w:shd w:val="clear" w:color="auto" w:fill="FFFFFF"/>
+            <w:tcMar>
+              <w:top w:w="100" w:type="dxa"/>
+              <w:bottom w:w="100" w:type="dxa"/>
+              <w:left w:w="140" w:type="dxa"/>
+              <w:right w:w="140" w:type="dxa"/>
+            </w:tcMar>
+          </w:tcPr>
+          <w:p>
+            <w:pPr>
+              <w:spacing w:before="0" w:after="0" w:line="276" w:lineRule="auto"/>
+              <w:jc w:val="left"/>
+            </w:pPr>
+            <w:r>
+              <w:rPr>
+                <w:rFonts w:ascii="Calibri" w:hAnsi="Calibri"/>
+                <w:color w:val="1A202C"/>
+                <w:sz w:val="19"/>
+              </w:rPr>
+              <w:t>Subtotal reduced by 20%</w:t>
+            </w:r>
+          </w:p>
+        </w:tc>
+        <w:tc>
+          <w:tcPr>
+            <w:tcW w:type="dxa" w:w="864"/>
+            <w:shd w:val="clear" w:color="auto" w:fill="FFFFFF"/>
+            <w:tcMar>
+              <w:top w:w="100" w:type="dxa"/>
+              <w:bottom w:w="100" w:type="dxa"/>
+              <w:left w:w="140" w:type="dxa"/>
+              <w:right w:w="140" w:type="dxa"/>
+            </w:tcMar>
+          </w:tcPr>
+          <w:p>
+            <w:pPr>
+              <w:spacing w:before="0" w:after="0" w:line="276" w:lineRule="auto"/>
+              <w:jc w:val="left"/>
+            </w:pPr>
+            <w:r>
+              <w:rPr>
+                <w:rFonts w:ascii="Calibri" w:hAnsi="Calibri"/>
+                <w:color w:val="1A202C"/>
+                <w:sz w:val="19"/>
+              </w:rPr>
+              <w:t>Pass</w:t>
+            </w:r>
+          </w:p>
+        </w:tc>
+      </w:tr>
+      <w:tr>
+        <w:tc>
+          <w:tcPr>
+            <w:tcW w:type="dxa" w:w="2160"/>
+            <w:shd w:val="clear" w:color="auto" w:fill="F7FAFC"/>
+            <w:tcMar>
+              <w:top w:w="100" w:type="dxa"/>
+              <w:bottom w:w="100" w:type="dxa"/>
+              <w:left w:w="140" w:type="dxa"/>
+              <w:right w:w="140" w:type="dxa"/>
+            </w:tcMar>
+          </w:tcPr>
+          <w:p>
+            <w:pPr>
+              <w:spacing w:before="0" w:after="0" w:line="276" w:lineRule="auto"/>
+              <w:jc w:val="left"/>
+            </w:pPr>
+            <w:r>
+              <w:rPr>
+                <w:rFonts w:ascii="Calibri" w:hAnsi="Calibri"/>
+                <w:color w:val="1A202C"/>
+                <w:sz w:val="19"/>
+              </w:rPr>
+              <w:t>Valid Flat Amount</w:t>
+            </w:r>
+          </w:p>
+        </w:tc>
+        <w:tc>
+          <w:tcPr>
+            <w:tcW w:type="dxa" w:w="2592"/>
+            <w:shd w:val="clear" w:color="auto" w:fill="F7FAFC"/>
+            <w:tcMar>
+              <w:top w:w="100" w:type="dxa"/>
+              <w:bottom w:w="100" w:type="dxa"/>
+              <w:left w:w="140" w:type="dxa"/>
+              <w:right w:w="140" w:type="dxa"/>
+            </w:tcMar>
+          </w:tcPr>
+          <w:p>
+            <w:pPr>
+              <w:spacing w:before="0" w:after="0" w:line="276" w:lineRule="auto"/>
+              <w:jc w:val="left"/>
+            </w:pPr>
+            <w:r>
+              <w:rPr>
+                <w:rFonts w:ascii="Calibri" w:hAnsi="Calibri"/>
+                <w:color w:val="1A202C"/>
+                <w:sz w:val="19"/>
+              </w:rPr>
+              <w:t>flat amount between 0 and subtotal</w:t>
+            </w:r>
+          </w:p>
+        </w:tc>
+        <w:tc>
+          <w:tcPr>
+            <w:tcW w:type="dxa" w:w="1872"/>
+            <w:shd w:val="clear" w:color="auto" w:fill="F7FAFC"/>
+            <w:tcMar>
+              <w:top w:w="100" w:type="dxa"/>
+              <w:bottom w:w="100" w:type="dxa"/>
+              <w:left w:w="140" w:type="dxa"/>
+              <w:right w:w="140" w:type="dxa"/>
+            </w:tcMar>
+          </w:tcPr>
+          <w:p>
+            <w:pPr>
+              <w:spacing w:before="0" w:after="0" w:line="276" w:lineRule="auto"/>
+              <w:jc w:val="left"/>
+            </w:pPr>
+            <w:r>
+              <w:rPr>
+                <w:rFonts w:ascii="Calibri" w:hAnsi="Calibri"/>
+                <w:color w:val="1A202C"/>
+                <w:sz w:val="19"/>
+              </w:rPr>
+              <w:t>discountVal = 500 (Subtotal=2000)</w:t>
+            </w:r>
+          </w:p>
+        </w:tc>
+        <w:tc>
+          <w:tcPr>
+            <w:tcW w:type="dxa" w:w="1872"/>
+            <w:shd w:val="clear" w:color="auto" w:fill="F7FAFC"/>
+            <w:tcMar>
+              <w:top w:w="100" w:type="dxa"/>
+              <w:bottom w:w="100" w:type="dxa"/>
+              <w:left w:w="140" w:type="dxa"/>
+              <w:right w:w="140" w:type="dxa"/>
+            </w:tcMar>
+          </w:tcPr>
+          <w:p>
+            <w:pPr>
+              <w:spacing w:before="0" w:after="0" w:line="276" w:lineRule="auto"/>
+              <w:jc w:val="left"/>
+            </w:pPr>
+            <w:r>
+              <w:rPr>
+                <w:rFonts w:ascii="Calibri" w:hAnsi="Calibri"/>
+                <w:color w:val="1A202C"/>
+                <w:sz w:val="19"/>
+              </w:rPr>
+              <w:t>Subtotal reduced by 500</w:t>
+            </w:r>
+          </w:p>
+        </w:tc>
+        <w:tc>
+          <w:tcPr>
+            <w:tcW w:type="dxa" w:w="864"/>
+            <w:shd w:val="clear" w:color="auto" w:fill="F7FAFC"/>
+            <w:tcMar>
+              <w:top w:w="100" w:type="dxa"/>
+              <w:bottom w:w="100" w:type="dxa"/>
+              <w:left w:w="140" w:type="dxa"/>
+              <w:right w:w="140" w:type="dxa"/>
+            </w:tcMar>
+          </w:tcPr>
+          <w:p>
+            <w:pPr>
+              <w:spacing w:before="0" w:after="0" w:line="276" w:lineRule="auto"/>
+              <w:jc w:val="left"/>
+            </w:pPr>
+            <w:r>
+              <w:rPr>
+                <w:rFonts w:ascii="Calibri" w:hAnsi="Calibri"/>
+                <w:color w:val="1A202C"/>
+                <w:sz w:val="19"/>
+              </w:rPr>
+              <w:t>Pass</w:t>
+            </w:r>
+          </w:p>
+        </w:tc>
+      </w:tr>
+      <w:tr>
+        <w:tc>
+          <w:tcPr>
+            <w:tcW w:type="dxa" w:w="2160"/>
+            <w:shd w:val="clear" w:color="auto" w:fill="FFFFFF"/>
+            <w:tcMar>
+              <w:top w:w="100" w:type="dxa"/>
+              <w:bottom w:w="100" w:type="dxa"/>
+              <w:left w:w="140" w:type="dxa"/>
+              <w:right w:w="140" w:type="dxa"/>
+            </w:tcMar>
+          </w:tcPr>
+          <w:p>
+            <w:pPr>
+              <w:spacing w:before="0" w:after="0" w:line="276" w:lineRule="auto"/>
+              <w:jc w:val="left"/>
+            </w:pPr>
+            <w:r>
+              <w:rPr>
+                <w:rFonts w:ascii="Calibri" w:hAnsi="Calibri"/>
+                <w:color w:val="1A202C"/>
+                <w:sz w:val="19"/>
+              </w:rPr>
+              <w:t>Invalid Negative</w:t>
+            </w:r>
+          </w:p>
+        </w:tc>
+        <w:tc>
+          <w:tcPr>
+            <w:tcW w:type="dxa" w:w="2592"/>
+            <w:shd w:val="clear" w:color="auto" w:fill="FFFFFF"/>
+            <w:tcMar>
+              <w:top w:w="100" w:type="dxa"/>
+              <w:bottom w:w="100" w:type="dxa"/>
+              <w:left w:w="140" w:type="dxa"/>
+              <w:right w:w="140" w:type="dxa"/>
+            </w:tcMar>
+          </w:tcPr>
+          <w:p>
+            <w:pPr>
+              <w:spacing w:before="0" w:after="0" w:line="276" w:lineRule="auto"/>
+              <w:jc w:val="left"/>
+            </w:pPr>
+            <w:r>
+              <w:rPr>
+                <w:rFonts w:ascii="Calibri" w:hAnsi="Calibri"/>
+                <w:color w:val="1A202C"/>
+                <w:sz w:val="19"/>
+              </w:rPr>
+              <w:t>discountVal &lt; 0</w:t>
+            </w:r>
+          </w:p>
+        </w:tc>
+        <w:tc>
+          <w:tcPr>
+            <w:tcW w:type="dxa" w:w="1872"/>
+            <w:shd w:val="clear" w:color="auto" w:fill="FFFFFF"/>
+            <w:tcMar>
+              <w:top w:w="100" w:type="dxa"/>
+              <w:bottom w:w="100" w:type="dxa"/>
+              <w:left w:w="140" w:type="dxa"/>
+              <w:right w:w="140" w:type="dxa"/>
+            </w:tcMar>
+          </w:tcPr>
+          <w:p>
+            <w:pPr>
+              <w:spacing w:before="0" w:after="0" w:line="276" w:lineRule="auto"/>
+              <w:jc w:val="left"/>
+            </w:pPr>
+            <w:r>
+              <w:rPr>
+                <w:rFonts w:ascii="Calibri" w:hAnsi="Calibri"/>
+                <w:color w:val="1A202C"/>
+                <w:sz w:val="19"/>
+              </w:rPr>
+              <w:t>discountVal = -15</w:t>
+            </w:r>
+          </w:p>
+        </w:tc>
+        <w:tc>
+          <w:tcPr>
+            <w:tcW w:type="dxa" w:w="1872"/>
+            <w:shd w:val="clear" w:color="auto" w:fill="FFFFFF"/>
+            <w:tcMar>
+              <w:top w:w="100" w:type="dxa"/>
+              <w:bottom w:w="100" w:type="dxa"/>
+              <w:left w:w="140" w:type="dxa"/>
+              <w:right w:w="140" w:type="dxa"/>
+            </w:tcMar>
+          </w:tcPr>
+          <w:p>
+            <w:pPr>
+              <w:spacing w:before="0" w:after="0" w:line="276" w:lineRule="auto"/>
+              <w:jc w:val="left"/>
+            </w:pPr>
+            <w:r>
+              <w:rPr>
+                <w:rFonts w:ascii="Calibri" w:hAnsi="Calibri"/>
+                <w:color w:val="1A202C"/>
+                <w:sz w:val="19"/>
+              </w:rPr>
+              <w:t>System clamps value to 0; displays error</w:t>
+            </w:r>
+          </w:p>
+        </w:tc>
+        <w:tc>
+          <w:tcPr>
+            <w:tcW w:type="dxa" w:w="864"/>
+            <w:shd w:val="clear" w:color="auto" w:fill="FFFFFF"/>
+            <w:tcMar>
+              <w:top w:w="100" w:type="dxa"/>
+              <w:bottom w:w="100" w:type="dxa"/>
+              <w:left w:w="140" w:type="dxa"/>
+              <w:right w:w="140" w:type="dxa"/>
+            </w:tcMar>
+          </w:tcPr>
+          <w:p>
+            <w:pPr>
+              <w:spacing w:before="0" w:after="0" w:line="276" w:lineRule="auto"/>
+              <w:jc w:val="left"/>
+            </w:pPr>
+            <w:r>
+              <w:rPr>
+                <w:rFonts w:ascii="Calibri" w:hAnsi="Calibri"/>
+                <w:color w:val="1A202C"/>
+                <w:sz w:val="19"/>
+              </w:rPr>
+              <w:t>Pass</w:t>
+            </w:r>
+          </w:p>
+        </w:tc>
+      </w:tr>
+      <w:tr>
+        <w:tc>
+          <w:tcPr>
+            <w:tcW w:type="dxa" w:w="2160"/>
+            <w:shd w:val="clear" w:color="auto" w:fill="F7FAFC"/>
+            <w:tcMar>
+              <w:top w:w="100" w:type="dxa"/>
+              <w:bottom w:w="100" w:type="dxa"/>
+              <w:left w:w="140" w:type="dxa"/>
+              <w:right w:w="140" w:type="dxa"/>
+            </w:tcMar>
+          </w:tcPr>
+          <w:p>
+            <w:pPr>
+              <w:spacing w:before="0" w:after="0" w:line="276" w:lineRule="auto"/>
+              <w:jc w:val="left"/>
+            </w:pPr>
+            <w:r>
+              <w:rPr>
+                <w:rFonts w:ascii="Calibri" w:hAnsi="Calibri"/>
+                <w:color w:val="1A202C"/>
+                <w:sz w:val="19"/>
+              </w:rPr>
+              <w:t>Invalid Overflow</w:t>
+            </w:r>
+          </w:p>
+        </w:tc>
+        <w:tc>
+          <w:tcPr>
+            <w:tcW w:type="dxa" w:w="2592"/>
+            <w:shd w:val="clear" w:color="auto" w:fill="F7FAFC"/>
+            <w:tcMar>
+              <w:top w:w="100" w:type="dxa"/>
+              <w:bottom w:w="100" w:type="dxa"/>
+              <w:left w:w="140" w:type="dxa"/>
+              <w:right w:w="140" w:type="dxa"/>
+            </w:tcMar>
+          </w:tcPr>
+          <w:p>
+            <w:pPr>
+              <w:spacing w:before="0" w:after="0" w:line="276" w:lineRule="auto"/>
+              <w:jc w:val="left"/>
+            </w:pPr>
+            <w:r>
+              <w:rPr>
+                <w:rFonts w:ascii="Calibri" w:hAnsi="Calibri"/>
+                <w:color w:val="1A202C"/>
+                <w:sz w:val="19"/>
+              </w:rPr>
+              <w:t>percentage discountVal &gt; 100</w:t>
+            </w:r>
+          </w:p>
+        </w:tc>
+        <w:tc>
+          <w:tcPr>
+            <w:tcW w:type="dxa" w:w="1872"/>
+            <w:shd w:val="clear" w:color="auto" w:fill="F7FAFC"/>
+            <w:tcMar>
+              <w:top w:w="100" w:type="dxa"/>
+              <w:bottom w:w="100" w:type="dxa"/>
+              <w:left w:w="140" w:type="dxa"/>
+              <w:right w:w="140" w:type="dxa"/>
+            </w:tcMar>
+          </w:tcPr>
+          <w:p>
+            <w:pPr>
+              <w:spacing w:before="0" w:after="0" w:line="276" w:lineRule="auto"/>
+              <w:jc w:val="left"/>
+            </w:pPr>
+            <w:r>
+              <w:rPr>
+                <w:rFonts w:ascii="Calibri" w:hAnsi="Calibri"/>
+                <w:color w:val="1A202C"/>
+                <w:sz w:val="19"/>
+              </w:rPr>
+              <w:t>discountVal = 125%</w:t>
+            </w:r>
+          </w:p>
+        </w:tc>
+        <w:tc>
+          <w:tcPr>
+            <w:tcW w:type="dxa" w:w="1872"/>
+            <w:shd w:val="clear" w:color="auto" w:fill="F7FAFC"/>
+            <w:tcMar>
+              <w:top w:w="100" w:type="dxa"/>
+              <w:bottom w:w="100" w:type="dxa"/>
+              <w:left w:w="140" w:type="dxa"/>
+              <w:right w:w="140" w:type="dxa"/>
+            </w:tcMar>
+          </w:tcPr>
+          <w:p>
+            <w:pPr>
+              <w:spacing w:before="0" w:after="0" w:line="276" w:lineRule="auto"/>
+              <w:jc w:val="left"/>
+            </w:pPr>
+            <w:r>
+              <w:rPr>
+                <w:rFonts w:ascii="Calibri" w:hAnsi="Calibri"/>
+                <w:color w:val="1A202C"/>
+                <w:sz w:val="19"/>
+              </w:rPr>
+              <w:t>System rejects input; clamps to 100%</w:t>
+            </w:r>
+          </w:p>
+        </w:tc>
+        <w:tc>
+          <w:tcPr>
+            <w:tcW w:type="dxa" w:w="864"/>
+            <w:shd w:val="clear" w:color="auto" w:fill="F7FAFC"/>
+            <w:tcMar>
+              <w:top w:w="100" w:type="dxa"/>
+              <w:bottom w:w="100" w:type="dxa"/>
+              <w:left w:w="140" w:type="dxa"/>
+              <w:right w:w="140" w:type="dxa"/>
+            </w:tcMar>
+          </w:tcPr>
+          <w:p>
+            <w:pPr>
+              <w:spacing w:before="0" w:after="0" w:line="276" w:lineRule="auto"/>
+              <w:jc w:val="left"/>
+            </w:pPr>
+            <w:r>
+              <w:rPr>
+                <w:rFonts w:ascii="Calibri" w:hAnsi="Calibri"/>
+                <w:color w:val="1A202C"/>
+                <w:sz w:val="19"/>
+              </w:rPr>
+              <w:t>Pass</w:t>
+            </w:r>
+          </w:p>
+        </w:tc>
+      </w:tr>
+    </w:tbl>
+    <w:p/>
+    <w:p>
+      <w:pPr>
+        <w:spacing w:before="0" w:after="90" w:line="276" w:lineRule="auto"/>
+      </w:pPr>
+      <w:r>
+        <w:rPr>
+          <w:rFonts w:ascii="Calibri" w:hAnsi="Calibri"/>
+          <w:color w:val="1A202C"/>
+          <w:sz w:val="21"/>
+        </w:rPr>
+        <w:t>2. Boundary Value Analysis (BVA) - Tax Rate Validation:</w:t>
+      </w:r>
+    </w:p>
+    <w:tbl>
+      <w:tblPr>
+        <w:tblW w:type="auto" w:w="0"/>
+        <w:jc w:val="center"/>
+        <w:tblLayout w:type="fixed"/>
+        <w:tblLook w:firstColumn="1" w:firstRow="1" w:lastColumn="0" w:lastRow="0" w:noHBand="0" w:noVBand="1" w:val="04A0"/>
+        <w:tblBorders>
+          <w:top w:val="single" w:sz="4" w:space="0" w:color="D1D5DB"/>
+          <w:left w:val="single" w:sz="4" w:space="0" w:color="D1D5DB"/>
+          <w:bottom w:val="single" w:sz="4" w:space="0" w:color="D1D5DB"/>
+          <w:right w:val="single" w:sz="4" w:space="0" w:color="D1D5DB"/>
+          <w:insideH w:val="single" w:sz="4" w:space="0" w:color="D1D5DB"/>
+          <w:insideV w:val="single" w:sz="4" w:space="0" w:color="D1D5DB"/>
+        </w:tblBorders>
+      </w:tblPr>
+      <w:tblGrid>
+        <w:gridCol w:w="1872"/>
+        <w:gridCol w:w="1872"/>
+        <w:gridCol w:w="1872"/>
+        <w:gridCol w:w="1872"/>
+        <w:gridCol w:w="1872"/>
+      </w:tblGrid>
+      <w:tr>
+        <w:tc>
+          <w:tcPr>
+            <w:tcW w:type="dxa" w:w="2160"/>
+            <w:shd w:val="clear" w:color="auto" w:fill="1B4D4B"/>
+            <w:tcMar>
+              <w:top w:w="120" w:type="dxa"/>
+              <w:bottom w:w="120" w:type="dxa"/>
+              <w:left w:w="140" w:type="dxa"/>
+              <w:right w:w="140" w:type="dxa"/>
+            </w:tcMar>
+          </w:tcPr>
+          <w:p>
+            <w:pPr>
+              <w:spacing w:before="0" w:after="0"/>
+              <w:jc w:val="left"/>
+            </w:pPr>
+            <w:r>
+              <w:rPr>
+                <w:rFonts w:ascii="Calibri" w:hAnsi="Calibri"/>
+                <w:b/>
+                <w:color w:val="FFFFFF"/>
+                <w:sz w:val="20"/>
+              </w:rPr>
+              <w:t>Boundary Condition</w:t>
+            </w:r>
+          </w:p>
+        </w:tc>
+        <w:tc>
+          <w:tcPr>
+            <w:tcW w:type="dxa" w:w="2160"/>
+            <w:shd w:val="clear" w:color="auto" w:fill="1B4D4B"/>
+            <w:tcMar>
+              <w:top w:w="120" w:type="dxa"/>
+              <w:bottom w:w="120" w:type="dxa"/>
+              <w:left w:w="140" w:type="dxa"/>
+              <w:right w:w="140" w:type="dxa"/>
+            </w:tcMar>
+          </w:tcPr>
+          <w:p>
+            <w:pPr>
+              <w:spacing w:before="0" w:after="0"/>
+              <w:jc w:val="left"/>
+            </w:pPr>
+            <w:r>
+              <w:rPr>
+                <w:rFonts w:ascii="Calibri" w:hAnsi="Calibri"/>
+                <w:b/>
+                <w:color w:val="FFFFFF"/>
+                <w:sz w:val="20"/>
+              </w:rPr>
+              <w:t>Boundary Tested</w:t>
+            </w:r>
+          </w:p>
+        </w:tc>
+        <w:tc>
+          <w:tcPr>
+            <w:tcW w:type="dxa" w:w="1728"/>
+            <w:shd w:val="clear" w:color="auto" w:fill="1B4D4B"/>
+            <w:tcMar>
+              <w:top w:w="120" w:type="dxa"/>
+              <w:bottom w:w="120" w:type="dxa"/>
+              <w:left w:w="140" w:type="dxa"/>
+              <w:right w:w="140" w:type="dxa"/>
+            </w:tcMar>
+          </w:tcPr>
+          <w:p>
+            <w:pPr>
+              <w:spacing w:before="0" w:after="0"/>
+              <w:jc w:val="left"/>
+            </w:pPr>
+            <w:r>
+              <w:rPr>
+                <w:rFonts w:ascii="Calibri" w:hAnsi="Calibri"/>
+                <w:b/>
+                <w:color w:val="FFFFFF"/>
+                <w:sz w:val="20"/>
+              </w:rPr>
+              <w:t>Test Input</w:t>
+            </w:r>
+          </w:p>
+        </w:tc>
+        <w:tc>
+          <w:tcPr>
+            <w:tcW w:type="dxa" w:w="2448"/>
+            <w:shd w:val="clear" w:color="auto" w:fill="1B4D4B"/>
+            <w:tcMar>
+              <w:top w:w="120" w:type="dxa"/>
+              <w:bottom w:w="120" w:type="dxa"/>
+              <w:left w:w="140" w:type="dxa"/>
+              <w:right w:w="140" w:type="dxa"/>
+            </w:tcMar>
+          </w:tcPr>
+          <w:p>
+            <w:pPr>
+              <w:spacing w:before="0" w:after="0"/>
+              <w:jc w:val="left"/>
+            </w:pPr>
+            <w:r>
+              <w:rPr>
+                <w:rFonts w:ascii="Calibri" w:hAnsi="Calibri"/>
+                <w:b/>
+                <w:color w:val="FFFFFF"/>
+                <w:sz w:val="20"/>
+              </w:rPr>
+              <w:t>Expected Result</w:t>
+            </w:r>
+          </w:p>
+        </w:tc>
+        <w:tc>
+          <w:tcPr>
+            <w:tcW w:type="dxa" w:w="864"/>
+            <w:shd w:val="clear" w:color="auto" w:fill="1B4D4B"/>
+            <w:tcMar>
+              <w:top w:w="120" w:type="dxa"/>
+              <w:bottom w:w="120" w:type="dxa"/>
+              <w:left w:w="140" w:type="dxa"/>
+              <w:right w:w="140" w:type="dxa"/>
+            </w:tcMar>
+          </w:tcPr>
+          <w:p>
+            <w:pPr>
+              <w:spacing w:before="0" w:after="0"/>
+              <w:jc w:val="left"/>
+            </w:pPr>
+            <w:r>
+              <w:rPr>
+                <w:rFonts w:ascii="Calibri" w:hAnsi="Calibri"/>
+                <w:b/>
+                <w:color w:val="FFFFFF"/>
+                <w:sz w:val="20"/>
+              </w:rPr>
+              <w:t>Status</w:t>
+            </w:r>
+          </w:p>
+        </w:tc>
+      </w:tr>
+      <w:tr>
+        <w:tc>
+          <w:tcPr>
+            <w:tcW w:type="dxa" w:w="2160"/>
+            <w:shd w:val="clear" w:color="auto" w:fill="FFFFFF"/>
+            <w:tcMar>
+              <w:top w:w="100" w:type="dxa"/>
+              <w:bottom w:w="100" w:type="dxa"/>
+              <w:left w:w="140" w:type="dxa"/>
+              <w:right w:w="140" w:type="dxa"/>
+            </w:tcMar>
+          </w:tcPr>
+          <w:p>
+            <w:pPr>
+              <w:spacing w:before="0" w:after="0" w:line="276" w:lineRule="auto"/>
+              <w:jc w:val="left"/>
+            </w:pPr>
+            <w:r>
+              <w:rPr>
+                <w:rFonts w:ascii="Calibri" w:hAnsi="Calibri"/>
+                <w:color w:val="1A202C"/>
+                <w:sz w:val="19"/>
+              </w:rPr>
+              <w:t>Minimum Boundary</w:t>
             </w:r>
           </w:p>
         </w:tc>
@@ -1648,21 +3013,260 @@
             <w:tcMar>
               <w:top w:w="100" w:type="dxa"/>
               <w:bottom w:w="100" w:type="dxa"/>
-              <w:left w:w="150" w:type="dxa"/>
-              <w:right w:w="150" w:type="dxa"/>
+              <w:left w:w="140" w:type="dxa"/>
+              <w:right w:w="140" w:type="dxa"/>
             </w:tcMar>
           </w:tcPr>
           <w:p>
             <w:pPr>
+              <w:spacing w:before="0" w:after="0" w:line="276" w:lineRule="auto"/>
               <w:jc w:val="left"/>
             </w:pPr>
             <w:r>
               <w:rPr>
                 <w:rFonts w:ascii="Calibri" w:hAnsi="Calibri"/>
-                <w:color w:val="333333"/>
+                <w:color w:val="1A202C"/>
                 <w:sz w:val="19"/>
               </w:rPr>
-              <w:t>Discount &gt; 100</w:t>
+              <w:t>taxPct = 0.0%</w:t>
+            </w:r>
+          </w:p>
+        </w:tc>
+        <w:tc>
+          <w:tcPr>
+            <w:tcW w:type="dxa" w:w="1728"/>
+            <w:shd w:val="clear" w:color="auto" w:fill="FFFFFF"/>
+            <w:tcMar>
+              <w:top w:w="100" w:type="dxa"/>
+              <w:bottom w:w="100" w:type="dxa"/>
+              <w:left w:w="140" w:type="dxa"/>
+              <w:right w:w="140" w:type="dxa"/>
+            </w:tcMar>
+          </w:tcPr>
+          <w:p>
+            <w:pPr>
+              <w:spacing w:before="0" w:after="0" w:line="276" w:lineRule="auto"/>
+              <w:jc w:val="left"/>
+            </w:pPr>
+            <w:r>
+              <w:rPr>
+                <w:rFonts w:ascii="Calibri" w:hAnsi="Calibri"/>
+                <w:color w:val="1A202C"/>
+                <w:sz w:val="19"/>
+              </w:rPr>
+              <w:t>taxPct = 0</w:t>
+            </w:r>
+          </w:p>
+        </w:tc>
+        <w:tc>
+          <w:tcPr>
+            <w:tcW w:type="dxa" w:w="2448"/>
+            <w:shd w:val="clear" w:color="auto" w:fill="FFFFFF"/>
+            <w:tcMar>
+              <w:top w:w="100" w:type="dxa"/>
+              <w:bottom w:w="100" w:type="dxa"/>
+              <w:left w:w="140" w:type="dxa"/>
+              <w:right w:w="140" w:type="dxa"/>
+            </w:tcMar>
+          </w:tcPr>
+          <w:p>
+            <w:pPr>
+              <w:spacing w:before="0" w:after="0" w:line="276" w:lineRule="auto"/>
+              <w:jc w:val="left"/>
+            </w:pPr>
+            <w:r>
+              <w:rPr>
+                <w:rFonts w:ascii="Calibri" w:hAnsi="Calibri"/>
+                <w:color w:val="1A202C"/>
+                <w:sz w:val="19"/>
+              </w:rPr>
+              <w:t>Zero tax applied; tax row hidden</w:t>
+            </w:r>
+          </w:p>
+        </w:tc>
+        <w:tc>
+          <w:tcPr>
+            <w:tcW w:type="dxa" w:w="864"/>
+            <w:shd w:val="clear" w:color="auto" w:fill="FFFFFF"/>
+            <w:tcMar>
+              <w:top w:w="100" w:type="dxa"/>
+              <w:bottom w:w="100" w:type="dxa"/>
+              <w:left w:w="140" w:type="dxa"/>
+              <w:right w:w="140" w:type="dxa"/>
+            </w:tcMar>
+          </w:tcPr>
+          <w:p>
+            <w:pPr>
+              <w:spacing w:before="0" w:after="0" w:line="276" w:lineRule="auto"/>
+              <w:jc w:val="left"/>
+            </w:pPr>
+            <w:r>
+              <w:rPr>
+                <w:rFonts w:ascii="Calibri" w:hAnsi="Calibri"/>
+                <w:color w:val="1A202C"/>
+                <w:sz w:val="19"/>
+              </w:rPr>
+              <w:t>Pass</w:t>
+            </w:r>
+          </w:p>
+        </w:tc>
+      </w:tr>
+      <w:tr>
+        <w:tc>
+          <w:tcPr>
+            <w:tcW w:type="dxa" w:w="2160"/>
+            <w:shd w:val="clear" w:color="auto" w:fill="F7FAFC"/>
+            <w:tcMar>
+              <w:top w:w="100" w:type="dxa"/>
+              <w:bottom w:w="100" w:type="dxa"/>
+              <w:left w:w="140" w:type="dxa"/>
+              <w:right w:w="140" w:type="dxa"/>
+            </w:tcMar>
+          </w:tcPr>
+          <w:p>
+            <w:pPr>
+              <w:spacing w:before="0" w:after="0" w:line="276" w:lineRule="auto"/>
+              <w:jc w:val="left"/>
+            </w:pPr>
+            <w:r>
+              <w:rPr>
+                <w:rFonts w:ascii="Calibri" w:hAnsi="Calibri"/>
+                <w:color w:val="1A202C"/>
+                <w:sz w:val="19"/>
+              </w:rPr>
+              <w:t>Just Above Min</w:t>
+            </w:r>
+          </w:p>
+        </w:tc>
+        <w:tc>
+          <w:tcPr>
+            <w:tcW w:type="dxa" w:w="2160"/>
+            <w:shd w:val="clear" w:color="auto" w:fill="F7FAFC"/>
+            <w:tcMar>
+              <w:top w:w="100" w:type="dxa"/>
+              <w:bottom w:w="100" w:type="dxa"/>
+              <w:left w:w="140" w:type="dxa"/>
+              <w:right w:w="140" w:type="dxa"/>
+            </w:tcMar>
+          </w:tcPr>
+          <w:p>
+            <w:pPr>
+              <w:spacing w:before="0" w:after="0" w:line="276" w:lineRule="auto"/>
+              <w:jc w:val="left"/>
+            </w:pPr>
+            <w:r>
+              <w:rPr>
+                <w:rFonts w:ascii="Calibri" w:hAnsi="Calibri"/>
+                <w:color w:val="1A202C"/>
+                <w:sz w:val="19"/>
+              </w:rPr>
+              <w:t>taxPct = 0.01%</w:t>
+            </w:r>
+          </w:p>
+        </w:tc>
+        <w:tc>
+          <w:tcPr>
+            <w:tcW w:type="dxa" w:w="1728"/>
+            <w:shd w:val="clear" w:color="auto" w:fill="F7FAFC"/>
+            <w:tcMar>
+              <w:top w:w="100" w:type="dxa"/>
+              <w:bottom w:w="100" w:type="dxa"/>
+              <w:left w:w="140" w:type="dxa"/>
+              <w:right w:w="140" w:type="dxa"/>
+            </w:tcMar>
+          </w:tcPr>
+          <w:p>
+            <w:pPr>
+              <w:spacing w:before="0" w:after="0" w:line="276" w:lineRule="auto"/>
+              <w:jc w:val="left"/>
+            </w:pPr>
+            <w:r>
+              <w:rPr>
+                <w:rFonts w:ascii="Calibri" w:hAnsi="Calibri"/>
+                <w:color w:val="1A202C"/>
+                <w:sz w:val="19"/>
+              </w:rPr>
+              <w:t>taxPct = 0.01</w:t>
+            </w:r>
+          </w:p>
+        </w:tc>
+        <w:tc>
+          <w:tcPr>
+            <w:tcW w:type="dxa" w:w="2448"/>
+            <w:shd w:val="clear" w:color="auto" w:fill="F7FAFC"/>
+            <w:tcMar>
+              <w:top w:w="100" w:type="dxa"/>
+              <w:bottom w:w="100" w:type="dxa"/>
+              <w:left w:w="140" w:type="dxa"/>
+              <w:right w:w="140" w:type="dxa"/>
+            </w:tcMar>
+          </w:tcPr>
+          <w:p>
+            <w:pPr>
+              <w:spacing w:before="0" w:after="0" w:line="276" w:lineRule="auto"/>
+              <w:jc w:val="left"/>
+            </w:pPr>
+            <w:r>
+              <w:rPr>
+                <w:rFonts w:ascii="Calibri" w:hAnsi="Calibri"/>
+                <w:color w:val="1A202C"/>
+                <w:sz w:val="19"/>
+              </w:rPr>
+              <w:t>Calculates micro-tax rate accurately</w:t>
+            </w:r>
+          </w:p>
+        </w:tc>
+        <w:tc>
+          <w:tcPr>
+            <w:tcW w:type="dxa" w:w="864"/>
+            <w:shd w:val="clear" w:color="auto" w:fill="F7FAFC"/>
+            <w:tcMar>
+              <w:top w:w="100" w:type="dxa"/>
+              <w:bottom w:w="100" w:type="dxa"/>
+              <w:left w:w="140" w:type="dxa"/>
+              <w:right w:w="140" w:type="dxa"/>
+            </w:tcMar>
+          </w:tcPr>
+          <w:p>
+            <w:pPr>
+              <w:spacing w:before="0" w:after="0" w:line="276" w:lineRule="auto"/>
+              <w:jc w:val="left"/>
+            </w:pPr>
+            <w:r>
+              <w:rPr>
+                <w:rFonts w:ascii="Calibri" w:hAnsi="Calibri"/>
+                <w:color w:val="1A202C"/>
+                <w:sz w:val="19"/>
+              </w:rPr>
+              <w:t>Pass</w:t>
+            </w:r>
+          </w:p>
+        </w:tc>
+      </w:tr>
+      <w:tr>
+        <w:tc>
+          <w:tcPr>
+            <w:tcW w:type="dxa" w:w="2160"/>
+            <w:shd w:val="clear" w:color="auto" w:fill="FFFFFF"/>
+            <w:tcMar>
+              <w:top w:w="100" w:type="dxa"/>
+              <w:bottom w:w="100" w:type="dxa"/>
+              <w:left w:w="140" w:type="dxa"/>
+              <w:right w:w="140" w:type="dxa"/>
+            </w:tcMar>
+          </w:tcPr>
+          <w:p>
+            <w:pPr>
+              <w:spacing w:before="0" w:after="0" w:line="276" w:lineRule="auto"/>
+              <w:jc w:val="left"/>
+            </w:pPr>
+            <w:r>
+              <w:rPr>
+                <w:rFonts w:ascii="Calibri" w:hAnsi="Calibri"/>
+                <w:color w:val="1A202C"/>
+                <w:sz w:val="19"/>
+              </w:rPr>
+              <w:t>Nominal Value</w:t>
             </w:r>
           </w:p>
         </w:tc>
@@ -1673,21 +3277,260 @@
             <w:tcMar>
               <w:top w:w="100" w:type="dxa"/>
               <w:bottom w:w="100" w:type="dxa"/>
-              <w:left w:w="150" w:type="dxa"/>
-              <w:right w:w="150" w:type="dxa"/>
+              <w:left w:w="140" w:type="dxa"/>
+              <w:right w:w="140" w:type="dxa"/>
             </w:tcMar>
           </w:tcPr>
           <w:p>
             <w:pPr>
+              <w:spacing w:before="0" w:after="0" w:line="276" w:lineRule="auto"/>
               <w:jc w:val="left"/>
             </w:pPr>
             <w:r>
               <w:rPr>
                 <w:rFonts w:ascii="Calibri" w:hAnsi="Calibri"/>
-                <w:color w:val="333333"/>
+                <w:color w:val="1A202C"/>
                 <w:sz w:val="19"/>
               </w:rPr>
-              <w:t>Invalid</w:t>
+              <w:t>taxPct = 18.0%</w:t>
+            </w:r>
+          </w:p>
+        </w:tc>
+        <w:tc>
+          <w:tcPr>
+            <w:tcW w:type="dxa" w:w="1728"/>
+            <w:shd w:val="clear" w:color="auto" w:fill="FFFFFF"/>
+            <w:tcMar>
+              <w:top w:w="100" w:type="dxa"/>
+              <w:bottom w:w="100" w:type="dxa"/>
+              <w:left w:w="140" w:type="dxa"/>
+              <w:right w:w="140" w:type="dxa"/>
+            </w:tcMar>
+          </w:tcPr>
+          <w:p>
+            <w:pPr>
+              <w:spacing w:before="0" w:after="0" w:line="276" w:lineRule="auto"/>
+              <w:jc w:val="left"/>
+            </w:pPr>
+            <w:r>
+              <w:rPr>
+                <w:rFonts w:ascii="Calibri" w:hAnsi="Calibri"/>
+                <w:color w:val="1A202C"/>
+                <w:sz w:val="19"/>
+              </w:rPr>
+              <w:t>taxPct = 18.0</w:t>
+            </w:r>
+          </w:p>
+        </w:tc>
+        <w:tc>
+          <w:tcPr>
+            <w:tcW w:type="dxa" w:w="2448"/>
+            <w:shd w:val="clear" w:color="auto" w:fill="FFFFFF"/>
+            <w:tcMar>
+              <w:top w:w="100" w:type="dxa"/>
+              <w:bottom w:w="100" w:type="dxa"/>
+              <w:left w:w="140" w:type="dxa"/>
+              <w:right w:w="140" w:type="dxa"/>
+            </w:tcMar>
+          </w:tcPr>
+          <w:p>
+            <w:pPr>
+              <w:spacing w:before="0" w:after="0" w:line="276" w:lineRule="auto"/>
+              <w:jc w:val="left"/>
+            </w:pPr>
+            <w:r>
+              <w:rPr>
+                <w:rFonts w:ascii="Calibri" w:hAnsi="Calibri"/>
+                <w:color w:val="1A202C"/>
+                <w:sz w:val="19"/>
+              </w:rPr>
+              <w:t>Splits into 9% CGST and 9% SGST</w:t>
+            </w:r>
+          </w:p>
+        </w:tc>
+        <w:tc>
+          <w:tcPr>
+            <w:tcW w:type="dxa" w:w="864"/>
+            <w:shd w:val="clear" w:color="auto" w:fill="FFFFFF"/>
+            <w:tcMar>
+              <w:top w:w="100" w:type="dxa"/>
+              <w:bottom w:w="100" w:type="dxa"/>
+              <w:left w:w="140" w:type="dxa"/>
+              <w:right w:w="140" w:type="dxa"/>
+            </w:tcMar>
+          </w:tcPr>
+          <w:p>
+            <w:pPr>
+              <w:spacing w:before="0" w:after="0" w:line="276" w:lineRule="auto"/>
+              <w:jc w:val="left"/>
+            </w:pPr>
+            <w:r>
+              <w:rPr>
+                <w:rFonts w:ascii="Calibri" w:hAnsi="Calibri"/>
+                <w:color w:val="1A202C"/>
+                <w:sz w:val="19"/>
+              </w:rPr>
+              <w:t>Pass</w:t>
+            </w:r>
+          </w:p>
+        </w:tc>
+      </w:tr>
+      <w:tr>
+        <w:tc>
+          <w:tcPr>
+            <w:tcW w:type="dxa" w:w="2160"/>
+            <w:shd w:val="clear" w:color="auto" w:fill="F7FAFC"/>
+            <w:tcMar>
+              <w:top w:w="100" w:type="dxa"/>
+              <w:bottom w:w="100" w:type="dxa"/>
+              <w:left w:w="140" w:type="dxa"/>
+              <w:right w:w="140" w:type="dxa"/>
+            </w:tcMar>
+          </w:tcPr>
+          <w:p>
+            <w:pPr>
+              <w:spacing w:before="0" w:after="0" w:line="276" w:lineRule="auto"/>
+              <w:jc w:val="left"/>
+            </w:pPr>
+            <w:r>
+              <w:rPr>
+                <w:rFonts w:ascii="Calibri" w:hAnsi="Calibri"/>
+                <w:color w:val="1A202C"/>
+                <w:sz w:val="19"/>
+              </w:rPr>
+              <w:t>Maximum Boundary</w:t>
+            </w:r>
+          </w:p>
+        </w:tc>
+        <w:tc>
+          <w:tcPr>
+            <w:tcW w:type="dxa" w:w="2160"/>
+            <w:shd w:val="clear" w:color="auto" w:fill="F7FAFC"/>
+            <w:tcMar>
+              <w:top w:w="100" w:type="dxa"/>
+              <w:bottom w:w="100" w:type="dxa"/>
+              <w:left w:w="140" w:type="dxa"/>
+              <w:right w:w="140" w:type="dxa"/>
+            </w:tcMar>
+          </w:tcPr>
+          <w:p>
+            <w:pPr>
+              <w:spacing w:before="0" w:after="0" w:line="276" w:lineRule="auto"/>
+              <w:jc w:val="left"/>
+            </w:pPr>
+            <w:r>
+              <w:rPr>
+                <w:rFonts w:ascii="Calibri" w:hAnsi="Calibri"/>
+                <w:color w:val="1A202C"/>
+                <w:sz w:val="19"/>
+              </w:rPr>
+              <w:t>taxPct = 100.0%</w:t>
+            </w:r>
+          </w:p>
+        </w:tc>
+        <w:tc>
+          <w:tcPr>
+            <w:tcW w:type="dxa" w:w="1728"/>
+            <w:shd w:val="clear" w:color="auto" w:fill="F7FAFC"/>
+            <w:tcMar>
+              <w:top w:w="100" w:type="dxa"/>
+              <w:bottom w:w="100" w:type="dxa"/>
+              <w:left w:w="140" w:type="dxa"/>
+              <w:right w:w="140" w:type="dxa"/>
+            </w:tcMar>
+          </w:tcPr>
+          <w:p>
+            <w:pPr>
+              <w:spacing w:before="0" w:after="0" w:line="276" w:lineRule="auto"/>
+              <w:jc w:val="left"/>
+            </w:pPr>
+            <w:r>
+              <w:rPr>
+                <w:rFonts w:ascii="Calibri" w:hAnsi="Calibri"/>
+                <w:color w:val="1A202C"/>
+                <w:sz w:val="19"/>
+              </w:rPr>
+              <w:t>taxPct = 100.0</w:t>
+            </w:r>
+          </w:p>
+        </w:tc>
+        <w:tc>
+          <w:tcPr>
+            <w:tcW w:type="dxa" w:w="2448"/>
+            <w:shd w:val="clear" w:color="auto" w:fill="F7FAFC"/>
+            <w:tcMar>
+              <w:top w:w="100" w:type="dxa"/>
+              <w:bottom w:w="100" w:type="dxa"/>
+              <w:left w:w="140" w:type="dxa"/>
+              <w:right w:w="140" w:type="dxa"/>
+            </w:tcMar>
+          </w:tcPr>
+          <w:p>
+            <w:pPr>
+              <w:spacing w:before="0" w:after="0" w:line="276" w:lineRule="auto"/>
+              <w:jc w:val="left"/>
+            </w:pPr>
+            <w:r>
+              <w:rPr>
+                <w:rFonts w:ascii="Calibri" w:hAnsi="Calibri"/>
+                <w:color w:val="1A202C"/>
+                <w:sz w:val="19"/>
+              </w:rPr>
+              <w:t>Applies 100% tax rate accurately</w:t>
+            </w:r>
+          </w:p>
+        </w:tc>
+        <w:tc>
+          <w:tcPr>
+            <w:tcW w:type="dxa" w:w="864"/>
+            <w:shd w:val="clear" w:color="auto" w:fill="F7FAFC"/>
+            <w:tcMar>
+              <w:top w:w="100" w:type="dxa"/>
+              <w:bottom w:w="100" w:type="dxa"/>
+              <w:left w:w="140" w:type="dxa"/>
+              <w:right w:w="140" w:type="dxa"/>
+            </w:tcMar>
+          </w:tcPr>
+          <w:p>
+            <w:pPr>
+              <w:spacing w:before="0" w:after="0" w:line="276" w:lineRule="auto"/>
+              <w:jc w:val="left"/>
+            </w:pPr>
+            <w:r>
+              <w:rPr>
+                <w:rFonts w:ascii="Calibri" w:hAnsi="Calibri"/>
+                <w:color w:val="1A202C"/>
+                <w:sz w:val="19"/>
+              </w:rPr>
+              <w:t>Pass</w:t>
+            </w:r>
+          </w:p>
+        </w:tc>
+      </w:tr>
+      <w:tr>
+        <w:tc>
+          <w:tcPr>
+            <w:tcW w:type="dxa" w:w="2160"/>
+            <w:shd w:val="clear" w:color="auto" w:fill="FFFFFF"/>
+            <w:tcMar>
+              <w:top w:w="100" w:type="dxa"/>
+              <w:bottom w:w="100" w:type="dxa"/>
+              <w:left w:w="140" w:type="dxa"/>
+              <w:right w:w="140" w:type="dxa"/>
+            </w:tcMar>
+          </w:tcPr>
+          <w:p>
+            <w:pPr>
+              <w:spacing w:before="0" w:after="0" w:line="276" w:lineRule="auto"/>
+              <w:jc w:val="left"/>
+            </w:pPr>
+            <w:r>
+              <w:rPr>
+                <w:rFonts w:ascii="Calibri" w:hAnsi="Calibri"/>
+                <w:color w:val="1A202C"/>
+                <w:sz w:val="19"/>
+              </w:rPr>
+              <w:t>Invalid Below Min</w:t>
             </w:r>
           </w:p>
         </w:tc>
@@ -1698,312 +3541,22 @@
             <w:tcMar>
               <w:top w:w="100" w:type="dxa"/>
               <w:bottom w:w="100" w:type="dxa"/>
-              <w:left w:w="150" w:type="dxa"/>
-              <w:right w:w="150" w:type="dxa"/>
+              <w:left w:w="140" w:type="dxa"/>
+              <w:right w:w="140" w:type="dxa"/>
             </w:tcMar>
           </w:tcPr>
           <w:p>
             <w:pPr>
+              <w:spacing w:before="0" w:after="0" w:line="276" w:lineRule="auto"/>
               <w:jc w:val="left"/>
             </w:pPr>
             <w:r>
               <w:rPr>
                 <w:rFonts w:ascii="Calibri" w:hAnsi="Calibri"/>
-                <w:color w:val="333333"/>
+                <w:color w:val="1A202C"/>
                 <w:sz w:val="19"/>
               </w:rPr>
-              <w:t>Reject: Percentage discount cannot exceed 100%.</w:t>
-            </w:r>
-          </w:p>
-        </w:tc>
-      </w:tr>
-      <w:tr>
-        <w:tc>
-          <w:tcPr>
-            <w:tcW w:type="dxa" w:w="2160"/>
-            <w:shd w:val="clear" w:color="auto" w:fill="F4F6F6"/>
-            <w:tcMar>
-              <w:top w:w="100" w:type="dxa"/>
-              <w:bottom w:w="100" w:type="dxa"/>
-              <w:left w:w="150" w:type="dxa"/>
-              <w:right w:w="150" w:type="dxa"/>
-            </w:tcMar>
-          </w:tcPr>
-          <w:p>
-            <w:pPr>
-              <w:jc w:val="left"/>
-            </w:pPr>
-            <w:r>
-              <w:rPr>
-                <w:rFonts w:ascii="Calibri" w:hAnsi="Calibri"/>
-                <w:color w:val="333333"/>
-                <w:sz w:val="19"/>
-              </w:rPr>
-              <w:t>EP-4</w:t>
-            </w:r>
-          </w:p>
-        </w:tc>
-        <w:tc>
-          <w:tcPr>
-            <w:tcW w:type="dxa" w:w="2160"/>
-            <w:shd w:val="clear" w:color="auto" w:fill="F4F6F6"/>
-            <w:tcMar>
-              <w:top w:w="100" w:type="dxa"/>
-              <w:bottom w:w="100" w:type="dxa"/>
-              <w:left w:w="150" w:type="dxa"/>
-              <w:right w:w="150" w:type="dxa"/>
-            </w:tcMar>
-          </w:tcPr>
-          <w:p>
-            <w:pPr>
-              <w:jc w:val="left"/>
-            </w:pPr>
-            <w:r>
-              <w:rPr>
-                <w:rFonts w:ascii="Calibri" w:hAnsi="Calibri"/>
-                <w:color w:val="333333"/>
-                <w:sz w:val="19"/>
-              </w:rPr>
-              <w:t>Non-numeric string</w:t>
-            </w:r>
-          </w:p>
-        </w:tc>
-        <w:tc>
-          <w:tcPr>
-            <w:tcW w:type="dxa" w:w="2160"/>
-            <w:shd w:val="clear" w:color="auto" w:fill="F4F6F6"/>
-            <w:tcMar>
-              <w:top w:w="100" w:type="dxa"/>
-              <w:bottom w:w="100" w:type="dxa"/>
-              <w:left w:w="150" w:type="dxa"/>
-              <w:right w:w="150" w:type="dxa"/>
-            </w:tcMar>
-          </w:tcPr>
-          <w:p>
-            <w:pPr>
-              <w:jc w:val="left"/>
-            </w:pPr>
-            <w:r>
-              <w:rPr>
-                <w:rFonts w:ascii="Calibri" w:hAnsi="Calibri"/>
-                <w:color w:val="333333"/>
-                <w:sz w:val="19"/>
-              </w:rPr>
-              <w:t>Invalid</w:t>
-            </w:r>
-          </w:p>
-        </w:tc>
-        <w:tc>
-          <w:tcPr>
-            <w:tcW w:type="dxa" w:w="2160"/>
-            <w:shd w:val="clear" w:color="auto" w:fill="F4F6F6"/>
-            <w:tcMar>
-              <w:top w:w="100" w:type="dxa"/>
-              <w:bottom w:w="100" w:type="dxa"/>
-              <w:left w:w="150" w:type="dxa"/>
-              <w:right w:w="150" w:type="dxa"/>
-            </w:tcMar>
-          </w:tcPr>
-          <w:p>
-            <w:pPr>
-              <w:jc w:val="left"/>
-            </w:pPr>
-            <w:r>
-              <w:rPr>
-                <w:rFonts w:ascii="Calibri" w:hAnsi="Calibri"/>
-                <w:color w:val="333333"/>
-                <w:sz w:val="19"/>
-              </w:rPr>
-              <w:t>Reject: Non-numeric input converted to 0.</w:t>
-            </w:r>
-          </w:p>
-        </w:tc>
-      </w:tr>
-    </w:tbl>
-    <w:p/>
-    <w:p>
-      <w:pPr>
-        <w:pStyle w:val="Heading3"/>
-      </w:pPr>
-      <w:r>
-        <w:rPr>
-          <w:rFonts w:ascii="Calibri" w:hAnsi="Calibri"/>
-          <w:b/>
-          <w:color w:val="34495E"/>
-          <w:sz w:val="22"/>
-        </w:rPr>
-        <w:t>3.2 Decision Table - Invoice Settlement State</w:t>
-      </w:r>
-    </w:p>
-    <w:tbl>
-      <w:tblPr>
-        <w:tblW w:type="auto" w:w="0"/>
-        <w:jc w:val="center"/>
-        <w:tblLayout w:type="autofit"/>
-        <w:tblLook w:firstColumn="1" w:firstRow="1" w:lastColumn="0" w:lastRow="0" w:noHBand="0" w:noVBand="1" w:val="04A0"/>
-      </w:tblPr>
-      <w:tblGrid>
-        <w:gridCol w:w="1728"/>
-        <w:gridCol w:w="1728"/>
-        <w:gridCol w:w="1728"/>
-        <w:gridCol w:w="1728"/>
-        <w:gridCol w:w="1728"/>
-      </w:tblGrid>
-      <w:tr>
-        <w:tc>
-          <w:tcPr>
-            <w:tcW w:type="dxa" w:w="1728"/>
-            <w:shd w:val="clear" w:color="auto" w:fill="1B4D4B"/>
-            <w:tcMar>
-              <w:top w:w="120" w:type="dxa"/>
-              <w:bottom w:w="120" w:type="dxa"/>
-              <w:left w:w="150" w:type="dxa"/>
-              <w:right w:w="150" w:type="dxa"/>
-            </w:tcMar>
-          </w:tcPr>
-          <w:p>
-            <w:pPr>
-              <w:jc w:val="left"/>
-            </w:pPr>
-            <w:r>
-              <w:rPr>
-                <w:rFonts w:ascii="Calibri" w:hAnsi="Calibri"/>
-                <w:b/>
-                <w:color w:val="FFFFFF"/>
-                <w:sz w:val="20"/>
-              </w:rPr>
-              <w:t>Rule</w:t>
-            </w:r>
-          </w:p>
-        </w:tc>
-        <w:tc>
-          <w:tcPr>
-            <w:tcW w:type="dxa" w:w="1728"/>
-            <w:shd w:val="clear" w:color="auto" w:fill="1B4D4B"/>
-            <w:tcMar>
-              <w:top w:w="120" w:type="dxa"/>
-              <w:bottom w:w="120" w:type="dxa"/>
-              <w:left w:w="150" w:type="dxa"/>
-              <w:right w:w="150" w:type="dxa"/>
-            </w:tcMar>
-          </w:tcPr>
-          <w:p>
-            <w:pPr>
-              <w:jc w:val="left"/>
-            </w:pPr>
-            <w:r>
-              <w:rPr>
-                <w:rFonts w:ascii="Calibri" w:hAnsi="Calibri"/>
-                <w:b/>
-                <w:color w:val="FFFFFF"/>
-                <w:sz w:val="20"/>
-              </w:rPr>
-              <w:t>Condition: Total Paid == 0</w:t>
-            </w:r>
-          </w:p>
-        </w:tc>
-        <w:tc>
-          <w:tcPr>
-            <w:tcW w:type="dxa" w:w="1728"/>
-            <w:shd w:val="clear" w:color="auto" w:fill="1B4D4B"/>
-            <w:tcMar>
-              <w:top w:w="120" w:type="dxa"/>
-              <w:bottom w:w="120" w:type="dxa"/>
-              <w:left w:w="150" w:type="dxa"/>
-              <w:right w:w="150" w:type="dxa"/>
-            </w:tcMar>
-          </w:tcPr>
-          <w:p>
-            <w:pPr>
-              <w:jc w:val="left"/>
-            </w:pPr>
-            <w:r>
-              <w:rPr>
-                <w:rFonts w:ascii="Calibri" w:hAnsi="Calibri"/>
-                <w:b/>
-                <w:color w:val="FFFFFF"/>
-                <w:sz w:val="20"/>
-              </w:rPr>
-              <w:t>Condition: Paid &lt; Grand Total</w:t>
-            </w:r>
-          </w:p>
-        </w:tc>
-        <w:tc>
-          <w:tcPr>
-            <w:tcW w:type="dxa" w:w="1728"/>
-            <w:shd w:val="clear" w:color="auto" w:fill="1B4D4B"/>
-            <w:tcMar>
-              <w:top w:w="120" w:type="dxa"/>
-              <w:bottom w:w="120" w:type="dxa"/>
-              <w:left w:w="150" w:type="dxa"/>
-              <w:right w:w="150" w:type="dxa"/>
-            </w:tcMar>
-          </w:tcPr>
-          <w:p>
-            <w:pPr>
-              <w:jc w:val="left"/>
-            </w:pPr>
-            <w:r>
-              <w:rPr>
-                <w:rFonts w:ascii="Calibri" w:hAnsi="Calibri"/>
-                <w:b/>
-                <w:color w:val="FFFFFF"/>
-                <w:sz w:val="20"/>
-              </w:rPr>
-              <w:t>Condition: Paid &gt;= Grand Total</w:t>
-            </w:r>
-          </w:p>
-        </w:tc>
-        <w:tc>
-          <w:tcPr>
-            <w:tcW w:type="dxa" w:w="1728"/>
-            <w:shd w:val="clear" w:color="auto" w:fill="1B4D4B"/>
-            <w:tcMar>
-              <w:top w:w="120" w:type="dxa"/>
-              <w:bottom w:w="120" w:type="dxa"/>
-              <w:left w:w="150" w:type="dxa"/>
-              <w:right w:w="150" w:type="dxa"/>
-            </w:tcMar>
-          </w:tcPr>
-          <w:p>
-            <w:pPr>
-              <w:jc w:val="left"/>
-            </w:pPr>
-            <w:r>
-              <w:rPr>
-                <w:rFonts w:ascii="Calibri" w:hAnsi="Calibri"/>
-                <w:b/>
-                <w:color w:val="FFFFFF"/>
-                <w:sz w:val="20"/>
-              </w:rPr>
-              <w:t>Action: Resulting Status</w:t>
-            </w:r>
-          </w:p>
-        </w:tc>
-      </w:tr>
-      <w:tr>
-        <w:tc>
-          <w:tcPr>
-            <w:tcW w:type="dxa" w:w="1728"/>
-            <w:shd w:val="clear" w:color="auto" w:fill="FFFFFF"/>
-            <w:tcMar>
-              <w:top w:w="100" w:type="dxa"/>
-              <w:bottom w:w="100" w:type="dxa"/>
-              <w:left w:w="150" w:type="dxa"/>
-              <w:right w:w="150" w:type="dxa"/>
-            </w:tcMar>
-          </w:tcPr>
-          <w:p>
-            <w:pPr>
-              <w:jc w:val="left"/>
-            </w:pPr>
-            <w:r>
-              <w:rPr>
-                <w:rFonts w:ascii="Calibri" w:hAnsi="Calibri"/>
-                <w:color w:val="333333"/>
-                <w:sz w:val="19"/>
-              </w:rPr>
-              <w:t>R1</w:t>
+              <w:t>taxPct = -0.01%</w:t>
             </w:r>
           </w:p>
         </w:tc>
@@ -2014,96 +3567,74 @@
             <w:tcMar>
               <w:top w:w="100" w:type="dxa"/>
               <w:bottom w:w="100" w:type="dxa"/>
-              <w:left w:w="150" w:type="dxa"/>
-              <w:right w:w="150" w:type="dxa"/>
+              <w:left w:w="140" w:type="dxa"/>
+              <w:right w:w="140" w:type="dxa"/>
             </w:tcMar>
           </w:tcPr>
           <w:p>
             <w:pPr>
+              <w:spacing w:before="0" w:after="0" w:line="276" w:lineRule="auto"/>
               <w:jc w:val="left"/>
             </w:pPr>
             <w:r>
               <w:rPr>
                 <w:rFonts w:ascii="Calibri" w:hAnsi="Calibri"/>
-                <w:color w:val="333333"/>
+                <w:color w:val="1A202C"/>
                 <w:sz w:val="19"/>
               </w:rPr>
-              <w:t>True</w:t>
+              <w:t>taxPct = -0.01</w:t>
             </w:r>
           </w:p>
         </w:tc>
         <w:tc>
           <w:tcPr>
-            <w:tcW w:type="dxa" w:w="1728"/>
+            <w:tcW w:type="dxa" w:w="2448"/>
             <w:shd w:val="clear" w:color="auto" w:fill="FFFFFF"/>
             <w:tcMar>
               <w:top w:w="100" w:type="dxa"/>
               <w:bottom w:w="100" w:type="dxa"/>
-              <w:left w:w="150" w:type="dxa"/>
-              <w:right w:w="150" w:type="dxa"/>
+              <w:left w:w="140" w:type="dxa"/>
+              <w:right w:w="140" w:type="dxa"/>
             </w:tcMar>
           </w:tcPr>
           <w:p>
             <w:pPr>
+              <w:spacing w:before="0" w:after="0" w:line="276" w:lineRule="auto"/>
               <w:jc w:val="left"/>
             </w:pPr>
             <w:r>
               <w:rPr>
                 <w:rFonts w:ascii="Calibri" w:hAnsi="Calibri"/>
-                <w:color w:val="333333"/>
+                <w:color w:val="1A202C"/>
                 <w:sz w:val="19"/>
               </w:rPr>
-              <w:t>False</w:t>
+              <w:t>Throws ValueError: Tax rate must be &gt;= 0</w:t>
             </w:r>
           </w:p>
         </w:tc>
         <w:tc>
           <w:tcPr>
-            <w:tcW w:type="dxa" w:w="1728"/>
+            <w:tcW w:type="dxa" w:w="864"/>
             <w:shd w:val="clear" w:color="auto" w:fill="FFFFFF"/>
             <w:tcMar>
               <w:top w:w="100" w:type="dxa"/>
               <w:bottom w:w="100" w:type="dxa"/>
-              <w:left w:w="150" w:type="dxa"/>
-              <w:right w:w="150" w:type="dxa"/>
+              <w:left w:w="140" w:type="dxa"/>
+              <w:right w:w="140" w:type="dxa"/>
             </w:tcMar>
           </w:tcPr>
           <w:p>
             <w:pPr>
+              <w:spacing w:before="0" w:after="0" w:line="276" w:lineRule="auto"/>
               <w:jc w:val="left"/>
             </w:pPr>
             <w:r>
               <w:rPr>
                 <w:rFonts w:ascii="Calibri" w:hAnsi="Calibri"/>
-                <w:color w:val="333333"/>
+                <w:color w:val="1A202C"/>
                 <w:sz w:val="19"/>
               </w:rPr>
-              <w:t>False</w:t>
-            </w:r>
-          </w:p>
-        </w:tc>
-        <w:tc>
-          <w:tcPr>
-            <w:tcW w:type="dxa" w:w="1728"/>
-            <w:shd w:val="clear" w:color="auto" w:fill="FFFFFF"/>
-            <w:tcMar>
-              <w:top w:w="100" w:type="dxa"/>
-              <w:bottom w:w="100" w:type="dxa"/>
-              <w:left w:w="150" w:type="dxa"/>
-              <w:right w:w="150" w:type="dxa"/>
-            </w:tcMar>
-          </w:tcPr>
-          <w:p>
-            <w:pPr>
-              <w:jc w:val="left"/>
-            </w:pPr>
-            <w:r>
-              <w:rPr>
-                <w:rFonts w:ascii="Calibri" w:hAnsi="Calibri"/>
-                <w:color w:val="333333"/>
-                <w:sz w:val="19"/>
-              </w:rPr>
-              <w:t>Status = 'Unpaid'</w:t>
+              <w:t>Pass</w:t>
             </w:r>
           </w:p>
         </w:tc>
@@ -2111,253 +3642,131 @@
       <w:tr>
         <w:tc>
           <w:tcPr>
-            <w:tcW w:type="dxa" w:w="1728"/>
-            <w:shd w:val="clear" w:color="auto" w:fill="F4F6F6"/>
+            <w:tcW w:type="dxa" w:w="2160"/>
+            <w:shd w:val="clear" w:color="auto" w:fill="F7FAFC"/>
             <w:tcMar>
               <w:top w:w="100" w:type="dxa"/>
               <w:bottom w:w="100" w:type="dxa"/>
-              <w:left w:w="150" w:type="dxa"/>
-              <w:right w:w="150" w:type="dxa"/>
+              <w:left w:w="140" w:type="dxa"/>
+              <w:right w:w="140" w:type="dxa"/>
             </w:tcMar>
           </w:tcPr>
           <w:p>
             <w:pPr>
+              <w:spacing w:before="0" w:after="0" w:line="276" w:lineRule="auto"/>
               <w:jc w:val="left"/>
             </w:pPr>
             <w:r>
               <w:rPr>
                 <w:rFonts w:ascii="Calibri" w:hAnsi="Calibri"/>
-                <w:color w:val="333333"/>
+                <w:color w:val="1A202C"/>
                 <w:sz w:val="19"/>
               </w:rPr>
-              <w:t>R2</w:t>
+              <w:t>Invalid Above Max</w:t>
+            </w:r>
+          </w:p>
+        </w:tc>
+        <w:tc>
+          <w:tcPr>
+            <w:tcW w:type="dxa" w:w="2160"/>
+            <w:shd w:val="clear" w:color="auto" w:fill="F7FAFC"/>
+            <w:tcMar>
+              <w:top w:w="100" w:type="dxa"/>
+              <w:bottom w:w="100" w:type="dxa"/>
+              <w:left w:w="140" w:type="dxa"/>
+              <w:right w:w="140" w:type="dxa"/>
+            </w:tcMar>
+          </w:tcPr>
+          <w:p>
+            <w:pPr>
+              <w:spacing w:before="0" w:after="0" w:line="276" w:lineRule="auto"/>
+              <w:jc w:val="left"/>
+            </w:pPr>
+            <w:r>
+              <w:rPr>
+                <w:rFonts w:ascii="Calibri" w:hAnsi="Calibri"/>
+                <w:color w:val="1A202C"/>
+                <w:sz w:val="19"/>
+              </w:rPr>
+              <w:t>taxPct = 100.01%</w:t>
             </w:r>
           </w:p>
         </w:tc>
         <w:tc>
           <w:tcPr>
             <w:tcW w:type="dxa" w:w="1728"/>
-            <w:shd w:val="clear" w:color="auto" w:fill="F4F6F6"/>
+            <w:shd w:val="clear" w:color="auto" w:fill="F7FAFC"/>
             <w:tcMar>
               <w:top w:w="100" w:type="dxa"/>
               <w:bottom w:w="100" w:type="dxa"/>
-              <w:left w:w="150" w:type="dxa"/>
-              <w:right w:w="150" w:type="dxa"/>
+              <w:left w:w="140" w:type="dxa"/>
+              <w:right w:w="140" w:type="dxa"/>
             </w:tcMar>
           </w:tcPr>
           <w:p>
             <w:pPr>
+              <w:spacing w:before="0" w:after="0" w:line="276" w:lineRule="auto"/>
               <w:jc w:val="left"/>
             </w:pPr>
             <w:r>
               <w:rPr>
                 <w:rFonts w:ascii="Calibri" w:hAnsi="Calibri"/>
-                <w:color w:val="333333"/>
+                <w:color w:val="1A202C"/>
                 <w:sz w:val="19"/>
               </w:rPr>
-              <w:t>False</w:t>
+              <w:t>taxPct = 100.01</w:t>
             </w:r>
           </w:p>
         </w:tc>
         <w:tc>
           <w:tcPr>
-            <w:tcW w:type="dxa" w:w="1728"/>
-            <w:shd w:val="clear" w:color="auto" w:fill="F4F6F6"/>
+            <w:tcW w:type="dxa" w:w="2448"/>
+            <w:shd w:val="clear" w:color="auto" w:fill="F7FAFC"/>
             <w:tcMar>
               <w:top w:w="100" w:type="dxa"/>
               <w:bottom w:w="100" w:type="dxa"/>
-              <w:left w:w="150" w:type="dxa"/>
-              <w:right w:w="150" w:type="dxa"/>
+              <w:left w:w="140" w:type="dxa"/>
+              <w:right w:w="140" w:type="dxa"/>
             </w:tcMar>
           </w:tcPr>
           <w:p>
             <w:pPr>
+              <w:spacing w:before="0" w:after="0" w:line="276" w:lineRule="auto"/>
               <w:jc w:val="left"/>
             </w:pPr>
             <w:r>
               <w:rPr>
                 <w:rFonts w:ascii="Calibri" w:hAnsi="Calibri"/>
-                <w:color w:val="333333"/>
+                <w:color w:val="1A202C"/>
                 <w:sz w:val="19"/>
               </w:rPr>
-              <w:t>True</w:t>
+              <w:t>Throws ValueError: Tax rate must be &lt;= 100</w:t>
             </w:r>
           </w:p>
         </w:tc>
         <w:tc>
           <w:tcPr>
-            <w:tcW w:type="dxa" w:w="1728"/>
-            <w:shd w:val="clear" w:color="auto" w:fill="F4F6F6"/>
+            <w:tcW w:type="dxa" w:w="864"/>
+            <w:shd w:val="clear" w:color="auto" w:fill="F7FAFC"/>
             <w:tcMar>
               <w:top w:w="100" w:type="dxa"/>
               <w:bottom w:w="100" w:type="dxa"/>
-              <w:left w:w="150" w:type="dxa"/>
-              <w:right w:w="150" w:type="dxa"/>
+              <w:left w:w="140" w:type="dxa"/>
+              <w:right w:w="140" w:type="dxa"/>
             </w:tcMar>
           </w:tcPr>
           <w:p>
             <w:pPr>
+              <w:spacing w:before="0" w:after="0" w:line="276" w:lineRule="auto"/>
               <w:jc w:val="left"/>
             </w:pPr>
             <w:r>
               <w:rPr>
                 <w:rFonts w:ascii="Calibri" w:hAnsi="Calibri"/>
-                <w:color w:val="333333"/>
+                <w:color w:val="1A202C"/>
                 <w:sz w:val="19"/>
               </w:rPr>
-              <w:t>False</w:t>
-            </w:r>
-          </w:p>
-        </w:tc>
-        <w:tc>
-          <w:tcPr>
-            <w:tcW w:type="dxa" w:w="1728"/>
-            <w:shd w:val="clear" w:color="auto" w:fill="F4F6F6"/>
-            <w:tcMar>
-              <w:top w:w="100" w:type="dxa"/>
-              <w:bottom w:w="100" w:type="dxa"/>
-              <w:left w:w="150" w:type="dxa"/>
-              <w:right w:w="150" w:type="dxa"/>
-            </w:tcMar>
-          </w:tcPr>
-          <w:p>
-            <w:pPr>
-              <w:jc w:val="left"/>
-            </w:pPr>
-            <w:r>
-              <w:rPr>
-                <w:rFonts w:ascii="Calibri" w:hAnsi="Calibri"/>
-                <w:color w:val="333333"/>
-                <w:sz w:val="19"/>
-              </w:rPr>
-              <w:t>Status = 'Partially Paid' (Amber Badge)</w:t>
-            </w:r>
-          </w:p>
-        </w:tc>
-      </w:tr>
-      <w:tr>
-        <w:tc>
-          <w:tcPr>
-            <w:tcW w:type="dxa" w:w="1728"/>
-            <w:shd w:val="clear" w:color="auto" w:fill="FFFFFF"/>
-            <w:tcMar>
-              <w:top w:w="100" w:type="dxa"/>
-              <w:bottom w:w="100" w:type="dxa"/>
-              <w:left w:w="150" w:type="dxa"/>
-              <w:right w:w="150" w:type="dxa"/>
-            </w:tcMar>
-          </w:tcPr>
-          <w:p>
-            <w:pPr>
-              <w:jc w:val="left"/>
-            </w:pPr>
-            <w:r>
-              <w:rPr>
-                <w:rFonts w:ascii="Calibri" w:hAnsi="Calibri"/>
-                <w:color w:val="333333"/>
-                <w:sz w:val="19"/>
-              </w:rPr>
-              <w:t>R3</w:t>
-            </w:r>
-          </w:p>
-        </w:tc>
-        <w:tc>
-          <w:tcPr>
-            <w:tcW w:type="dxa" w:w="1728"/>
-            <w:shd w:val="clear" w:color="auto" w:fill="FFFFFF"/>
-            <w:tcMar>
-              <w:top w:w="100" w:type="dxa"/>
-              <w:bottom w:w="100" w:type="dxa"/>
-              <w:left w:w="150" w:type="dxa"/>
-              <w:right w:w="150" w:type="dxa"/>
-            </w:tcMar>
-          </w:tcPr>
-          <w:p>
-            <w:pPr>
-              <w:jc w:val="left"/>
-            </w:pPr>
-            <w:r>
-              <w:rPr>
-                <w:rFonts w:ascii="Calibri" w:hAnsi="Calibri"/>
-                <w:color w:val="333333"/>
-                <w:sz w:val="19"/>
-              </w:rPr>
-              <w:t>False</w:t>
-            </w:r>
-          </w:p>
-        </w:tc>
-        <w:tc>
-          <w:tcPr>
-            <w:tcW w:type="dxa" w:w="1728"/>
-            <w:shd w:val="clear" w:color="auto" w:fill="FFFFFF"/>
-            <w:tcMar>
-              <w:top w:w="100" w:type="dxa"/>
-              <w:bottom w:w="100" w:type="dxa"/>
-              <w:left w:w="150" w:type="dxa"/>
-              <w:right w:w="150" w:type="dxa"/>
-            </w:tcMar>
-          </w:tcPr>
-          <w:p>
-            <w:pPr>
-              <w:jc w:val="left"/>
-            </w:pPr>
-            <w:r>
-              <w:rPr>
-                <w:rFonts w:ascii="Calibri" w:hAnsi="Calibri"/>
-                <w:color w:val="333333"/>
-                <w:sz w:val="19"/>
-              </w:rPr>
-              <w:t>False</w:t>
-            </w:r>
-          </w:p>
-        </w:tc>
-        <w:tc>
-          <w:tcPr>
-            <w:tcW w:type="dxa" w:w="1728"/>
-            <w:shd w:val="clear" w:color="auto" w:fill="FFFFFF"/>
-            <w:tcMar>
-              <w:top w:w="100" w:type="dxa"/>
-              <w:bottom w:w="100" w:type="dxa"/>
-              <w:left w:w="150" w:type="dxa"/>
-              <w:right w:w="150" w:type="dxa"/>
-            </w:tcMar>
-          </w:tcPr>
-          <w:p>
-            <w:pPr>
-              <w:jc w:val="left"/>
-            </w:pPr>
-            <w:r>
-              <w:rPr>
-                <w:rFonts w:ascii="Calibri" w:hAnsi="Calibri"/>
-                <w:color w:val="333333"/>
-                <w:sz w:val="19"/>
-              </w:rPr>
-              <w:t>True</w:t>
-            </w:r>
-          </w:p>
-        </w:tc>
-        <w:tc>
-          <w:tcPr>
-            <w:tcW w:type="dxa" w:w="1728"/>
-            <w:shd w:val="clear" w:color="auto" w:fill="FFFFFF"/>
-            <w:tcMar>
-              <w:top w:w="100" w:type="dxa"/>
-              <w:bottom w:w="100" w:type="dxa"/>
-              <w:left w:w="150" w:type="dxa"/>
-              <w:right w:w="150" w:type="dxa"/>
-            </w:tcMar>
-          </w:tcPr>
-          <w:p>
-            <w:pPr>
-              <w:jc w:val="left"/>
-            </w:pPr>
-            <w:r>
-              <w:rPr>
-                <w:rFonts w:ascii="Calibri" w:hAnsi="Calibri"/>
-                <w:color w:val="333333"/>
-                <w:sz w:val="19"/>
-              </w:rPr>
-              <w:t>Status = 'Paid' (Official Settled Receipt)</w:t>
+              <w:t>Pass</w:t>
             </w:r>
           </w:p>
         </w:tc>
@@ -2367,29 +3776,29 @@
     <w:p>
       <w:pPr>
         <w:pStyle w:val="Heading2"/>
+        <w:spacing w:before="200" w:after="60"/>
       </w:pPr>
       <w:r>
         <w:rPr>
           <w:rFonts w:ascii="Calibri" w:hAnsi="Calibri"/>
           <w:b/>
           <w:color w:val="2C3E50"/>
-          <w:sz w:val="26"/>
+          <w:sz w:val="25"/>
         </w:rPr>
-        <w:t>4. Part C: White-Box Testing</w:t>
+        <w:t>5. Part C: White-Box Testing &amp; Cyclomatic Complexity</w:t>
       </w:r>
     </w:p>
     <w:p>
       <w:pPr>
-        <w:pStyle w:val="Heading3"/>
+        <w:spacing w:before="0" w:after="90" w:line="276" w:lineRule="auto"/>
       </w:pPr>
       <w:r>
         <w:rPr>
           <w:rFonts w:ascii="Calibri" w:hAnsi="Calibri"/>
-          <w:b/>
-          <w:color w:val="34495E"/>
-          <w:sz w:val="22"/>
+          <w:color w:val="1A202C"/>
+          <w:sz w:val="21"/>
         </w:rPr>
-        <w:t>4.1 Source Code Under Test (Tax Split Logic)</w:t>
+        <w:t>White-Box testing evaluates the internal logical structures of computeTotals(). The Control Flow Graph (CFG) contains 7 decision nodes (predicates) and 14 edges.</w:t>
       </w:r>
     </w:p>
     <w:tbl>
@@ -2397,15 +3806,23 @@
         <w:tblW w:type="auto" w:w="0"/>
         <w:jc w:val="center"/>
         <w:tblLook w:firstColumn="1" w:firstRow="1" w:lastColumn="0" w:lastRow="0" w:noHBand="0" w:noVBand="1" w:val="04A0"/>
+        <w:tblBorders>
+          <w:left w:val="single" w:sz="24" w:space="0" w:color="1B4D4B"/>
+          <w:top w:val="none"/>
+          <w:bottom w:val="none"/>
+          <w:right w:val="none"/>
+          <w:insideH w:val="none"/>
+          <w:insideV w:val="none"/>
+        </w:tblBorders>
       </w:tblPr>
       <w:tblGrid>
-        <w:gridCol w:w="8640"/>
+        <w:gridCol w:w="9360"/>
       </w:tblGrid>
       <w:tr>
         <w:tc>
           <w:tcPr>
-            <w:tcW w:type="dxa" w:w="8640"/>
-            <w:shd w:val="clear" w:color="auto" w:fill="F8F9FA"/>
+            <w:tcW w:type="dxa" w:w="9360"/>
+            <w:shd w:val="clear" w:color="auto" w:fill="F8FAFC"/>
             <w:tcMar>
               <w:top w:w="120" w:type="dxa"/>
               <w:bottom w:w="120" w:type="dxa"/>
@@ -2415,39 +3832,34 @@
           </w:tcPr>
           <w:p>
             <w:pPr>
-              <w:spacing w:before="0" w:after="0"/>
+              <w:spacing w:before="0" w:after="40"/>
             </w:pPr>
             <w:r>
               <w:rPr>
-                <w:rFonts w:ascii="Consolas" w:hAnsi="Consolas"/>
-                <w:color w:val="2A2A2A"/>
-                <w:sz w:val="19"/>
+                <w:rFonts w:ascii="Calibri" w:hAnsi="Calibri"/>
+                <w:b/>
+                <w:color w:val="1B4D4B"/>
+                <w:sz w:val="20"/>
               </w:rPr>
-              <w:t>function calculateTax(taxableAmount, taxRate, isInterState) {</w:t>
+              <w:t>WHITE-BOX COMPLEXITY DERIVATION (MCCABE'S METRIC)</w:t>
               <w:br/>
-              <w:t xml:space="preserve">  1: if (taxRate &lt; 0 || taxRate &gt; 100) {</w:t>
+            </w:r>
+            <w:r>
+              <w:rPr>
+                <w:rFonts w:ascii="Calibri" w:hAnsi="Calibri"/>
+                <w:i/>
+                <w:color w:val="1A202C"/>
+                <w:sz w:val="20"/>
+              </w:rPr>
+              <w:t>Cyclomatic Complexity Formula: V(G) = E - N + 2P</w:t>
               <w:br/>
-              <w:t xml:space="preserve">  2:   throw new Error("Invalid Tax Rate");</w:t>
+              <w:t>Where E (Edges) = 14, N (Nodes) = 9, P (Connected Components) = 1.</w:t>
               <w:br/>
-              <w:t xml:space="preserve">     }</w:t>
+              <w:t>V(G) = 14 - 9 + 2(1) = 7.</w:t>
               <w:br/>
-              <w:t xml:space="preserve">  3: const totalTax = (taxableAmount * taxRate) / 100;</w:t>
+              <w:t>Alternatively, V(G) = Number of Predicate Nodes + 1 = 6 + 1 = 7.</w:t>
               <w:br/>
-              <w:t xml:space="preserve">  4: if (isInterState) {</w:t>
-              <w:br/>
-              <w:t xml:space="preserve">  5:   return { igst: totalTax, cgst: 0, sgst: 0 };</w:t>
-              <w:br/>
-              <w:t xml:space="preserve">     } else {</w:t>
-              <w:br/>
-              <w:t xml:space="preserve">  6:   const halfTax = totalTax / 2;</w:t>
-              <w:br/>
-              <w:t xml:space="preserve">  7:   return { igst: 0, cgst: halfTax, sgst: halfTax };</w:t>
-              <w:br/>
-              <w:t xml:space="preserve">     }</w:t>
-              <w:br/>
-              <w:t xml:space="preserve">  8: // End</w:t>
-              <w:br/>
-              <w:t>}</w:t>
+              <w:t>Therefore, exactly 7 linearly independent paths form the basis test set.</w:t>
             </w:r>
           </w:p>
         </w:tc>
@@ -2456,70 +3868,1127 @@
     <w:p/>
     <w:p>
       <w:pPr>
-        <w:pStyle w:val="Heading3"/>
-      </w:pPr>
-      <w:r>
-        <w:rPr>
-          <w:rFonts w:ascii="Calibri" w:hAnsi="Calibri"/>
-          <w:b/>
-          <w:color w:val="34495E"/>
-          <w:sz w:val="22"/>
-        </w:rPr>
-        <w:t>4.2 Control Flow Graph (CFG) &amp; Cyclomatic Complexity</w:t>
-      </w:r>
-    </w:p>
-    <w:p>
-      <w:r>
-        <w:t>• Graph Nodes: N = 7 (Nodes 1, 2, 3, 4, 5, 6, 7/8).</w:t>
-        <w:br/>
-        <w:t>• Graph Edges: E = 8.</w:t>
-        <w:br/>
-        <w:t>• Predicate Nodes: P = 2 (Conditions at line 1 and line 4).</w:t>
-        <w:br/>
-        <w:br/>
-        <w:t>Cyclomatic Complexity Calculation:</w:t>
-        <w:br/>
-        <w:t>V(G) = E - N + 2 = 8 - 7 + 2 = 3.</w:t>
-        <w:br/>
-        <w:t>Alternatively: V(G) = P + 1 = 2 + 1 = 3.</w:t>
-        <w:br/>
-        <w:br/>
-        <w:t>Conclusion: Exactly 3 independent test paths are required for 100% basis path coverage:</w:t>
-        <w:br/>
-        <w:t>• Path 1: 1 -&gt; 2 (Tax rate out of bounds -&gt; Error thrown)</w:t>
-        <w:br/>
-        <w:t>• Path 2: 1 -&gt; 3 -&gt; 4 -&gt; 5 -&gt; 8 (Valid tax rate, inter-state == true -&gt; IGST applied)</w:t>
-        <w:br/>
-        <w:t>• Path 3: 1 -&gt; 3 -&gt; 4 -&gt; 6 -&gt; 7 -&gt; 8 (Valid tax rate, inter-state == false -&gt; CGST + SGST applied)</w:t>
-      </w:r>
-    </w:p>
-    <w:p>
-      <w:pPr>
         <w:pStyle w:val="Heading2"/>
+        <w:spacing w:before="200" w:after="60"/>
       </w:pPr>
       <w:r>
         <w:rPr>
           <w:rFonts w:ascii="Calibri" w:hAnsi="Calibri"/>
           <w:b/>
           <w:color w:val="2C3E50"/>
-          <w:sz w:val="26"/>
+          <w:sz w:val="25"/>
         </w:rPr>
-        <w:t>5. Conclusion</w:t>
+        <w:t>Experimental Validation &amp; Test Cases</w:t>
+      </w:r>
+    </w:p>
+    <w:tbl>
+      <w:tblPr>
+        <w:tblW w:type="auto" w:w="0"/>
+        <w:jc w:val="center"/>
+        <w:tblLayout w:type="fixed"/>
+        <w:tblLook w:firstColumn="1" w:firstRow="1" w:lastColumn="0" w:lastRow="0" w:noHBand="0" w:noVBand="1" w:val="04A0"/>
+        <w:tblBorders>
+          <w:top w:val="single" w:sz="4" w:space="0" w:color="D1D5DB"/>
+          <w:left w:val="single" w:sz="4" w:space="0" w:color="D1D5DB"/>
+          <w:bottom w:val="single" w:sz="4" w:space="0" w:color="D1D5DB"/>
+          <w:right w:val="single" w:sz="4" w:space="0" w:color="D1D5DB"/>
+          <w:insideH w:val="single" w:sz="4" w:space="0" w:color="D1D5DB"/>
+          <w:insideV w:val="single" w:sz="4" w:space="0" w:color="D1D5DB"/>
+        </w:tblBorders>
+      </w:tblPr>
+      <w:tblGrid>
+        <w:gridCol w:w="1872"/>
+        <w:gridCol w:w="1872"/>
+        <w:gridCol w:w="1872"/>
+        <w:gridCol w:w="1872"/>
+        <w:gridCol w:w="1872"/>
+      </w:tblGrid>
+      <w:tr>
+        <w:tc>
+          <w:tcPr>
+            <w:tcW w:type="dxa" w:w="1440"/>
+            <w:shd w:val="clear" w:color="auto" w:fill="1B4D4B"/>
+            <w:tcMar>
+              <w:top w:w="120" w:type="dxa"/>
+              <w:bottom w:w="120" w:type="dxa"/>
+              <w:left w:w="140" w:type="dxa"/>
+              <w:right w:w="140" w:type="dxa"/>
+            </w:tcMar>
+          </w:tcPr>
+          <w:p>
+            <w:pPr>
+              <w:spacing w:before="0" w:after="0"/>
+              <w:jc w:val="left"/>
+            </w:pPr>
+            <w:r>
+              <w:rPr>
+                <w:rFonts w:ascii="Calibri" w:hAnsi="Calibri"/>
+                <w:b/>
+                <w:color w:val="FFFFFF"/>
+                <w:sz w:val="20"/>
+              </w:rPr>
+              <w:t>Test ID</w:t>
+            </w:r>
+          </w:p>
+        </w:tc>
+        <w:tc>
+          <w:tcPr>
+            <w:tcW w:type="dxa" w:w="2592"/>
+            <w:shd w:val="clear" w:color="auto" w:fill="1B4D4B"/>
+            <w:tcMar>
+              <w:top w:w="120" w:type="dxa"/>
+              <w:bottom w:w="120" w:type="dxa"/>
+              <w:left w:w="140" w:type="dxa"/>
+              <w:right w:w="140" w:type="dxa"/>
+            </w:tcMar>
+          </w:tcPr>
+          <w:p>
+            <w:pPr>
+              <w:spacing w:before="0" w:after="0"/>
+              <w:jc w:val="left"/>
+            </w:pPr>
+            <w:r>
+              <w:rPr>
+                <w:rFonts w:ascii="Calibri" w:hAnsi="Calibri"/>
+                <w:b/>
+                <w:color w:val="FFFFFF"/>
+                <w:sz w:val="20"/>
+              </w:rPr>
+              <w:t>Scenario / Feature Tested</w:t>
+            </w:r>
+          </w:p>
+        </w:tc>
+        <w:tc>
+          <w:tcPr>
+            <w:tcW w:type="dxa" w:w="2160"/>
+            <w:shd w:val="clear" w:color="auto" w:fill="1B4D4B"/>
+            <w:tcMar>
+              <w:top w:w="120" w:type="dxa"/>
+              <w:bottom w:w="120" w:type="dxa"/>
+              <w:left w:w="140" w:type="dxa"/>
+              <w:right w:w="140" w:type="dxa"/>
+            </w:tcMar>
+          </w:tcPr>
+          <w:p>
+            <w:pPr>
+              <w:spacing w:before="0" w:after="0"/>
+              <w:jc w:val="left"/>
+            </w:pPr>
+            <w:r>
+              <w:rPr>
+                <w:rFonts w:ascii="Calibri" w:hAnsi="Calibri"/>
+                <w:b/>
+                <w:color w:val="FFFFFF"/>
+                <w:sz w:val="20"/>
+              </w:rPr>
+              <w:t>Input Data</w:t>
+            </w:r>
+          </w:p>
+        </w:tc>
+        <w:tc>
+          <w:tcPr>
+            <w:tcW w:type="dxa" w:w="2160"/>
+            <w:shd w:val="clear" w:color="auto" w:fill="1B4D4B"/>
+            <w:tcMar>
+              <w:top w:w="120" w:type="dxa"/>
+              <w:bottom w:w="120" w:type="dxa"/>
+              <w:left w:w="140" w:type="dxa"/>
+              <w:right w:w="140" w:type="dxa"/>
+            </w:tcMar>
+          </w:tcPr>
+          <w:p>
+            <w:pPr>
+              <w:spacing w:before="0" w:after="0"/>
+              <w:jc w:val="left"/>
+            </w:pPr>
+            <w:r>
+              <w:rPr>
+                <w:rFonts w:ascii="Calibri" w:hAnsi="Calibri"/>
+                <w:b/>
+                <w:color w:val="FFFFFF"/>
+                <w:sz w:val="20"/>
+              </w:rPr>
+              <w:t>Expected Result</w:t>
+            </w:r>
+          </w:p>
+        </w:tc>
+        <w:tc>
+          <w:tcPr>
+            <w:tcW w:type="dxa" w:w="1008"/>
+            <w:shd w:val="clear" w:color="auto" w:fill="1B4D4B"/>
+            <w:tcMar>
+              <w:top w:w="120" w:type="dxa"/>
+              <w:bottom w:w="120" w:type="dxa"/>
+              <w:left w:w="140" w:type="dxa"/>
+              <w:right w:w="140" w:type="dxa"/>
+            </w:tcMar>
+          </w:tcPr>
+          <w:p>
+            <w:pPr>
+              <w:spacing w:before="0" w:after="0"/>
+              <w:jc w:val="left"/>
+            </w:pPr>
+            <w:r>
+              <w:rPr>
+                <w:rFonts w:ascii="Calibri" w:hAnsi="Calibri"/>
+                <w:b/>
+                <w:color w:val="FFFFFF"/>
+                <w:sz w:val="20"/>
+              </w:rPr>
+              <w:t>Status</w:t>
+            </w:r>
+          </w:p>
+        </w:tc>
+      </w:tr>
+      <w:tr>
+        <w:tc>
+          <w:tcPr>
+            <w:tcW w:type="dxa" w:w="1440"/>
+            <w:shd w:val="clear" w:color="auto" w:fill="FFFFFF"/>
+            <w:tcMar>
+              <w:top w:w="100" w:type="dxa"/>
+              <w:bottom w:w="100" w:type="dxa"/>
+              <w:left w:w="140" w:type="dxa"/>
+              <w:right w:w="140" w:type="dxa"/>
+            </w:tcMar>
+          </w:tcPr>
+          <w:p>
+            <w:pPr>
+              <w:spacing w:before="0" w:after="0" w:line="276" w:lineRule="auto"/>
+              <w:jc w:val="left"/>
+            </w:pPr>
+            <w:r>
+              <w:rPr>
+                <w:rFonts w:ascii="Calibri" w:hAnsi="Calibri"/>
+                <w:color w:val="1A202C"/>
+                <w:sz w:val="19"/>
+              </w:rPr>
+              <w:t>TC_WBS_01</w:t>
+            </w:r>
+          </w:p>
+        </w:tc>
+        <w:tc>
+          <w:tcPr>
+            <w:tcW w:type="dxa" w:w="2592"/>
+            <w:shd w:val="clear" w:color="auto" w:fill="FFFFFF"/>
+            <w:tcMar>
+              <w:top w:w="100" w:type="dxa"/>
+              <w:bottom w:w="100" w:type="dxa"/>
+              <w:left w:w="140" w:type="dxa"/>
+              <w:right w:w="140" w:type="dxa"/>
+            </w:tcMar>
+          </w:tcPr>
+          <w:p>
+            <w:pPr>
+              <w:spacing w:before="0" w:after="0" w:line="276" w:lineRule="auto"/>
+              <w:jc w:val="left"/>
+            </w:pPr>
+            <w:r>
+              <w:rPr>
+                <w:rFonts w:ascii="Calibri" w:hAnsi="Calibri"/>
+                <w:color w:val="1A202C"/>
+                <w:sz w:val="19"/>
+              </w:rPr>
+              <w:t>Verify EP Valid Percentage Discount</w:t>
+            </w:r>
+          </w:p>
+        </w:tc>
+        <w:tc>
+          <w:tcPr>
+            <w:tcW w:type="dxa" w:w="2160"/>
+            <w:shd w:val="clear" w:color="auto" w:fill="FFFFFF"/>
+            <w:tcMar>
+              <w:top w:w="100" w:type="dxa"/>
+              <w:bottom w:w="100" w:type="dxa"/>
+              <w:left w:w="140" w:type="dxa"/>
+              <w:right w:w="140" w:type="dxa"/>
+            </w:tcMar>
+          </w:tcPr>
+          <w:p>
+            <w:pPr>
+              <w:spacing w:before="0" w:after="0" w:line="276" w:lineRule="auto"/>
+              <w:jc w:val="left"/>
+            </w:pPr>
+            <w:r>
+              <w:rPr>
+                <w:rFonts w:ascii="Calibri" w:hAnsi="Calibri"/>
+                <w:color w:val="1A202C"/>
+                <w:sz w:val="19"/>
+              </w:rPr>
+              <w:t>subtotal=1000, discount=10%</w:t>
+            </w:r>
+          </w:p>
+        </w:tc>
+        <w:tc>
+          <w:tcPr>
+            <w:tcW w:type="dxa" w:w="2160"/>
+            <w:shd w:val="clear" w:color="auto" w:fill="FFFFFF"/>
+            <w:tcMar>
+              <w:top w:w="100" w:type="dxa"/>
+              <w:bottom w:w="100" w:type="dxa"/>
+              <w:left w:w="140" w:type="dxa"/>
+              <w:right w:w="140" w:type="dxa"/>
+            </w:tcMar>
+          </w:tcPr>
+          <w:p>
+            <w:pPr>
+              <w:spacing w:before="0" w:after="0" w:line="276" w:lineRule="auto"/>
+              <w:jc w:val="left"/>
+            </w:pPr>
+            <w:r>
+              <w:rPr>
+                <w:rFonts w:ascii="Calibri" w:hAnsi="Calibri"/>
+                <w:color w:val="1A202C"/>
+                <w:sz w:val="19"/>
+              </w:rPr>
+              <w:t>taxableAmount=900</w:t>
+            </w:r>
+          </w:p>
+        </w:tc>
+        <w:tc>
+          <w:tcPr>
+            <w:tcW w:type="dxa" w:w="1008"/>
+            <w:shd w:val="clear" w:color="auto" w:fill="FFFFFF"/>
+            <w:tcMar>
+              <w:top w:w="100" w:type="dxa"/>
+              <w:bottom w:w="100" w:type="dxa"/>
+              <w:left w:w="140" w:type="dxa"/>
+              <w:right w:w="140" w:type="dxa"/>
+            </w:tcMar>
+          </w:tcPr>
+          <w:p>
+            <w:pPr>
+              <w:spacing w:before="0" w:after="0" w:line="276" w:lineRule="auto"/>
+              <w:jc w:val="left"/>
+            </w:pPr>
+            <w:r>
+              <w:rPr>
+                <w:rFonts w:ascii="Calibri" w:hAnsi="Calibri"/>
+                <w:color w:val="1A202C"/>
+                <w:sz w:val="19"/>
+              </w:rPr>
+              <w:t>Pass</w:t>
+            </w:r>
+          </w:p>
+        </w:tc>
+      </w:tr>
+      <w:tr>
+        <w:tc>
+          <w:tcPr>
+            <w:tcW w:type="dxa" w:w="1440"/>
+            <w:shd w:val="clear" w:color="auto" w:fill="F7FAFC"/>
+            <w:tcMar>
+              <w:top w:w="100" w:type="dxa"/>
+              <w:bottom w:w="100" w:type="dxa"/>
+              <w:left w:w="140" w:type="dxa"/>
+              <w:right w:w="140" w:type="dxa"/>
+            </w:tcMar>
+          </w:tcPr>
+          <w:p>
+            <w:pPr>
+              <w:spacing w:before="0" w:after="0" w:line="276" w:lineRule="auto"/>
+              <w:jc w:val="left"/>
+            </w:pPr>
+            <w:r>
+              <w:rPr>
+                <w:rFonts w:ascii="Calibri" w:hAnsi="Calibri"/>
+                <w:color w:val="1A202C"/>
+                <w:sz w:val="19"/>
+              </w:rPr>
+              <w:t>TC_WBS_02</w:t>
+            </w:r>
+          </w:p>
+        </w:tc>
+        <w:tc>
+          <w:tcPr>
+            <w:tcW w:type="dxa" w:w="2592"/>
+            <w:shd w:val="clear" w:color="auto" w:fill="F7FAFC"/>
+            <w:tcMar>
+              <w:top w:w="100" w:type="dxa"/>
+              <w:bottom w:w="100" w:type="dxa"/>
+              <w:left w:w="140" w:type="dxa"/>
+              <w:right w:w="140" w:type="dxa"/>
+            </w:tcMar>
+          </w:tcPr>
+          <w:p>
+            <w:pPr>
+              <w:spacing w:before="0" w:after="0" w:line="276" w:lineRule="auto"/>
+              <w:jc w:val="left"/>
+            </w:pPr>
+            <w:r>
+              <w:rPr>
+                <w:rFonts w:ascii="Calibri" w:hAnsi="Calibri"/>
+                <w:color w:val="1A202C"/>
+                <w:sz w:val="19"/>
+              </w:rPr>
+              <w:t>Verify BVA Minimum Tax Rate</w:t>
+            </w:r>
+          </w:p>
+        </w:tc>
+        <w:tc>
+          <w:tcPr>
+            <w:tcW w:type="dxa" w:w="2160"/>
+            <w:shd w:val="clear" w:color="auto" w:fill="F7FAFC"/>
+            <w:tcMar>
+              <w:top w:w="100" w:type="dxa"/>
+              <w:bottom w:w="100" w:type="dxa"/>
+              <w:left w:w="140" w:type="dxa"/>
+              <w:right w:w="140" w:type="dxa"/>
+            </w:tcMar>
+          </w:tcPr>
+          <w:p>
+            <w:pPr>
+              <w:spacing w:before="0" w:after="0" w:line="276" w:lineRule="auto"/>
+              <w:jc w:val="left"/>
+            </w:pPr>
+            <w:r>
+              <w:rPr>
+                <w:rFonts w:ascii="Calibri" w:hAnsi="Calibri"/>
+                <w:color w:val="1A202C"/>
+                <w:sz w:val="19"/>
+              </w:rPr>
+              <w:t>subtotal=1000, taxPct=0%</w:t>
+            </w:r>
+          </w:p>
+        </w:tc>
+        <w:tc>
+          <w:tcPr>
+            <w:tcW w:type="dxa" w:w="2160"/>
+            <w:shd w:val="clear" w:color="auto" w:fill="F7FAFC"/>
+            <w:tcMar>
+              <w:top w:w="100" w:type="dxa"/>
+              <w:bottom w:w="100" w:type="dxa"/>
+              <w:left w:w="140" w:type="dxa"/>
+              <w:right w:w="140" w:type="dxa"/>
+            </w:tcMar>
+          </w:tcPr>
+          <w:p>
+            <w:pPr>
+              <w:spacing w:before="0" w:after="0" w:line="276" w:lineRule="auto"/>
+              <w:jc w:val="left"/>
+            </w:pPr>
+            <w:r>
+              <w:rPr>
+                <w:rFonts w:ascii="Calibri" w:hAnsi="Calibri"/>
+                <w:color w:val="1A202C"/>
+                <w:sz w:val="19"/>
+              </w:rPr>
+              <w:t>tax=0, grandTotal=1000</w:t>
+            </w:r>
+          </w:p>
+        </w:tc>
+        <w:tc>
+          <w:tcPr>
+            <w:tcW w:type="dxa" w:w="1008"/>
+            <w:shd w:val="clear" w:color="auto" w:fill="F7FAFC"/>
+            <w:tcMar>
+              <w:top w:w="100" w:type="dxa"/>
+              <w:bottom w:w="100" w:type="dxa"/>
+              <w:left w:w="140" w:type="dxa"/>
+              <w:right w:w="140" w:type="dxa"/>
+            </w:tcMar>
+          </w:tcPr>
+          <w:p>
+            <w:pPr>
+              <w:spacing w:before="0" w:after="0" w:line="276" w:lineRule="auto"/>
+              <w:jc w:val="left"/>
+            </w:pPr>
+            <w:r>
+              <w:rPr>
+                <w:rFonts w:ascii="Calibri" w:hAnsi="Calibri"/>
+                <w:color w:val="1A202C"/>
+                <w:sz w:val="19"/>
+              </w:rPr>
+              <w:t>Pass</w:t>
+            </w:r>
+          </w:p>
+        </w:tc>
+      </w:tr>
+      <w:tr>
+        <w:tc>
+          <w:tcPr>
+            <w:tcW w:type="dxa" w:w="1440"/>
+            <w:shd w:val="clear" w:color="auto" w:fill="FFFFFF"/>
+            <w:tcMar>
+              <w:top w:w="100" w:type="dxa"/>
+              <w:bottom w:w="100" w:type="dxa"/>
+              <w:left w:w="140" w:type="dxa"/>
+              <w:right w:w="140" w:type="dxa"/>
+            </w:tcMar>
+          </w:tcPr>
+          <w:p>
+            <w:pPr>
+              <w:spacing w:before="0" w:after="0" w:line="276" w:lineRule="auto"/>
+              <w:jc w:val="left"/>
+            </w:pPr>
+            <w:r>
+              <w:rPr>
+                <w:rFonts w:ascii="Calibri" w:hAnsi="Calibri"/>
+                <w:color w:val="1A202C"/>
+                <w:sz w:val="19"/>
+              </w:rPr>
+              <w:t>TC_WBS_03</w:t>
+            </w:r>
+          </w:p>
+        </w:tc>
+        <w:tc>
+          <w:tcPr>
+            <w:tcW w:type="dxa" w:w="2592"/>
+            <w:shd w:val="clear" w:color="auto" w:fill="FFFFFF"/>
+            <w:tcMar>
+              <w:top w:w="100" w:type="dxa"/>
+              <w:bottom w:w="100" w:type="dxa"/>
+              <w:left w:w="140" w:type="dxa"/>
+              <w:right w:w="140" w:type="dxa"/>
+            </w:tcMar>
+          </w:tcPr>
+          <w:p>
+            <w:pPr>
+              <w:spacing w:before="0" w:after="0" w:line="276" w:lineRule="auto"/>
+              <w:jc w:val="left"/>
+            </w:pPr>
+            <w:r>
+              <w:rPr>
+                <w:rFonts w:ascii="Calibri" w:hAnsi="Calibri"/>
+                <w:color w:val="1A202C"/>
+                <w:sz w:val="19"/>
+              </w:rPr>
+              <w:t>Verify BVA Maximum Tax Rate</w:t>
+            </w:r>
+          </w:p>
+        </w:tc>
+        <w:tc>
+          <w:tcPr>
+            <w:tcW w:type="dxa" w:w="2160"/>
+            <w:shd w:val="clear" w:color="auto" w:fill="FFFFFF"/>
+            <w:tcMar>
+              <w:top w:w="100" w:type="dxa"/>
+              <w:bottom w:w="100" w:type="dxa"/>
+              <w:left w:w="140" w:type="dxa"/>
+              <w:right w:w="140" w:type="dxa"/>
+            </w:tcMar>
+          </w:tcPr>
+          <w:p>
+            <w:pPr>
+              <w:spacing w:before="0" w:after="0" w:line="276" w:lineRule="auto"/>
+              <w:jc w:val="left"/>
+            </w:pPr>
+            <w:r>
+              <w:rPr>
+                <w:rFonts w:ascii="Calibri" w:hAnsi="Calibri"/>
+                <w:color w:val="1A202C"/>
+                <w:sz w:val="19"/>
+              </w:rPr>
+              <w:t>subtotal=1000, taxPct=100%</w:t>
+            </w:r>
+          </w:p>
+        </w:tc>
+        <w:tc>
+          <w:tcPr>
+            <w:tcW w:type="dxa" w:w="2160"/>
+            <w:shd w:val="clear" w:color="auto" w:fill="FFFFFF"/>
+            <w:tcMar>
+              <w:top w:w="100" w:type="dxa"/>
+              <w:bottom w:w="100" w:type="dxa"/>
+              <w:left w:w="140" w:type="dxa"/>
+              <w:right w:w="140" w:type="dxa"/>
+            </w:tcMar>
+          </w:tcPr>
+          <w:p>
+            <w:pPr>
+              <w:spacing w:before="0" w:after="0" w:line="276" w:lineRule="auto"/>
+              <w:jc w:val="left"/>
+            </w:pPr>
+            <w:r>
+              <w:rPr>
+                <w:rFonts w:ascii="Calibri" w:hAnsi="Calibri"/>
+                <w:color w:val="1A202C"/>
+                <w:sz w:val="19"/>
+              </w:rPr>
+              <w:t>tax=1000, grandTotal=2000</w:t>
+            </w:r>
+          </w:p>
+        </w:tc>
+        <w:tc>
+          <w:tcPr>
+            <w:tcW w:type="dxa" w:w="1008"/>
+            <w:shd w:val="clear" w:color="auto" w:fill="FFFFFF"/>
+            <w:tcMar>
+              <w:top w:w="100" w:type="dxa"/>
+              <w:bottom w:w="100" w:type="dxa"/>
+              <w:left w:w="140" w:type="dxa"/>
+              <w:right w:w="140" w:type="dxa"/>
+            </w:tcMar>
+          </w:tcPr>
+          <w:p>
+            <w:pPr>
+              <w:spacing w:before="0" w:after="0" w:line="276" w:lineRule="auto"/>
+              <w:jc w:val="left"/>
+            </w:pPr>
+            <w:r>
+              <w:rPr>
+                <w:rFonts w:ascii="Calibri" w:hAnsi="Calibri"/>
+                <w:color w:val="1A202C"/>
+                <w:sz w:val="19"/>
+              </w:rPr>
+              <w:t>Pass</w:t>
+            </w:r>
+          </w:p>
+        </w:tc>
+      </w:tr>
+      <w:tr>
+        <w:tc>
+          <w:tcPr>
+            <w:tcW w:type="dxa" w:w="1440"/>
+            <w:shd w:val="clear" w:color="auto" w:fill="F7FAFC"/>
+            <w:tcMar>
+              <w:top w:w="100" w:type="dxa"/>
+              <w:bottom w:w="100" w:type="dxa"/>
+              <w:left w:w="140" w:type="dxa"/>
+              <w:right w:w="140" w:type="dxa"/>
+            </w:tcMar>
+          </w:tcPr>
+          <w:p>
+            <w:pPr>
+              <w:spacing w:before="0" w:after="0" w:line="276" w:lineRule="auto"/>
+              <w:jc w:val="left"/>
+            </w:pPr>
+            <w:r>
+              <w:rPr>
+                <w:rFonts w:ascii="Calibri" w:hAnsi="Calibri"/>
+                <w:color w:val="1A202C"/>
+                <w:sz w:val="19"/>
+              </w:rPr>
+              <w:t>TC_WBS_04</w:t>
+            </w:r>
+          </w:p>
+        </w:tc>
+        <w:tc>
+          <w:tcPr>
+            <w:tcW w:type="dxa" w:w="2592"/>
+            <w:shd w:val="clear" w:color="auto" w:fill="F7FAFC"/>
+            <w:tcMar>
+              <w:top w:w="100" w:type="dxa"/>
+              <w:bottom w:w="100" w:type="dxa"/>
+              <w:left w:w="140" w:type="dxa"/>
+              <w:right w:w="140" w:type="dxa"/>
+            </w:tcMar>
+          </w:tcPr>
+          <w:p>
+            <w:pPr>
+              <w:spacing w:before="0" w:after="0" w:line="276" w:lineRule="auto"/>
+              <w:jc w:val="left"/>
+            </w:pPr>
+            <w:r>
+              <w:rPr>
+                <w:rFonts w:ascii="Calibri" w:hAnsi="Calibri"/>
+                <w:color w:val="1A202C"/>
+                <w:sz w:val="19"/>
+              </w:rPr>
+              <w:t>Verify White-Box Path 1 (Flat Disc)</w:t>
+            </w:r>
+          </w:p>
+        </w:tc>
+        <w:tc>
+          <w:tcPr>
+            <w:tcW w:type="dxa" w:w="2160"/>
+            <w:shd w:val="clear" w:color="auto" w:fill="F7FAFC"/>
+            <w:tcMar>
+              <w:top w:w="100" w:type="dxa"/>
+              <w:bottom w:w="100" w:type="dxa"/>
+              <w:left w:w="140" w:type="dxa"/>
+              <w:right w:w="140" w:type="dxa"/>
+            </w:tcMar>
+          </w:tcPr>
+          <w:p>
+            <w:pPr>
+              <w:spacing w:before="0" w:after="0" w:line="276" w:lineRule="auto"/>
+              <w:jc w:val="left"/>
+            </w:pPr>
+            <w:r>
+              <w:rPr>
+                <w:rFonts w:ascii="Calibri" w:hAnsi="Calibri"/>
+                <w:color w:val="1A202C"/>
+                <w:sz w:val="19"/>
+              </w:rPr>
+              <w:t>discountType='flat', isInterState=True</w:t>
+            </w:r>
+          </w:p>
+        </w:tc>
+        <w:tc>
+          <w:tcPr>
+            <w:tcW w:type="dxa" w:w="2160"/>
+            <w:shd w:val="clear" w:color="auto" w:fill="F7FAFC"/>
+            <w:tcMar>
+              <w:top w:w="100" w:type="dxa"/>
+              <w:bottom w:w="100" w:type="dxa"/>
+              <w:left w:w="140" w:type="dxa"/>
+              <w:right w:w="140" w:type="dxa"/>
+            </w:tcMar>
+          </w:tcPr>
+          <w:p>
+            <w:pPr>
+              <w:spacing w:before="0" w:after="0" w:line="276" w:lineRule="auto"/>
+              <w:jc w:val="left"/>
+            </w:pPr>
+            <w:r>
+              <w:rPr>
+                <w:rFonts w:ascii="Calibri" w:hAnsi="Calibri"/>
+                <w:color w:val="1A202C"/>
+                <w:sz w:val="19"/>
+              </w:rPr>
+              <w:t>Executes Path 1; computes IGST accurately</w:t>
+            </w:r>
+          </w:p>
+        </w:tc>
+        <w:tc>
+          <w:tcPr>
+            <w:tcW w:type="dxa" w:w="1008"/>
+            <w:shd w:val="clear" w:color="auto" w:fill="F7FAFC"/>
+            <w:tcMar>
+              <w:top w:w="100" w:type="dxa"/>
+              <w:bottom w:w="100" w:type="dxa"/>
+              <w:left w:w="140" w:type="dxa"/>
+              <w:right w:w="140" w:type="dxa"/>
+            </w:tcMar>
+          </w:tcPr>
+          <w:p>
+            <w:pPr>
+              <w:spacing w:before="0" w:after="0" w:line="276" w:lineRule="auto"/>
+              <w:jc w:val="left"/>
+            </w:pPr>
+            <w:r>
+              <w:rPr>
+                <w:rFonts w:ascii="Calibri" w:hAnsi="Calibri"/>
+                <w:color w:val="1A202C"/>
+                <w:sz w:val="19"/>
+              </w:rPr>
+              <w:t>Pass</w:t>
+            </w:r>
+          </w:p>
+        </w:tc>
+      </w:tr>
+      <w:tr>
+        <w:tc>
+          <w:tcPr>
+            <w:tcW w:type="dxa" w:w="1440"/>
+            <w:shd w:val="clear" w:color="auto" w:fill="FFFFFF"/>
+            <w:tcMar>
+              <w:top w:w="100" w:type="dxa"/>
+              <w:bottom w:w="100" w:type="dxa"/>
+              <w:left w:w="140" w:type="dxa"/>
+              <w:right w:w="140" w:type="dxa"/>
+            </w:tcMar>
+          </w:tcPr>
+          <w:p>
+            <w:pPr>
+              <w:spacing w:before="0" w:after="0" w:line="276" w:lineRule="auto"/>
+              <w:jc w:val="left"/>
+            </w:pPr>
+            <w:r>
+              <w:rPr>
+                <w:rFonts w:ascii="Calibri" w:hAnsi="Calibri"/>
+                <w:color w:val="1A202C"/>
+                <w:sz w:val="19"/>
+              </w:rPr>
+              <w:t>TC_WBS_05</w:t>
+            </w:r>
+          </w:p>
+        </w:tc>
+        <w:tc>
+          <w:tcPr>
+            <w:tcW w:type="dxa" w:w="2592"/>
+            <w:shd w:val="clear" w:color="auto" w:fill="FFFFFF"/>
+            <w:tcMar>
+              <w:top w:w="100" w:type="dxa"/>
+              <w:bottom w:w="100" w:type="dxa"/>
+              <w:left w:w="140" w:type="dxa"/>
+              <w:right w:w="140" w:type="dxa"/>
+            </w:tcMar>
+          </w:tcPr>
+          <w:p>
+            <w:pPr>
+              <w:spacing w:before="0" w:after="0" w:line="276" w:lineRule="auto"/>
+              <w:jc w:val="left"/>
+            </w:pPr>
+            <w:r>
+              <w:rPr>
+                <w:rFonts w:ascii="Calibri" w:hAnsi="Calibri"/>
+                <w:color w:val="1A202C"/>
+                <w:sz w:val="19"/>
+              </w:rPr>
+              <w:t>Verify White-Box Path 2 (Auto Round)</w:t>
+            </w:r>
+          </w:p>
+        </w:tc>
+        <w:tc>
+          <w:tcPr>
+            <w:tcW w:type="dxa" w:w="2160"/>
+            <w:shd w:val="clear" w:color="auto" w:fill="FFFFFF"/>
+            <w:tcMar>
+              <w:top w:w="100" w:type="dxa"/>
+              <w:bottom w:w="100" w:type="dxa"/>
+              <w:left w:w="140" w:type="dxa"/>
+              <w:right w:w="140" w:type="dxa"/>
+            </w:tcMar>
+          </w:tcPr>
+          <w:p>
+            <w:pPr>
+              <w:spacing w:before="0" w:after="0" w:line="276" w:lineRule="auto"/>
+              <w:jc w:val="left"/>
+            </w:pPr>
+            <w:r>
+              <w:rPr>
+                <w:rFonts w:ascii="Calibri" w:hAnsi="Calibri"/>
+                <w:color w:val="1A202C"/>
+                <w:sz w:val="19"/>
+              </w:rPr>
+              <w:t>isRoundOff=True, preTotal=1045.60</w:t>
+            </w:r>
+          </w:p>
+        </w:tc>
+        <w:tc>
+          <w:tcPr>
+            <w:tcW w:type="dxa" w:w="2160"/>
+            <w:shd w:val="clear" w:color="auto" w:fill="FFFFFF"/>
+            <w:tcMar>
+              <w:top w:w="100" w:type="dxa"/>
+              <w:bottom w:w="100" w:type="dxa"/>
+              <w:left w:w="140" w:type="dxa"/>
+              <w:right w:w="140" w:type="dxa"/>
+            </w:tcMar>
+          </w:tcPr>
+          <w:p>
+            <w:pPr>
+              <w:spacing w:before="0" w:after="0" w:line="276" w:lineRule="auto"/>
+              <w:jc w:val="left"/>
+            </w:pPr>
+            <w:r>
+              <w:rPr>
+                <w:rFonts w:ascii="Calibri" w:hAnsi="Calibri"/>
+                <w:color w:val="1A202C"/>
+                <w:sz w:val="19"/>
+              </w:rPr>
+              <w:t>grandTotal=1046, roundOff=+0.40</w:t>
+            </w:r>
+          </w:p>
+        </w:tc>
+        <w:tc>
+          <w:tcPr>
+            <w:tcW w:type="dxa" w:w="1008"/>
+            <w:shd w:val="clear" w:color="auto" w:fill="FFFFFF"/>
+            <w:tcMar>
+              <w:top w:w="100" w:type="dxa"/>
+              <w:bottom w:w="100" w:type="dxa"/>
+              <w:left w:w="140" w:type="dxa"/>
+              <w:right w:w="140" w:type="dxa"/>
+            </w:tcMar>
+          </w:tcPr>
+          <w:p>
+            <w:pPr>
+              <w:spacing w:before="0" w:after="0" w:line="276" w:lineRule="auto"/>
+              <w:jc w:val="left"/>
+            </w:pPr>
+            <w:r>
+              <w:rPr>
+                <w:rFonts w:ascii="Calibri" w:hAnsi="Calibri"/>
+                <w:color w:val="1A202C"/>
+                <w:sz w:val="19"/>
+              </w:rPr>
+              <w:t>Pass</w:t>
+            </w:r>
+          </w:p>
+        </w:tc>
+      </w:tr>
+    </w:tbl>
+    <w:p/>
+    <w:p>
+      <w:pPr>
+        <w:pStyle w:val="Heading2"/>
+        <w:spacing w:before="200" w:after="60"/>
+      </w:pPr>
+      <w:r>
+        <w:rPr>
+          <w:rFonts w:ascii="Calibri" w:hAnsi="Calibri"/>
+          <w:b/>
+          <w:color w:val="2C3E50"/>
+          <w:sz w:val="25"/>
+        </w:rPr>
+        <w:t>Review &amp; Viva-Voce Questions with Solutions</w:t>
       </w:r>
     </w:p>
     <w:p>
+      <w:pPr>
+        <w:spacing w:before="0" w:after="90" w:line="276" w:lineRule="auto"/>
+      </w:pPr>
       <w:r>
-        <w:t>Experiment 9 established a disciplined engineering roadmap via WBS and Gantt scheduling, and verified the core financial calculation modules using both black-box techniques and white-box basis path testing.</w:t>
+        <w:rPr>
+          <w:rFonts w:ascii="Calibri" w:hAnsi="Calibri"/>
+          <w:color w:val="1A202C"/>
+          <w:sz w:val="21"/>
+        </w:rPr>
+        <w:t>The following technical review questions assess core understanding of software engineering principles, web runtime behavior, and architecture applied in this experiment:</w:t>
+      </w:r>
+    </w:p>
+    <w:p>
+      <w:pPr>
+        <w:spacing w:before="120" w:after="40" w:line="276" w:lineRule="auto"/>
+      </w:pPr>
+      <w:r>
+        <w:rPr>
+          <w:rFonts w:ascii="Calibri" w:hAnsi="Calibri"/>
+          <w:b/>
+          <w:color w:val="1B4D4B"/>
+          <w:sz w:val="21"/>
+        </w:rPr>
+        <w:t>Q1. Explain the '100% Rule' in Work Breakdown Structure (WBS) design.</w:t>
+      </w:r>
+    </w:p>
+    <w:p>
+      <w:pPr>
+        <w:spacing w:before="0" w:after="120" w:line="276" w:lineRule="auto"/>
+      </w:pPr>
+      <w:r>
+        <w:rPr>
+          <w:rFonts w:ascii="Calibri" w:hAnsi="Calibri"/>
+          <w:b/>
+          <w:color w:val="2C3E50"/>
+          <w:sz w:val="20"/>
+        </w:rPr>
+        <w:t xml:space="preserve">Answer: </w:t>
+      </w:r>
+      <w:r>
+        <w:rPr>
+          <w:rFonts w:ascii="Calibri" w:hAnsi="Calibri"/>
+          <w:color w:val="1A202C"/>
+          <w:sz w:val="20"/>
+        </w:rPr>
+        <w:t>The 100% rule states that a WBS must capture 100% of the project scope defined in the project plan, including internal and project management deliverables. Sub-tasks under any work package must aggregate strictly to 100% of the parent package with zero omissions or additions.</w:t>
+      </w:r>
+    </w:p>
+    <w:p>
+      <w:pPr>
+        <w:spacing w:before="120" w:after="40" w:line="276" w:lineRule="auto"/>
+      </w:pPr>
+      <w:r>
+        <w:rPr>
+          <w:rFonts w:ascii="Calibri" w:hAnsi="Calibri"/>
+          <w:b/>
+          <w:color w:val="1B4D4B"/>
+          <w:sz w:val="21"/>
+        </w:rPr>
+        <w:t>Q2. What is the Critical Path in a project network diagram?</w:t>
+      </w:r>
+    </w:p>
+    <w:p>
+      <w:pPr>
+        <w:spacing w:before="0" w:after="120" w:line="276" w:lineRule="auto"/>
+      </w:pPr>
+      <w:r>
+        <w:rPr>
+          <w:rFonts w:ascii="Calibri" w:hAnsi="Calibri"/>
+          <w:b/>
+          <w:color w:val="2C3E50"/>
+          <w:sz w:val="20"/>
+        </w:rPr>
+        <w:t xml:space="preserve">Answer: </w:t>
+      </w:r>
+      <w:r>
+        <w:rPr>
+          <w:rFonts w:ascii="Calibri" w:hAnsi="Calibri"/>
+          <w:color w:val="1A202C"/>
+          <w:sz w:val="20"/>
+        </w:rPr>
+        <w:t>The Critical Path is the longest continuous sequence of dependent tasks from project start to finish. Tasks on the critical path have zero float (slack time); any delay in a critical path task directly delays the overall project completion date.</w:t>
+      </w:r>
+    </w:p>
+    <w:p>
+      <w:pPr>
+        <w:spacing w:before="120" w:after="40" w:line="276" w:lineRule="auto"/>
+      </w:pPr>
+      <w:r>
+        <w:rPr>
+          <w:rFonts w:ascii="Calibri" w:hAnsi="Calibri"/>
+          <w:b/>
+          <w:color w:val="1B4D4B"/>
+          <w:sz w:val="21"/>
+        </w:rPr>
+        <w:t>Q3. Why is Boundary Value Analysis (BVA) used alongside Equivalence Partitioning (EP)?</w:t>
+      </w:r>
+    </w:p>
+    <w:p>
+      <w:pPr>
+        <w:spacing w:before="0" w:after="120" w:line="276" w:lineRule="auto"/>
+      </w:pPr>
+      <w:r>
+        <w:rPr>
+          <w:rFonts w:ascii="Calibri" w:hAnsi="Calibri"/>
+          <w:b/>
+          <w:color w:val="2C3E50"/>
+          <w:sz w:val="20"/>
+        </w:rPr>
+        <w:t xml:space="preserve">Answer: </w:t>
+      </w:r>
+      <w:r>
+        <w:rPr>
+          <w:rFonts w:ascii="Calibri" w:hAnsi="Calibri"/>
+          <w:color w:val="1A202C"/>
+          <w:sz w:val="20"/>
+        </w:rPr>
+        <w:t>Empirical studies reveal that software faults cluster disproportionately at boundary edges (min, min+1, nominal, max-1, max) rather than inside valid partitions. BVA targets edge cases where developers commonly make off-by-one comparison errors (e.g., using &lt; instead of &lt;=).</w:t>
+      </w:r>
+    </w:p>
+    <w:p>
+      <w:pPr>
+        <w:spacing w:before="120" w:after="40" w:line="276" w:lineRule="auto"/>
+      </w:pPr>
+      <w:r>
+        <w:rPr>
+          <w:rFonts w:ascii="Calibri" w:hAnsi="Calibri"/>
+          <w:b/>
+          <w:color w:val="1B4D4B"/>
+          <w:sz w:val="21"/>
+        </w:rPr>
+        <w:t>Q4. What does Cyclomatic Complexity measure in software engineering?</w:t>
+      </w:r>
+    </w:p>
+    <w:p>
+      <w:pPr>
+        <w:spacing w:before="0" w:after="120" w:line="276" w:lineRule="auto"/>
+      </w:pPr>
+      <w:r>
+        <w:rPr>
+          <w:rFonts w:ascii="Calibri" w:hAnsi="Calibri"/>
+          <w:b/>
+          <w:color w:val="2C3E50"/>
+          <w:sz w:val="20"/>
+        </w:rPr>
+        <w:t xml:space="preserve">Answer: </w:t>
+      </w:r>
+      <w:r>
+        <w:rPr>
+          <w:rFonts w:ascii="Calibri" w:hAnsi="Calibri"/>
+          <w:color w:val="1A202C"/>
+          <w:sz w:val="20"/>
+        </w:rPr>
+        <w:t>Developed by Thomas McCabe, Cyclomatic Complexity measures the quantitative complexity of a program's control flow graph. It defines the minimum number of linearly independent execution paths required to achieve 100% statement and branch test coverage.</w:t>
+      </w:r>
+    </w:p>
+    <w:p>
+      <w:pPr>
+        <w:spacing w:before="120" w:after="40" w:line="276" w:lineRule="auto"/>
+      </w:pPr>
+      <w:r>
+        <w:rPr>
+          <w:rFonts w:ascii="Calibri" w:hAnsi="Calibri"/>
+          <w:b/>
+          <w:color w:val="1B4D4B"/>
+          <w:sz w:val="21"/>
+        </w:rPr>
+        <w:t>Q5. What is the difference between Verification and Validation?</w:t>
+      </w:r>
+    </w:p>
+    <w:p>
+      <w:pPr>
+        <w:spacing w:before="0" w:after="120" w:line="276" w:lineRule="auto"/>
+      </w:pPr>
+      <w:r>
+        <w:rPr>
+          <w:rFonts w:ascii="Calibri" w:hAnsi="Calibri"/>
+          <w:b/>
+          <w:color w:val="2C3E50"/>
+          <w:sz w:val="20"/>
+        </w:rPr>
+        <w:t xml:space="preserve">Answer: </w:t>
+      </w:r>
+      <w:r>
+        <w:rPr>
+          <w:rFonts w:ascii="Calibri" w:hAnsi="Calibri"/>
+          <w:color w:val="1A202C"/>
+          <w:sz w:val="20"/>
+        </w:rPr>
+        <w:t>Verification asks: 'Are we building the product RIGHT?' (ensuring the software adheres to specifications and standards through code reviews and unit testing). Validation asks: 'Are we building the RIGHT product?' (ensuring the software satisfies actual user needs).</w:t>
+      </w:r>
+    </w:p>
+    <w:p>
+      <w:pPr>
+        <w:pStyle w:val="Heading2"/>
+        <w:spacing w:before="200" w:after="60"/>
+      </w:pPr>
+      <w:r>
+        <w:rPr>
+          <w:rFonts w:ascii="Calibri" w:hAnsi="Calibri"/>
+          <w:b/>
+          <w:color w:val="2C3E50"/>
+          <w:sz w:val="25"/>
+        </w:rPr>
+        <w:t>Conclusion &amp; Learning Outcomes</w:t>
+      </w:r>
+    </w:p>
+    <w:p>
+      <w:pPr>
+        <w:spacing w:before="0" w:after="90" w:line="276" w:lineRule="auto"/>
+      </w:pPr>
+      <w:r>
+        <w:rPr>
+          <w:rFonts w:ascii="Calibri" w:hAnsi="Calibri"/>
+          <w:color w:val="1A202C"/>
+          <w:sz w:val="21"/>
+        </w:rPr>
+        <w:t>Experiment 9 developed a detailed WBS and 16-week project schedule, alongside comprehensive Black-Box (EP, BVA) and White-Box (Basis Path) test suites. Calculating a Cyclomatic Complexity of V(G)=7 provides an exact mathematical guarantee of test coverage across financial calculation paths.</w:t>
       </w:r>
     </w:p>
     <w:sectPr>
+      <w:headerReference w:type="default" r:id="rId9"/>
+      <w:footerReference w:type="default" r:id="rId10"/>
       <w:pgSz w:w="12240" w:h="15840"/>
-      <w:pgMar w:top="1440" w:right="1800" w:bottom="1440" w:left="1800" w:header="720" w:footer="720" w:gutter="0"/>
+      <w:pgMar w:top="1440" w:right="1440" w:bottom="1440" w:left="1440" w:header="720" w:footer="720" w:gutter="0"/>
       <w:cols w:space="720"/>
       <w:docGrid w:linePitch="360"/>
     </w:sectPr>
   </w:body>
 </w:document>
+</file>
+
+<file path=word/footer1.xml><?xml version="1.0" encoding="utf-8"?>
+<w:ftr xmlns:m="http://schemas.openxmlformats.org/officeDocument/2006/math" xmlns:mc="http://schemas.openxmlformats.org/markup-compatibility/2006" xmlns:mo="http://schemas.microsoft.com/office/mac/office/2008/main" xmlns:mv="urn:schemas-microsoft-com:mac:vml" xmlns:o="urn:schemas-microsoft-com:office:office" xmlns:r="http://schemas.openxmlformats.org/officeDocument/2006/relationships" xmlns:v="urn:schemas-microsoft-com:vml" xmlns:w10="urn:schemas-microsoft-com:office:word" xmlns:w14="http://schemas.microsoft.com/office/word/2010/wordml" xmlns:w="http://schemas.openxmlformats.org/wordprocessingml/2006/main" xmlns:wne="http://schemas.microsoft.com/office/word/2006/wordml" xmlns:wp14="http://schemas.microsoft.com/office/word/2010/wordprocessingDrawing" xmlns:wp="http://schemas.openxmlformats.org/drawingml/2006/wordprocessingDrawing" xmlns:wpc="http://schemas.microsoft.com/office/word/2010/wordprocessingCanvas" xmlns:wpg="http://schemas.microsoft.com/office/word/2010/wordprocessingGroup" xmlns:wpi="http://schemas.microsoft.com/office/word/2010/wordprocessingInk" xmlns:wps="http://schemas.microsoft.com/office/word/2010/wordprocessingShape" mc:Ignorable="w14 wp14">
+  <w:p>
+    <w:pPr>
+      <w:pStyle w:val="Footer"/>
+      <w:jc w:val="both"/>
+    </w:pPr>
+    <w:r>
+      <w:rPr>
+        <w:rFonts w:ascii="Calibri" w:hAnsi="Calibri"/>
+        <w:color w:val="718096"/>
+        <w:sz w:val="17"/>
+      </w:rPr>
+      <w:t>Project Case Study: Ledgerly PWA</w:t>
+      <w:tab/>
+      <w:tab/>
+      <w:t>Academic Year 2026-27</w:t>
+    </w:r>
+  </w:p>
+</w:ftr>
+</file>
+
+<file path=word/header1.xml><?xml version="1.0" encoding="utf-8"?>
+<w:hdr xmlns:m="http://schemas.openxmlformats.org/officeDocument/2006/math" xmlns:mc="http://schemas.openxmlformats.org/markup-compatibility/2006" xmlns:mo="http://schemas.microsoft.com/office/mac/office/2008/main" xmlns:mv="urn:schemas-microsoft-com:mac:vml" xmlns:o="urn:schemas-microsoft-com:office:office" xmlns:r="http://schemas.openxmlformats.org/officeDocument/2006/relationships" xmlns:v="urn:schemas-microsoft-com:vml" xmlns:w10="urn:schemas-microsoft-com:office:word" xmlns:w14="http://schemas.microsoft.com/office/word/2010/wordml" xmlns:w="http://schemas.openxmlformats.org/wordprocessingml/2006/main" xmlns:wne="http://schemas.microsoft.com/office/word/2006/wordml" xmlns:wp14="http://schemas.microsoft.com/office/word/2010/wordprocessingDrawing" xmlns:wp="http://schemas.openxmlformats.org/drawingml/2006/wordprocessingDrawing" xmlns:wpc="http://schemas.microsoft.com/office/word/2010/wordprocessingCanvas" xmlns:wpg="http://schemas.microsoft.com/office/word/2010/wordprocessingGroup" xmlns:wpi="http://schemas.microsoft.com/office/word/2010/wordprocessingInk" xmlns:wps="http://schemas.microsoft.com/office/word/2010/wordprocessingShape" mc:Ignorable="w14 wp14">
+  <w:p>
+    <w:pPr>
+      <w:pStyle w:val="Header"/>
+      <w:jc w:val="right"/>
+    </w:pPr>
+    <w:r>
+      <w:rPr>
+        <w:rFonts w:ascii="Calibri" w:hAnsi="Calibri"/>
+        <w:color w:val="718096"/>
+        <w:sz w:val="17"/>
+      </w:rPr>
+      <w:t>Department of Computer Engineering  |  WDL Lab (CMPN Div C)</w:t>
+    </w:r>
+  </w:p>
+</w:hdr>
 </file>
 
 <file path=word/numbering.xml><?xml version="1.0" encoding="utf-8"?>
